--- a/МатМодиИИ/rpd__doc_docx/Б1.О.01.02_Экономика.docx
+++ b/МатМодиИИ/rpd__doc_docx/Б1.О.01.02_Экономика.docx
@@ -847,6 +847,62 @@
     </w:p>
     <w:p>
       <w:pPr>
+        <w:pageBreakBefore/>
+        <w:spacing w:after="160"/>
+      </w:pPr>
+      <w:r>
+        <w:rPr>
+          <w:rFonts w:ascii="Times New Roman" w:hAnsi="Times New Roman"/>
+          <w:b w:val="0"/>
+          <w:sz w:val="28"/>
+        </w:rPr>
+        <w:t>Разработана в соответствии с ФГОС ВО по специальности 01.05.01 «Фундаментальные математика и механика», утверждённым приказом Минобрнауки России от 10 января 2018 г. № 16.</w:t>
+      </w:r>
+    </w:p>
+    <w:p>
+      <w:pPr>
+        <w:spacing w:after="160"/>
+      </w:pPr>
+      <w:r>
+        <w:rPr>
+          <w:rFonts w:ascii="Times New Roman" w:hAnsi="Times New Roman"/>
+          <w:b w:val="0"/>
+          <w:sz w:val="28"/>
+        </w:rPr>
+        <w:t>Учебный план по специальности 01.05.01 «Фундаментальные математика и механика», специализация «Математическое моделирование и искусственный интеллект», одобрен учёным советом РГУ имени С.А. Есенина «___» __________ 20___ г.</w:t>
+      </w:r>
+    </w:p>
+    <w:p>
+      <w:pPr>
+        <w:spacing w:after="160"/>
+      </w:pPr>
+      <w:r>
+        <w:rPr>
+          <w:rFonts w:ascii="Times New Roman" w:hAnsi="Times New Roman"/>
+          <w:b w:val="0"/>
+          <w:sz w:val="28"/>
+        </w:rPr>
+        <w:t>Рабочая программа дисциплины (модуля) утверждена на заседании кафедры теоретической экономики «___» __________ 20___ г., протокол № ____.</w:t>
+      </w:r>
+    </w:p>
+    <w:p>
+      <w:pPr>
+        <w:spacing w:after="160"/>
+      </w:pPr>
+      <w:r>
+        <w:rPr>
+          <w:rFonts w:ascii="Times New Roman" w:hAnsi="Times New Roman"/>
+          <w:b w:val="0"/>
+          <w:sz w:val="28"/>
+        </w:rPr>
+        <w:t>Разработчик — __________________________________________________________</w:t>
+        <w:br/>
+        <w:t>(учёная степень, учёное звание, должность, Ф.И.О.)</w:t>
+      </w:r>
+    </w:p>
+    <w:p>
+      <w:pPr>
+        <w:pageBreakBefore/>
         <w:tabs>
           <w:tab w:val="left" w:pos="720"/>
         </w:tabs>
@@ -860,7 +916,6 @@
         <w:rPr>
           <w:b w:val="0"/>
         </w:rPr>
-        <w:br w:type="page"/>
       </w:r>
       <w:r>
         <w:rPr>
@@ -1396,33 +1451,18 @@
     <w:p>
       <w:pPr>
         <w:suppressAutoHyphens w:val="0"/>
-      </w:pPr>
-    </w:p>
-    <w:p>
-      <w:pPr>
-        <w:tabs>
-          <w:tab w:val="left" w:pos="0"/>
-        </w:tabs>
-        <w:suppressAutoHyphens w:val="0"/>
-        <w:spacing w:line="360" w:lineRule="auto"/>
-        <w:ind w:firstLine="720"/>
-        <w:rPr>
-          <w:b w:val="0"/>
-          <w:i/>
-          <w:szCs w:val="28"/>
-        </w:rPr>
-      </w:pPr>
-    </w:p>
-    <w:p>
-      <w:pPr>
-        <w:suppressAutoHyphens w:val="0"/>
         <w:sectPr>
           <w:footerReference w:type="default" r:id="rId7"/>
           <w:pgSz w:w="11906" w:h="16838"/>
-          <w:pgMar w:top="1134" w:right="851" w:bottom="719" w:left="1701" w:header="720" w:footer="709" w:gutter="0"/>
+          <w:pgMar w:top="1134" w:right="851" w:bottom="1134" w:left="1701" w:header="709" w:footer="709" w:gutter="0"/>
           <w:cols w:space="720"/>
           <w:docGrid w:linePitch="360"/>
         </w:sectPr>
+        <w:spacing w:before="0" w:after="0" w:line="20" w:lineRule="exact"/>
+        <w:rPr>
+          <w:sz w:val="2"/>
+          <w:szCs w:val="2"/>
+        </w:rPr>
       </w:pPr>
     </w:p>
     <w:p>
@@ -1557,7 +1597,8 @@
             </w:pPr>
             <w:r>
               <w:rPr>
-                <w:sz w:val="22"/>
+                <w:rFonts w:ascii="Times New Roman" w:hAnsi="Times New Roman"/>
+                <w:sz w:val="24"/>
                 <w:szCs w:val="22"/>
               </w:rPr>
               <w:t>№ п/п</w:t>
@@ -1586,7 +1627,8 @@
             </w:pPr>
             <w:r>
               <w:rPr>
-                <w:sz w:val="22"/>
+                <w:rFonts w:ascii="Times New Roman" w:hAnsi="Times New Roman"/>
+                <w:sz w:val="24"/>
                 <w:szCs w:val="22"/>
                 <w:lang w:val="ru-RU"/>
               </w:rPr>
@@ -1594,7 +1636,8 @@
             </w:r>
             <w:r>
               <w:rPr>
-                <w:sz w:val="22"/>
+                <w:rFonts w:ascii="Times New Roman" w:hAnsi="Times New Roman"/>
+                <w:sz w:val="24"/>
                 <w:szCs w:val="22"/>
                 <w:lang w:val="ru-RU"/>
               </w:rPr>
@@ -1624,20 +1667,42 @@
             </w:pPr>
             <w:r>
               <w:rPr>
+                <w:rFonts w:ascii="Times New Roman" w:hAnsi="Times New Roman"/>
+                <w:sz w:val="24"/>
+                <w:szCs w:val="22"/>
+                <w:lang w:val="ru-RU"/>
+              </w:rPr>
+              <w:t>Код и наименование индикатора достижения компетенции</w:t>
+            </w:r>
+          </w:p>
+        </w:tc>
+        <w:tc>
+          <w:tcPr>
+            <w:tcW w:w="8820" w:type="dxa"/>
+            <w:gridSpan w:val="3"/>
+            <w:vAlign w:val="center"/>
+          </w:tcPr>
+          <w:p>
+            <w:pPr>
+              <w:pStyle w:val="TableParagraph"/>
+              <w:ind w:left="102"/>
+              <w:jc w:val="center"/>
+              <w:rPr>
                 <w:sz w:val="22"/>
                 <w:szCs w:val="22"/>
                 <w:lang w:val="ru-RU"/>
               </w:rPr>
-              <w:t>Код и наименование индикатора достижения компетенции</w:t>
-            </w:r>
-          </w:p>
-        </w:tc>
-        <w:tc>
-          <w:tcPr>
-            <w:tcW w:w="8820" w:type="dxa"/>
-            <w:gridSpan w:val="3"/>
-            <w:vAlign w:val="center"/>
-          </w:tcPr>
+            </w:pPr>
+            <w:r>
+              <w:rPr>
+                <w:rFonts w:ascii="Times New Roman" w:hAnsi="Times New Roman"/>
+                <w:sz w:val="24"/>
+                <w:szCs w:val="22"/>
+                <w:lang w:val="ru-RU"/>
+              </w:rPr>
+              <w:t>Перечень планируемых результатов обучения по дисциплине</w:t>
+            </w:r>
+          </w:p>
           <w:p>
             <w:pPr>
               <w:pStyle w:val="TableParagraph"/>
@@ -1651,27 +1716,8 @@
             </w:pPr>
             <w:r>
               <w:rPr>
-                <w:sz w:val="22"/>
-                <w:szCs w:val="22"/>
-                <w:lang w:val="ru-RU"/>
-              </w:rPr>
-              <w:t>Перечень планируемых результатов обучения по дисциплине</w:t>
-            </w:r>
-          </w:p>
-          <w:p>
-            <w:pPr>
-              <w:pStyle w:val="TableParagraph"/>
-              <w:ind w:left="102"/>
-              <w:jc w:val="center"/>
-              <w:rPr>
-                <w:sz w:val="22"/>
-                <w:szCs w:val="22"/>
-                <w:lang w:val="ru-RU"/>
-              </w:rPr>
-            </w:pPr>
-            <w:r>
-              <w:rPr>
-                <w:sz w:val="22"/>
+                <w:rFonts w:ascii="Times New Roman" w:hAnsi="Times New Roman"/>
+                <w:sz w:val="24"/>
                 <w:szCs w:val="22"/>
                 <w:lang w:val="ru-RU"/>
               </w:rPr>
@@ -1765,23 +1811,51 @@
             </w:pPr>
             <w:r>
               <w:rPr>
+                <w:rFonts w:ascii="Times New Roman" w:hAnsi="Times New Roman"/>
+                <w:sz w:val="24"/>
+                <w:szCs w:val="22"/>
+                <w:lang w:val="ru-RU"/>
+              </w:rPr>
+              <w:t>Знать</w:t>
+            </w:r>
+          </w:p>
+        </w:tc>
+        <w:tc>
+          <w:tcPr>
+            <w:tcW w:w="3119" w:type="dxa"/>
+            <w:vAlign w:val="center"/>
+          </w:tcPr>
+          <w:p>
+            <w:pPr>
+              <w:pStyle w:val="TableParagraph"/>
+              <w:ind w:left="142" w:right="769"/>
+              <w:jc w:val="center"/>
+              <w:rPr>
                 <w:sz w:val="22"/>
                 <w:szCs w:val="22"/>
                 <w:lang w:val="ru-RU"/>
               </w:rPr>
-              <w:t>Знать</w:t>
-            </w:r>
-          </w:p>
-        </w:tc>
-        <w:tc>
-          <w:tcPr>
-            <w:tcW w:w="3119" w:type="dxa"/>
+            </w:pPr>
+            <w:r>
+              <w:rPr>
+                <w:rFonts w:ascii="Times New Roman" w:hAnsi="Times New Roman"/>
+                <w:sz w:val="24"/>
+                <w:szCs w:val="22"/>
+                <w:lang w:val="ru-RU"/>
+              </w:rPr>
+              <w:t>Уметь</w:t>
+            </w:r>
+          </w:p>
+        </w:tc>
+        <w:tc>
+          <w:tcPr>
+            <w:tcW w:w="2693" w:type="dxa"/>
             <w:vAlign w:val="center"/>
           </w:tcPr>
           <w:p>
             <w:pPr>
               <w:pStyle w:val="TableParagraph"/>
-              <w:ind w:left="142" w:right="769"/>
+              <w:ind w:left="142" w:right="353"/>
               <w:jc w:val="center"/>
               <w:rPr>
                 <w:sz w:val="22"/>
@@ -1791,187 +1865,12 @@
             </w:pPr>
             <w:r>
               <w:rPr>
-                <w:sz w:val="22"/>
+                <w:rFonts w:ascii="Times New Roman" w:hAnsi="Times New Roman"/>
+                <w:sz w:val="24"/>
                 <w:szCs w:val="22"/>
                 <w:lang w:val="ru-RU"/>
               </w:rPr>
-              <w:t>Уметь</w:t>
-            </w:r>
-          </w:p>
-        </w:tc>
-        <w:tc>
-          <w:tcPr>
-            <w:tcW w:w="2693" w:type="dxa"/>
-            <w:vAlign w:val="center"/>
-          </w:tcPr>
-          <w:p>
-            <w:pPr>
-              <w:pStyle w:val="TableParagraph"/>
-              <w:ind w:left="142" w:right="353"/>
-              <w:jc w:val="center"/>
-              <w:rPr>
-                <w:sz w:val="22"/>
-                <w:szCs w:val="22"/>
-                <w:lang w:val="ru-RU"/>
-              </w:rPr>
-            </w:pPr>
-            <w:r>
-              <w:rPr>
-                <w:sz w:val="22"/>
-                <w:szCs w:val="22"/>
-                <w:lang w:val="ru-RU"/>
-              </w:rPr>
               <w:t>Владеть</w:t>
-            </w:r>
-          </w:p>
-        </w:tc>
-      </w:tr>
-      <w:tr>
-        <w:trPr>
-          <w:trHeight w:val="73"/>
-          <w:tblHeader/>
-        </w:trPr>
-        <w:tc>
-          <w:tcPr>
-            <w:tcW w:w="568" w:type="dxa"/>
-          </w:tcPr>
-          <w:p>
-            <w:pPr>
-              <w:pStyle w:val="TableParagraph"/>
-              <w:ind w:left="9"/>
-              <w:jc w:val="center"/>
-              <w:rPr>
-                <w:sz w:val="22"/>
-                <w:szCs w:val="22"/>
-              </w:rPr>
-            </w:pPr>
-            <w:r>
-              <w:rPr>
-                <w:sz w:val="22"/>
-                <w:szCs w:val="22"/>
-              </w:rPr>
-              <w:t>1</w:t>
-            </w:r>
-          </w:p>
-        </w:tc>
-        <w:tc>
-          <w:tcPr>
-            <w:tcW w:w="2257" w:type="dxa"/>
-            <w:tcBorders>
-              <w:right w:val="single" w:sz="4" w:space="0" w:color="auto"/>
-            </w:tcBorders>
-          </w:tcPr>
-          <w:p>
-            <w:pPr>
-              <w:pStyle w:val="TableParagraph"/>
-              <w:ind w:left="3"/>
-              <w:jc w:val="center"/>
-              <w:rPr>
-                <w:sz w:val="22"/>
-                <w:szCs w:val="22"/>
-                <w:lang w:val="ru-RU"/>
-              </w:rPr>
-            </w:pPr>
-            <w:r>
-              <w:rPr>
-                <w:sz w:val="22"/>
-                <w:szCs w:val="22"/>
-              </w:rPr>
-              <w:t>2</w:t>
-            </w:r>
-          </w:p>
-        </w:tc>
-        <w:tc>
-          <w:tcPr>
-            <w:tcW w:w="3115" w:type="dxa"/>
-            <w:tcBorders>
-              <w:left w:val="single" w:sz="4" w:space="0" w:color="auto"/>
-            </w:tcBorders>
-          </w:tcPr>
-          <w:p>
-            <w:pPr>
-              <w:pStyle w:val="TableParagraph"/>
-              <w:jc w:val="center"/>
-              <w:rPr>
-                <w:sz w:val="22"/>
-                <w:szCs w:val="22"/>
-                <w:lang w:val="ru-RU"/>
-              </w:rPr>
-            </w:pPr>
-            <w:r>
-              <w:rPr>
-                <w:sz w:val="22"/>
-                <w:szCs w:val="22"/>
-                <w:lang w:val="ru-RU"/>
-              </w:rPr>
-              <w:t>3</w:t>
-            </w:r>
-          </w:p>
-        </w:tc>
-        <w:tc>
-          <w:tcPr>
-            <w:tcW w:w="3008" w:type="dxa"/>
-          </w:tcPr>
-          <w:p>
-            <w:pPr>
-              <w:pStyle w:val="TableParagraph"/>
-              <w:jc w:val="center"/>
-              <w:rPr>
-                <w:sz w:val="22"/>
-                <w:szCs w:val="22"/>
-              </w:rPr>
-            </w:pPr>
-            <w:r>
-              <w:rPr>
-                <w:sz w:val="22"/>
-                <w:szCs w:val="22"/>
-              </w:rPr>
-              <w:t>4</w:t>
-            </w:r>
-          </w:p>
-        </w:tc>
-        <w:tc>
-          <w:tcPr>
-            <w:tcW w:w="3119" w:type="dxa"/>
-          </w:tcPr>
-          <w:p>
-            <w:pPr>
-              <w:pStyle w:val="TableParagraph"/>
-              <w:ind w:left="7"/>
-              <w:jc w:val="center"/>
-              <w:rPr>
-                <w:sz w:val="22"/>
-                <w:szCs w:val="22"/>
-              </w:rPr>
-            </w:pPr>
-            <w:r>
-              <w:rPr>
-                <w:sz w:val="22"/>
-                <w:szCs w:val="22"/>
-              </w:rPr>
-              <w:t>5</w:t>
-            </w:r>
-          </w:p>
-        </w:tc>
-        <w:tc>
-          <w:tcPr>
-            <w:tcW w:w="2693" w:type="dxa"/>
-          </w:tcPr>
-          <w:p>
-            <w:pPr>
-              <w:pStyle w:val="TableParagraph"/>
-              <w:jc w:val="center"/>
-              <w:rPr>
-                <w:sz w:val="22"/>
-                <w:szCs w:val="22"/>
-              </w:rPr>
-            </w:pPr>
-            <w:r>
-              <w:rPr>
-                <w:sz w:val="22"/>
-                <w:szCs w:val="22"/>
-              </w:rPr>
-              <w:t>6</w:t>
             </w:r>
           </w:p>
         </w:tc>
@@ -1997,7 +1896,8 @@
             </w:pPr>
             <w:r>
               <w:rPr>
-                <w:sz w:val="22"/>
+                <w:rFonts w:ascii="Times New Roman" w:hAnsi="Times New Roman"/>
+                <w:sz w:val="24"/>
                 <w:szCs w:val="22"/>
                 <w:lang w:val="ru-RU"/>
               </w:rPr>
@@ -2024,7 +1924,8 @@
             </w:pPr>
             <w:r>
               <w:rPr>
-                <w:sz w:val="22"/>
+                <w:rFonts w:ascii="Times New Roman" w:hAnsi="Times New Roman"/>
+                <w:sz w:val="24"/>
                 <w:szCs w:val="22"/>
                 <w:lang w:val="ru-RU"/>
               </w:rPr>
@@ -2051,17 +1952,43 @@
             </w:pPr>
             <w:r>
               <w:rPr>
+                <w:rFonts w:ascii="Times New Roman" w:hAnsi="Times New Roman"/>
+                <w:sz w:val="24"/>
+                <w:szCs w:val="22"/>
+                <w:lang w:val="ru-RU"/>
+              </w:rPr>
+              <w:t xml:space="preserve">УК-2.2. Разрабатывает концепцию и план реализации проекта с учетом потенциальных рисков и возможности их устранения</w:t>
+            </w:r>
+          </w:p>
+        </w:tc>
+        <w:tc>
+          <w:tcPr>
+            <w:tcW w:w="3008" w:type="dxa"/>
+          </w:tcPr>
+          <w:p>
+            <w:pPr>
+              <w:pStyle w:val="TableParagraph"/>
+              <w:ind w:left="57"/>
+              <w:rPr>
                 <w:sz w:val="22"/>
                 <w:szCs w:val="22"/>
                 <w:lang w:val="ru-RU"/>
               </w:rPr>
-              <w:t xml:space="preserve">УК-2.2. Разрабатывает концепцию и план реализации проекта с учетом потенциальных рисков и возможности их устранения</w:t>
-            </w:r>
-          </w:p>
-        </w:tc>
-        <w:tc>
-          <w:tcPr>
-            <w:tcW w:w="3008" w:type="dxa"/>
+            </w:pPr>
+            <w:r>
+              <w:rPr>
+                <w:rFonts w:ascii="Times New Roman" w:hAnsi="Times New Roman"/>
+                <w:sz w:val="24"/>
+                <w:szCs w:val="22"/>
+                <w:lang w:val="ru-RU"/>
+              </w:rPr>
+              <w:t xml:space="preserve">Основы экономического обоснования проектных решений; методы планирования ресурсов и затрат проекта; экономические риски и способы их снижения</w:t>
+            </w:r>
+          </w:p>
+        </w:tc>
+        <w:tc>
+          <w:tcPr>
+            <w:tcW w:w="3119" w:type="dxa"/>
           </w:tcPr>
           <w:p>
             <w:pPr>
@@ -2075,55 +2002,33 @@
             </w:pPr>
             <w:r>
               <w:rPr>
+                <w:rFonts w:ascii="Times New Roman" w:hAnsi="Times New Roman"/>
+                <w:sz w:val="24"/>
+                <w:szCs w:val="22"/>
+                <w:lang w:val="ru-RU"/>
+              </w:rPr>
+              <w:t xml:space="preserve">Оценивать потребность проекта в ресурсах, составлять финансовый план и обосновывать экономическую целесообразность проектных решений с учетом рисков</w:t>
+            </w:r>
+          </w:p>
+        </w:tc>
+        <w:tc>
+          <w:tcPr>
+            <w:tcW w:w="2693" w:type="dxa"/>
+          </w:tcPr>
+          <w:p>
+            <w:pPr>
+              <w:pStyle w:val="TableParagraph"/>
+              <w:ind w:left="57"/>
+              <w:rPr>
                 <w:sz w:val="22"/>
                 <w:szCs w:val="22"/>
                 <w:lang w:val="ru-RU"/>
               </w:rPr>
-              <w:t xml:space="preserve">Основы экономического обоснования проектных решений; методы планирования ресурсов и затрат проекта; экономические риски и способы их снижения</w:t>
-            </w:r>
-          </w:p>
-        </w:tc>
-        <w:tc>
-          <w:tcPr>
-            <w:tcW w:w="3119" w:type="dxa"/>
-          </w:tcPr>
-          <w:p>
-            <w:pPr>
-              <w:pStyle w:val="TableParagraph"/>
-              <w:ind w:left="57"/>
-              <w:rPr>
-                <w:sz w:val="22"/>
-                <w:szCs w:val="22"/>
-                <w:lang w:val="ru-RU"/>
-              </w:rPr>
-            </w:pPr>
-            <w:r>
-              <w:rPr>
-                <w:sz w:val="22"/>
-                <w:szCs w:val="22"/>
-                <w:lang w:val="ru-RU"/>
-              </w:rPr>
-              <w:t xml:space="preserve">Оценивать потребность проекта в ресурсах, составлять финансовый план и обосновывать экономическую целесообразность проектных решений с учетом рисков</w:t>
-            </w:r>
-          </w:p>
-        </w:tc>
-        <w:tc>
-          <w:tcPr>
-            <w:tcW w:w="2693" w:type="dxa"/>
-          </w:tcPr>
-          <w:p>
-            <w:pPr>
-              <w:pStyle w:val="TableParagraph"/>
-              <w:ind w:left="57"/>
-              <w:rPr>
-                <w:sz w:val="22"/>
-                <w:szCs w:val="22"/>
-                <w:lang w:val="ru-RU"/>
-              </w:rPr>
-            </w:pPr>
-            <w:r>
-              <w:rPr>
-                <w:sz w:val="22"/>
+            </w:pPr>
+            <w:r>
+              <w:rPr>
+                <w:rFonts w:ascii="Times New Roman" w:hAnsi="Times New Roman"/>
+                <w:sz w:val="24"/>
                 <w:szCs w:val="22"/>
                 <w:lang w:val="ru-RU"/>
               </w:rPr>
@@ -2153,7 +2058,8 @@
             </w:pPr>
             <w:r>
               <w:rPr>
-                <w:sz w:val="22"/>
+                <w:rFonts w:ascii="Times New Roman" w:hAnsi="Times New Roman"/>
+                <w:sz w:val="24"/>
                 <w:szCs w:val="22"/>
               </w:rPr>
               <w:t xml:space="preserve">2</w:t>
@@ -2180,8 +2086,9 @@
             </w:pPr>
             <w:r>
               <w:rPr>
-                <w:b w:val="0"/>
-                <w:sz w:val="22"/>
+                <w:rFonts w:ascii="Times New Roman" w:hAnsi="Times New Roman"/>
+                <w:b w:val="0"/>
+                <w:sz w:val="24"/>
                 <w:szCs w:val="22"/>
               </w:rPr>
               <w:t xml:space="preserve">УК-9. Способен принимать обоснованные экономические решения в различных областях жизнедеятельности</w:t>
@@ -2208,8 +2115,9 @@
             </w:pPr>
             <w:r>
               <w:rPr>
+                <w:rFonts w:ascii="Times New Roman" w:hAnsi="Times New Roman"/>
                 <w:color w:val="auto"/>
-                <w:sz w:val="22"/>
+                <w:sz w:val="24"/>
                 <w:szCs w:val="22"/>
               </w:rPr>
               <w:t xml:space="preserve">УК-9.1. Использует экономические понятия и законы для принятия обоснованных решений в различных областях жизнедеятельности</w:t>
@@ -2233,21 +2141,106 @@
             </w:pPr>
             <w:r>
               <w:rPr>
+                <w:rFonts w:eastAsia="Times New Roman" w:ascii="Times New Roman" w:hAnsi="Times New Roman"/>
+                <w:sz w:val="24"/>
+                <w:szCs w:val="22"/>
+                <w:lang w:val="ru-RU"/>
+              </w:rPr>
+              <w:t>-</w:t>
+            </w:r>
+            <w:r>
+              <w:rPr>
+                <w:rFonts w:eastAsia="Times New Roman" w:ascii="Times New Roman" w:hAnsi="Times New Roman"/>
+                <w:sz w:val="24"/>
+                <w:szCs w:val="22"/>
+                <w:lang w:val="ru-RU"/>
+              </w:rPr>
+              <w:t>основы поведения экономических агентов;</w:t>
+            </w:r>
+          </w:p>
+          <w:p>
+            <w:pPr>
+              <w:pStyle w:val="TableParagraph"/>
+              <w:ind w:left="57" w:right="57"/>
+              <w:rPr>
                 <w:rFonts w:eastAsia="Times New Roman"/>
                 <w:sz w:val="22"/>
                 <w:szCs w:val="22"/>
                 <w:lang w:val="ru-RU"/>
               </w:rPr>
+            </w:pPr>
+            <w:r>
+              <w:rPr>
+                <w:rFonts w:eastAsia="Times New Roman" w:ascii="Times New Roman" w:hAnsi="Times New Roman"/>
+                <w:sz w:val="24"/>
+                <w:szCs w:val="22"/>
+                <w:lang w:val="ru-RU"/>
+              </w:rPr>
               <w:t>-</w:t>
             </w:r>
             <w:r>
+              <w:rPr>
+                <w:rFonts w:eastAsia="Times New Roman" w:ascii="Times New Roman" w:hAnsi="Times New Roman"/>
+                <w:sz w:val="24"/>
+                <w:szCs w:val="22"/>
+                <w:lang w:val="ru-RU"/>
+              </w:rPr>
+              <w:t>принципы рыночного обмена и закономерности функционирования рыночной экономики;</w:t>
+            </w:r>
+          </w:p>
+          <w:p>
+            <w:pPr>
+              <w:pStyle w:val="TableParagraph"/>
+              <w:ind w:left="57" w:right="57"/>
+              <w:rPr>
+                <w:sz w:val="22"/>
+                <w:szCs w:val="22"/>
+                <w:lang w:val="ru-RU"/>
+              </w:rPr>
+            </w:pPr>
+            <w:r>
+              <w:rPr>
+                <w:rFonts w:eastAsia="Times New Roman" w:ascii="Times New Roman" w:hAnsi="Times New Roman"/>
+                <w:sz w:val="24"/>
+                <w:szCs w:val="22"/>
+                <w:lang w:val="ru-RU"/>
+              </w:rPr>
+              <w:t>-</w:t>
+            </w:r>
+            <w:r>
+              <w:rPr>
+                <w:rFonts w:eastAsia="Times New Roman" w:ascii="Times New Roman" w:hAnsi="Times New Roman"/>
+                <w:sz w:val="24"/>
+                <w:szCs w:val="22"/>
+                <w:lang w:val="ru-RU"/>
+              </w:rPr>
+              <w:t>сущность и функции предпринимательской деятельности</w:t>
+            </w:r>
+          </w:p>
+        </w:tc>
+        <w:tc>
+          <w:tcPr>
+            <w:tcW w:w="3119" w:type="dxa"/>
+          </w:tcPr>
+          <w:p>
+            <w:pPr>
+              <w:pStyle w:val="TableParagraph"/>
+              <w:ind w:left="57" w:right="57"/>
               <w:rPr>
                 <w:rFonts w:eastAsia="Times New Roman"/>
                 <w:sz w:val="22"/>
                 <w:szCs w:val="22"/>
                 <w:lang w:val="ru-RU"/>
               </w:rPr>
-              <w:t>основы поведения экономических агентов;</w:t>
+            </w:pPr>
+            <w:r>
+              <w:rPr>
+                <w:rFonts w:eastAsia="Times New Roman" w:ascii="Times New Roman" w:hAnsi="Times New Roman"/>
+                <w:sz w:val="24"/>
+                <w:szCs w:val="22"/>
+                <w:lang w:val="ru-RU"/>
+              </w:rPr>
+              <w:t>-анализировать во взаимосвязи экономические явления, процессы и институты на микроуровне;</w:t>
             </w:r>
           </w:p>
           <w:p>
@@ -2263,101 +2256,17 @@
             </w:pPr>
             <w:r>
               <w:rPr>
-                <w:rFonts w:eastAsia="Times New Roman"/>
-                <w:sz w:val="22"/>
+                <w:rFonts w:eastAsia="Times New Roman" w:ascii="Times New Roman" w:hAnsi="Times New Roman"/>
+                <w:sz w:val="24"/>
                 <w:szCs w:val="22"/>
                 <w:lang w:val="ru-RU"/>
               </w:rPr>
-              <w:t>-</w:t>
-            </w:r>
-            <w:r>
-              <w:rPr>
-                <w:rFonts w:eastAsia="Times New Roman"/>
-                <w:sz w:val="22"/>
-                <w:szCs w:val="22"/>
-                <w:lang w:val="ru-RU"/>
-              </w:rPr>
-              <w:t>принципы рыночного обмена и закономерности функционирования рыночной экономики;</w:t>
-            </w:r>
-          </w:p>
-          <w:p>
-            <w:pPr>
-              <w:pStyle w:val="TableParagraph"/>
-              <w:ind w:left="57" w:right="57"/>
-              <w:rPr>
-                <w:sz w:val="22"/>
-                <w:szCs w:val="22"/>
-                <w:lang w:val="ru-RU"/>
-              </w:rPr>
-            </w:pPr>
-            <w:r>
-              <w:rPr>
-                <w:rFonts w:eastAsia="Times New Roman"/>
-                <w:sz w:val="22"/>
-                <w:szCs w:val="22"/>
-                <w:lang w:val="ru-RU"/>
-              </w:rPr>
-              <w:t>-</w:t>
-            </w:r>
-            <w:r>
-              <w:rPr>
-                <w:rFonts w:eastAsia="Times New Roman"/>
-                <w:sz w:val="22"/>
-                <w:szCs w:val="22"/>
-                <w:lang w:val="ru-RU"/>
-              </w:rPr>
-              <w:t>сущность и функции предпринимательской деятельности</w:t>
-            </w:r>
-          </w:p>
-        </w:tc>
-        <w:tc>
-          <w:tcPr>
-            <w:tcW w:w="3119" w:type="dxa"/>
-          </w:tcPr>
-          <w:p>
-            <w:pPr>
-              <w:pStyle w:val="TableParagraph"/>
-              <w:ind w:left="57" w:right="57"/>
-              <w:rPr>
-                <w:rFonts w:eastAsia="Times New Roman"/>
-                <w:sz w:val="22"/>
-                <w:szCs w:val="22"/>
-                <w:lang w:val="ru-RU"/>
-              </w:rPr>
-            </w:pPr>
-            <w:r>
-              <w:rPr>
-                <w:rFonts w:eastAsia="Times New Roman"/>
-                <w:sz w:val="22"/>
-                <w:szCs w:val="22"/>
-                <w:lang w:val="ru-RU"/>
-              </w:rPr>
-              <w:t>-анализировать во взаимосвязи экономические явления, процессы и институты на микроуровне;</w:t>
-            </w:r>
-          </w:p>
-          <w:p>
-            <w:pPr>
-              <w:pStyle w:val="TableParagraph"/>
-              <w:ind w:left="57" w:right="57"/>
-              <w:rPr>
-                <w:rFonts w:eastAsia="Times New Roman"/>
-                <w:sz w:val="22"/>
-                <w:szCs w:val="22"/>
-                <w:lang w:val="ru-RU"/>
-              </w:rPr>
-            </w:pPr>
-            <w:r>
-              <w:rPr>
-                <w:rFonts w:eastAsia="Times New Roman"/>
-                <w:sz w:val="22"/>
-                <w:szCs w:val="22"/>
-                <w:lang w:val="ru-RU"/>
-              </w:rPr>
               <w:t xml:space="preserve">- применять экономическую информацию в решении вопросов </w:t>
             </w:r>
             <w:r>
               <w:rPr>
-                <w:sz w:val="22"/>
+                <w:rFonts w:ascii="Times New Roman" w:hAnsi="Times New Roman"/>
+                <w:sz w:val="24"/>
                 <w:szCs w:val="22"/>
                 <w:lang w:val="ru-RU"/>
               </w:rPr>
@@ -2387,73 +2296,82 @@
             </w:pPr>
             <w:r>
               <w:rPr>
-                <w:b w:val="0"/>
-                <w:sz w:val="22"/>
+                <w:rFonts w:ascii="Times New Roman" w:hAnsi="Times New Roman"/>
+                <w:b w:val="0"/>
+                <w:sz w:val="24"/>
                 <w:szCs w:val="22"/>
               </w:rPr>
               <w:t>-</w:t>
             </w:r>
             <w:r>
               <w:rPr>
-                <w:b w:val="0"/>
-                <w:sz w:val="22"/>
+                <w:rFonts w:ascii="Times New Roman" w:hAnsi="Times New Roman"/>
+                <w:b w:val="0"/>
+                <w:sz w:val="24"/>
                 <w:szCs w:val="22"/>
               </w:rPr>
               <w:t xml:space="preserve"> методикой анализа конкретных фа</w:t>
             </w:r>
             <w:r>
               <w:rPr>
-                <w:b w:val="0"/>
-                <w:sz w:val="22"/>
+                <w:rFonts w:ascii="Times New Roman" w:hAnsi="Times New Roman"/>
+                <w:b w:val="0"/>
+                <w:sz w:val="24"/>
                 <w:szCs w:val="22"/>
               </w:rPr>
               <w:t>к</w:t>
             </w:r>
             <w:r>
               <w:rPr>
-                <w:b w:val="0"/>
-                <w:sz w:val="22"/>
+                <w:rFonts w:ascii="Times New Roman" w:hAnsi="Times New Roman"/>
+                <w:b w:val="0"/>
+                <w:sz w:val="24"/>
                 <w:szCs w:val="22"/>
               </w:rPr>
               <w:t xml:space="preserve">тов экономической жизни, обобщать </w:t>
             </w:r>
             <w:r>
               <w:rPr>
-                <w:b w:val="0"/>
-                <w:sz w:val="22"/>
+                <w:rFonts w:ascii="Times New Roman" w:hAnsi="Times New Roman"/>
+                <w:b w:val="0"/>
+                <w:sz w:val="24"/>
                 <w:szCs w:val="22"/>
               </w:rPr>
               <w:t xml:space="preserve">их </w:t>
             </w:r>
             <w:r>
               <w:rPr>
-                <w:b w:val="0"/>
-                <w:sz w:val="22"/>
+                <w:rFonts w:ascii="Times New Roman" w:hAnsi="Times New Roman"/>
+                <w:b w:val="0"/>
+                <w:sz w:val="24"/>
                 <w:szCs w:val="22"/>
               </w:rPr>
               <w:t>в теор</w:t>
             </w:r>
             <w:r>
               <w:rPr>
-                <w:b w:val="0"/>
-                <w:sz w:val="22"/>
+                <w:rFonts w:ascii="Times New Roman" w:hAnsi="Times New Roman"/>
+                <w:b w:val="0"/>
+                <w:sz w:val="24"/>
                 <w:szCs w:val="22"/>
               </w:rPr>
               <w:t>е</w:t>
             </w:r>
             <w:r>
               <w:rPr>
-                <w:b w:val="0"/>
-                <w:sz w:val="22"/>
+                <w:rFonts w:ascii="Times New Roman" w:hAnsi="Times New Roman"/>
+                <w:b w:val="0"/>
+                <w:sz w:val="24"/>
                 <w:szCs w:val="22"/>
               </w:rPr>
               <w:t>тические выводы</w:t>
             </w:r>
             <w:r>
               <w:rPr>
+                <w:rFonts w:ascii="Times New Roman" w:hAnsi="Times New Roman"/>
                 <w:b w:val="0"/>
                 <w:color w:val="000000"/>
-                <w:sz w:val="22"/>
+                <w:sz w:val="24"/>
                 <w:szCs w:val="22"/>
               </w:rPr>
               <w:t xml:space="preserve"> и использовать для принятия решений</w:t>
@@ -2550,8 +2468,9 @@
             </w:pPr>
             <w:r>
               <w:rPr>
+                <w:rFonts w:ascii="Times New Roman" w:hAnsi="Times New Roman"/>
                 <w:color w:val="auto"/>
-                <w:sz w:val="22"/>
+                <w:sz w:val="24"/>
                 <w:szCs w:val="22"/>
               </w:rPr>
               <w:t xml:space="preserve">УК-9.2. Анализирует экономические процессы и оценивает роль государства в регулировании различных областей жизнедеятельности</w:t>
@@ -2575,21 +2494,115 @@
             </w:pPr>
             <w:r>
               <w:rPr>
+                <w:rFonts w:eastAsia="Times New Roman" w:ascii="Times New Roman" w:hAnsi="Times New Roman"/>
+                <w:sz w:val="24"/>
+                <w:szCs w:val="22"/>
+                <w:lang w:val="ru-RU"/>
+              </w:rPr>
+              <w:t>-</w:t>
+            </w:r>
+            <w:r>
+              <w:rPr>
+                <w:rFonts w:eastAsia="Times New Roman" w:ascii="Times New Roman" w:hAnsi="Times New Roman"/>
+                <w:sz w:val="24"/>
+                <w:szCs w:val="22"/>
+                <w:lang w:val="ru-RU"/>
+              </w:rPr>
+              <w:t>особенности циклического развития рыночной экономики, риски инфляции и безработицы, потери благосостояния и роста социального неравенства в периоды финансово-экономических кризисов</w:t>
+            </w:r>
+          </w:p>
+          <w:p>
+            <w:pPr>
+              <w:pStyle w:val="TableParagraph"/>
+              <w:ind w:left="57" w:right="57"/>
+              <w:rPr>
                 <w:rFonts w:eastAsia="Times New Roman"/>
                 <w:sz w:val="22"/>
                 <w:szCs w:val="22"/>
                 <w:lang w:val="ru-RU"/>
               </w:rPr>
+            </w:pPr>
+            <w:r>
+              <w:rPr>
+                <w:rFonts w:eastAsia="Times New Roman" w:ascii="Times New Roman" w:hAnsi="Times New Roman"/>
+                <w:sz w:val="24"/>
+                <w:szCs w:val="22"/>
+                <w:lang w:val="ru-RU"/>
+              </w:rPr>
               <w:t>-</w:t>
             </w:r>
             <w:r>
+              <w:rPr>
+                <w:rFonts w:eastAsia="Times New Roman" w:ascii="Times New Roman" w:hAnsi="Times New Roman"/>
+                <w:sz w:val="24"/>
+                <w:szCs w:val="22"/>
+                <w:lang w:val="ru-RU"/>
+              </w:rPr>
+              <w:t xml:space="preserve">понятие общественных благ и роль государства в их обеспечении, </w:t>
+            </w:r>
+          </w:p>
+          <w:p>
+            <w:pPr>
+              <w:pStyle w:val="TableParagraph"/>
+              <w:ind w:left="57" w:right="57"/>
+              <w:rPr>
+                <w:sz w:val="22"/>
+                <w:szCs w:val="22"/>
+                <w:lang w:val="ru-RU"/>
+              </w:rPr>
+            </w:pPr>
+            <w:r>
+              <w:rPr>
+                <w:rFonts w:eastAsia="Times New Roman" w:ascii="Times New Roman" w:hAnsi="Times New Roman"/>
+                <w:sz w:val="24"/>
+                <w:szCs w:val="22"/>
+                <w:lang w:val="ru-RU"/>
+              </w:rPr>
+              <w:t>-</w:t>
+            </w:r>
+            <w:r>
+              <w:rPr>
+                <w:rFonts w:eastAsia="Times New Roman" w:ascii="Times New Roman" w:hAnsi="Times New Roman"/>
+                <w:sz w:val="24"/>
+                <w:szCs w:val="22"/>
+                <w:lang w:val="ru-RU"/>
+              </w:rPr>
+              <w:t>цели, задачи и инструменты регулятивной политики государства, последствия влияния государственного регулирования на экономическую динамику и благосостояние индивидов</w:t>
+            </w:r>
+          </w:p>
+        </w:tc>
+        <w:tc>
+          <w:tcPr>
+            <w:tcW w:w="3119" w:type="dxa"/>
+          </w:tcPr>
+          <w:p>
+            <w:pPr>
+              <w:pStyle w:val="TableParagraph"/>
+              <w:ind w:left="57" w:right="57"/>
               <w:rPr>
                 <w:rFonts w:eastAsia="Times New Roman"/>
                 <w:sz w:val="22"/>
                 <w:szCs w:val="22"/>
                 <w:lang w:val="ru-RU"/>
               </w:rPr>
-              <w:t>особенности циклического развития рыночной экономики, риски инфляции и безработицы, потери благосостояния и роста социального неравенства в периоды финансово-экономических кризисов</w:t>
+            </w:pPr>
+            <w:r>
+              <w:rPr>
+                <w:rFonts w:eastAsia="Times New Roman" w:ascii="Times New Roman" w:hAnsi="Times New Roman"/>
+                <w:sz w:val="24"/>
+                <w:szCs w:val="22"/>
+                <w:lang w:val="ru-RU"/>
+              </w:rPr>
+              <w:t>-</w:t>
+            </w:r>
+            <w:r>
+              <w:rPr>
+                <w:rFonts w:eastAsia="Times New Roman" w:ascii="Times New Roman" w:hAnsi="Times New Roman"/>
+                <w:sz w:val="24"/>
+                <w:szCs w:val="22"/>
+                <w:lang w:val="ru-RU"/>
+              </w:rPr>
+              <w:t xml:space="preserve">критически оценивать информацию об изменениях в экономике, в том числе перспективах экономического роста и технологического развития экономики страны, </w:t>
             </w:r>
           </w:p>
           <w:p>
@@ -2597,7 +2610,6 @@
               <w:pStyle w:val="TableParagraph"/>
               <w:ind w:left="57" w:right="57"/>
               <w:rPr>
-                <w:rFonts w:eastAsia="Times New Roman"/>
                 <w:sz w:val="22"/>
                 <w:szCs w:val="22"/>
                 <w:lang w:val="ru-RU"/>
@@ -2605,153 +2617,62 @@
             </w:pPr>
             <w:r>
               <w:rPr>
-                <w:rFonts w:eastAsia="Times New Roman"/>
+                <w:rFonts w:eastAsia="Times New Roman" w:ascii="Times New Roman" w:hAnsi="Times New Roman"/>
+                <w:sz w:val="24"/>
+                <w:szCs w:val="22"/>
+                <w:lang w:val="ru-RU"/>
+              </w:rPr>
+              <w:t>-</w:t>
+            </w:r>
+            <w:r>
+              <w:rPr>
+                <w:rFonts w:eastAsia="Times New Roman" w:ascii="Times New Roman" w:hAnsi="Times New Roman"/>
+                <w:sz w:val="24"/>
+                <w:szCs w:val="22"/>
+                <w:lang w:val="ru-RU"/>
+              </w:rPr>
+              <w:t xml:space="preserve"> оценивать </w:t>
+            </w:r>
+            <w:r>
+              <w:rPr>
+                <w:rFonts w:eastAsia="Times New Roman" w:ascii="Times New Roman" w:hAnsi="Times New Roman"/>
+                <w:sz w:val="24"/>
+                <w:szCs w:val="22"/>
+                <w:lang w:val="ru-RU"/>
+              </w:rPr>
+              <w:t>последствия экономической политики при принятии личных экономических решений</w:t>
+            </w:r>
+          </w:p>
+        </w:tc>
+        <w:tc>
+          <w:tcPr>
+            <w:tcW w:w="2693" w:type="dxa"/>
+          </w:tcPr>
+          <w:p>
+            <w:pPr>
+              <w:pStyle w:val="TableParagraph"/>
+              <w:ind w:left="57" w:right="57"/>
+              <w:rPr>
                 <w:sz w:val="22"/>
                 <w:szCs w:val="22"/>
                 <w:lang w:val="ru-RU"/>
               </w:rPr>
-              <w:t>-</w:t>
-            </w:r>
-            <w:r>
-              <w:rPr>
-                <w:rFonts w:eastAsia="Times New Roman"/>
-                <w:sz w:val="22"/>
+            </w:pPr>
+            <w:r>
+              <w:rPr>
+                <w:rFonts w:ascii="Times New Roman" w:hAnsi="Times New Roman"/>
+                <w:color w:val="000000"/>
+                <w:sz w:val="24"/>
                 <w:szCs w:val="22"/>
                 <w:lang w:val="ru-RU"/>
               </w:rPr>
-              <w:t xml:space="preserve">понятие общественных благ и роль государства в их обеспечении, </w:t>
-            </w:r>
-          </w:p>
-          <w:p>
-            <w:pPr>
-              <w:pStyle w:val="TableParagraph"/>
-              <w:ind w:left="57" w:right="57"/>
-              <w:rPr>
-                <w:sz w:val="22"/>
-                <w:szCs w:val="22"/>
-                <w:lang w:val="ru-RU"/>
-              </w:rPr>
-            </w:pPr>
-            <w:r>
-              <w:rPr>
-                <w:rFonts w:eastAsia="Times New Roman"/>
-                <w:sz w:val="22"/>
-                <w:szCs w:val="22"/>
-                <w:lang w:val="ru-RU"/>
-              </w:rPr>
               <w:t>-</w:t>
             </w:r>
             <w:r>
               <w:rPr>
-                <w:rFonts w:eastAsia="Times New Roman"/>
-                <w:sz w:val="22"/>
-                <w:szCs w:val="22"/>
-                <w:lang w:val="ru-RU"/>
-              </w:rPr>
-              <w:t>цели, задачи и инструменты регулятивной политики государства, последствия влияния государственного регулирования на экономическую динамику и благосостояние индивидов</w:t>
-            </w:r>
-          </w:p>
-        </w:tc>
-        <w:tc>
-          <w:tcPr>
-            <w:tcW w:w="3119" w:type="dxa"/>
-          </w:tcPr>
-          <w:p>
-            <w:pPr>
-              <w:pStyle w:val="TableParagraph"/>
-              <w:ind w:left="57" w:right="57"/>
-              <w:rPr>
-                <w:rFonts w:eastAsia="Times New Roman"/>
-                <w:sz w:val="22"/>
-                <w:szCs w:val="22"/>
-                <w:lang w:val="ru-RU"/>
-              </w:rPr>
-            </w:pPr>
-            <w:r>
-              <w:rPr>
-                <w:rFonts w:eastAsia="Times New Roman"/>
-                <w:sz w:val="22"/>
-                <w:szCs w:val="22"/>
-                <w:lang w:val="ru-RU"/>
-              </w:rPr>
-              <w:t>-</w:t>
-            </w:r>
-            <w:r>
-              <w:rPr>
-                <w:rFonts w:eastAsia="Times New Roman"/>
-                <w:sz w:val="22"/>
-                <w:szCs w:val="22"/>
-                <w:lang w:val="ru-RU"/>
-              </w:rPr>
-              <w:t xml:space="preserve">критически оценивать информацию об изменениях в экономике, в том числе перспективах экономического роста и технологического развития экономики страны, </w:t>
-            </w:r>
-          </w:p>
-          <w:p>
-            <w:pPr>
-              <w:pStyle w:val="TableParagraph"/>
-              <w:ind w:left="57" w:right="57"/>
-              <w:rPr>
-                <w:sz w:val="22"/>
-                <w:szCs w:val="22"/>
-                <w:lang w:val="ru-RU"/>
-              </w:rPr>
-            </w:pPr>
-            <w:r>
-              <w:rPr>
-                <w:rFonts w:eastAsia="Times New Roman"/>
-                <w:sz w:val="22"/>
-                <w:szCs w:val="22"/>
-                <w:lang w:val="ru-RU"/>
-              </w:rPr>
-              <w:t>-</w:t>
-            </w:r>
-            <w:r>
-              <w:rPr>
-                <w:rFonts w:eastAsia="Times New Roman"/>
-                <w:sz w:val="22"/>
-                <w:szCs w:val="22"/>
-                <w:lang w:val="ru-RU"/>
-              </w:rPr>
-              <w:t xml:space="preserve"> оценивать </w:t>
-            </w:r>
-            <w:r>
-              <w:rPr>
-                <w:rFonts w:eastAsia="Times New Roman"/>
-                <w:sz w:val="22"/>
-                <w:szCs w:val="22"/>
-                <w:lang w:val="ru-RU"/>
-              </w:rPr>
-              <w:t>последствия экономической политики при принятии личных экономических решений</w:t>
-            </w:r>
-          </w:p>
-        </w:tc>
-        <w:tc>
-          <w:tcPr>
-            <w:tcW w:w="2693" w:type="dxa"/>
-          </w:tcPr>
-          <w:p>
-            <w:pPr>
-              <w:pStyle w:val="TableParagraph"/>
-              <w:ind w:left="57" w:right="57"/>
-              <w:rPr>
-                <w:sz w:val="22"/>
-                <w:szCs w:val="22"/>
-                <w:lang w:val="ru-RU"/>
-              </w:rPr>
-            </w:pPr>
-            <w:r>
-              <w:rPr>
+                <w:rFonts w:ascii="Times New Roman" w:hAnsi="Times New Roman"/>
                 <w:color w:val="000000"/>
-                <w:sz w:val="22"/>
-                <w:szCs w:val="22"/>
-                <w:lang w:val="ru-RU"/>
-              </w:rPr>
-              <w:t>-</w:t>
-            </w:r>
-            <w:r>
-              <w:rPr>
-                <w:color w:val="000000"/>
-                <w:sz w:val="22"/>
+                <w:sz w:val="24"/>
                 <w:szCs w:val="22"/>
                 <w:lang w:val="ru-RU"/>
               </w:rPr>
@@ -2838,8 +2759,9 @@
             </w:pPr>
             <w:r>
               <w:rPr>
+                <w:rFonts w:ascii="Times New Roman" w:hAnsi="Times New Roman"/>
                 <w:color w:val="auto"/>
-                <w:sz w:val="22"/>
+                <w:sz w:val="24"/>
                 <w:szCs w:val="22"/>
               </w:rPr>
               <w:t xml:space="preserve">УК-9.3. Применяет экономические инструменты, методы личного финансового планирования в различных сферах жизнедеятельности</w:t>
@@ -2863,21 +2785,123 @@
             </w:pPr>
             <w:r>
               <w:rPr>
+                <w:rFonts w:ascii="Times New Roman" w:hAnsi="Times New Roman"/>
+                <w:b w:val="0"/>
+                <w:color w:val="000000"/>
+                <w:sz w:val="24"/>
+                <w:szCs w:val="22"/>
+              </w:rPr>
+              <w:t xml:space="preserve">- </w:t>
+            </w:r>
+            <w:r>
+              <w:rPr>
+                <w:rFonts w:ascii="Times New Roman" w:hAnsi="Times New Roman"/>
+                <w:b w:val="0"/>
+                <w:color w:val="000000"/>
+                <w:sz w:val="24"/>
+                <w:szCs w:val="22"/>
+              </w:rPr>
+              <w:t>основы личного финансового планирования;</w:t>
+            </w:r>
+          </w:p>
+          <w:p>
+            <w:pPr>
+              <w:suppressAutoHyphens w:val="0"/>
+              <w:ind w:left="57" w:right="57"/>
+              <w:rPr>
                 <w:b w:val="0"/>
                 <w:color w:val="000000"/>
                 <w:sz w:val="22"/>
                 <w:szCs w:val="22"/>
               </w:rPr>
-              <w:t xml:space="preserve">- </w:t>
-            </w:r>
-            <w:r>
+            </w:pPr>
+            <w:r>
+              <w:rPr>
+                <w:rFonts w:ascii="Times New Roman" w:hAnsi="Times New Roman"/>
+                <w:b w:val="0"/>
+                <w:color w:val="000000"/>
+                <w:sz w:val="24"/>
+                <w:szCs w:val="22"/>
+              </w:rPr>
+              <w:t>-</w:t>
+            </w:r>
+            <w:r>
+              <w:rPr>
+                <w:rFonts w:ascii="Times New Roman" w:hAnsi="Times New Roman"/>
+                <w:b w:val="0"/>
+                <w:color w:val="000000"/>
+                <w:sz w:val="24"/>
+                <w:szCs w:val="22"/>
+              </w:rPr>
+              <w:t xml:space="preserve">базовые экономические </w:t>
+            </w:r>
+            <w:r>
+              <w:rPr>
+                <w:rFonts w:ascii="Times New Roman" w:hAnsi="Times New Roman"/>
+                <w:b w:val="0"/>
+                <w:color w:val="000000"/>
+                <w:sz w:val="24"/>
+                <w:szCs w:val="22"/>
+              </w:rPr>
+              <w:t xml:space="preserve">и финансовые </w:t>
+            </w:r>
+            <w:r>
+              <w:rPr>
+                <w:rFonts w:ascii="Times New Roman" w:hAnsi="Times New Roman"/>
+                <w:b w:val="0"/>
+                <w:color w:val="000000"/>
+                <w:sz w:val="24"/>
+                <w:szCs w:val="22"/>
+              </w:rPr>
+              <w:t xml:space="preserve">инструменты, необходимые для управления личными финансами </w:t>
+            </w:r>
+          </w:p>
+          <w:p>
+            <w:pPr>
+              <w:suppressAutoHyphens w:val="0"/>
+              <w:ind w:left="57" w:right="57"/>
+              <w:rPr>
+                <w:b w:val="0"/>
+                <w:sz w:val="22"/>
+                <w:szCs w:val="22"/>
+              </w:rPr>
+            </w:pPr>
+            <w:r>
+              <w:rPr>
+                <w:rFonts w:ascii="Times New Roman" w:hAnsi="Times New Roman"/>
+                <w:b w:val="0"/>
+                <w:color w:val="000000"/>
+                <w:sz w:val="24"/>
+                <w:szCs w:val="22"/>
+              </w:rPr>
+              <w:t xml:space="preserve">- основные инструменты накопления, инвестирования, кредитные продукты, их особенности, сопутствующие риски и способы управления ими </w:t>
+            </w:r>
+          </w:p>
+        </w:tc>
+        <w:tc>
+          <w:tcPr>
+            <w:tcW w:w="3119" w:type="dxa"/>
+          </w:tcPr>
+          <w:p>
+            <w:pPr>
+              <w:suppressAutoHyphens w:val="0"/>
+              <w:ind w:left="57" w:right="57"/>
               <w:rPr>
                 <w:b w:val="0"/>
                 <w:color w:val="000000"/>
                 <w:sz w:val="22"/>
                 <w:szCs w:val="22"/>
               </w:rPr>
-              <w:t>основы личного финансового планирования;</w:t>
+            </w:pPr>
+            <w:r>
+              <w:rPr>
+                <w:rFonts w:ascii="Times New Roman" w:hAnsi="Times New Roman"/>
+                <w:b w:val="0"/>
+                <w:color w:val="000000"/>
+                <w:sz w:val="24"/>
+                <w:szCs w:val="22"/>
+              </w:rPr>
+              <w:t xml:space="preserve">- применять основные экономические знания для принятия грамотных решений с целью управления личными финансами </w:t>
             </w:r>
           </w:p>
           <w:p>
@@ -2886,209 +2910,126 @@
               <w:ind w:left="57" w:right="57"/>
               <w:rPr>
                 <w:b w:val="0"/>
-                <w:color w:val="000000"/>
                 <w:sz w:val="22"/>
                 <w:szCs w:val="22"/>
               </w:rPr>
             </w:pPr>
             <w:r>
               <w:rPr>
+                <w:rFonts w:ascii="Times New Roman" w:hAnsi="Times New Roman"/>
                 <w:b w:val="0"/>
                 <w:color w:val="000000"/>
+                <w:sz w:val="24"/>
+                <w:szCs w:val="22"/>
+              </w:rPr>
+              <w:t xml:space="preserve">- выбирать инструменты накопления и инвестирования, исходя из степени риска и возможности его минимизации </w:t>
+            </w:r>
+          </w:p>
+        </w:tc>
+        <w:tc>
+          <w:tcPr>
+            <w:tcW w:w="2693" w:type="dxa"/>
+          </w:tcPr>
+          <w:p>
+            <w:pPr>
+              <w:suppressAutoHyphens w:val="0"/>
+              <w:ind w:left="57" w:right="57"/>
+              <w:rPr>
                 <w:sz w:val="22"/>
                 <w:szCs w:val="22"/>
               </w:rPr>
+            </w:pPr>
+            <w:r>
+              <w:rPr>
+                <w:rFonts w:ascii="Times New Roman" w:hAnsi="Times New Roman"/>
+                <w:b w:val="0"/>
+                <w:color w:val="000000"/>
+                <w:sz w:val="24"/>
+                <w:szCs w:val="22"/>
+              </w:rPr>
               <w:t>-</w:t>
             </w:r>
             <w:r>
               <w:rPr>
-                <w:b w:val="0"/>
-                <w:color w:val="000000"/>
-                <w:sz w:val="22"/>
+                <w:rFonts w:ascii="Times New Roman" w:hAnsi="Times New Roman"/>
+                <w:bCs/>
+                <w:sz w:val="24"/>
                 <w:szCs w:val="22"/>
               </w:rPr>
-              <w:t xml:space="preserve">базовые экономические </w:t>
-            </w:r>
-            <w:r>
-              <w:rPr>
-                <w:b w:val="0"/>
-                <w:color w:val="000000"/>
-                <w:sz w:val="22"/>
+              <w:t xml:space="preserve"> </w:t>
+            </w:r>
+            <w:r>
+              <w:rPr>
+                <w:rFonts w:ascii="Times New Roman" w:hAnsi="Times New Roman"/>
+                <w:b w:val="0"/>
+                <w:bCs/>
+                <w:sz w:val="24"/>
                 <w:szCs w:val="22"/>
               </w:rPr>
-              <w:t xml:space="preserve">и финансовые </w:t>
-            </w:r>
-            <w:r>
-              <w:rPr>
-                <w:b w:val="0"/>
-                <w:color w:val="000000"/>
-                <w:sz w:val="22"/>
+              <w:t>навыками решения</w:t>
+            </w:r>
+            <w:r>
+              <w:rPr>
+                <w:rFonts w:ascii="Times New Roman" w:hAnsi="Times New Roman"/>
+                <w:b w:val="0"/>
+                <w:sz w:val="24"/>
                 <w:szCs w:val="22"/>
               </w:rPr>
-              <w:t xml:space="preserve">инструменты, необходимые для управления личными финансами </w:t>
-            </w:r>
-          </w:p>
-          <w:p>
-            <w:pPr>
-              <w:suppressAutoHyphens w:val="0"/>
-              <w:ind w:left="57" w:right="57"/>
-              <w:rPr>
-                <w:b w:val="0"/>
-                <w:sz w:val="22"/>
+              <w:t xml:space="preserve"> типичны</w:t>
+            </w:r>
+            <w:r>
+              <w:rPr>
+                <w:rFonts w:ascii="Times New Roman" w:hAnsi="Times New Roman"/>
+                <w:b w:val="0"/>
+                <w:bCs/>
+                <w:sz w:val="24"/>
                 <w:szCs w:val="22"/>
               </w:rPr>
-            </w:pPr>
-            <w:r>
-              <w:rPr>
-                <w:b w:val="0"/>
-                <w:color w:val="000000"/>
-                <w:sz w:val="22"/>
+              <w:t>х задач</w:t>
+            </w:r>
+            <w:r>
+              <w:rPr>
+                <w:rFonts w:ascii="Times New Roman" w:hAnsi="Times New Roman"/>
+                <w:b w:val="0"/>
+                <w:sz w:val="24"/>
                 <w:szCs w:val="22"/>
               </w:rPr>
-              <w:t xml:space="preserve">- основные инструменты накопления, инвестирования, кредитные продукты, их особенности, сопутствующие риски и способы управления ими </w:t>
-            </w:r>
-          </w:p>
-        </w:tc>
-        <w:tc>
-          <w:tcPr>
-            <w:tcW w:w="3119" w:type="dxa"/>
-          </w:tcPr>
-          <w:p>
-            <w:pPr>
-              <w:suppressAutoHyphens w:val="0"/>
-              <w:ind w:left="57" w:right="57"/>
-              <w:rPr>
-                <w:b w:val="0"/>
-                <w:color w:val="000000"/>
-                <w:sz w:val="22"/>
+              <w:t xml:space="preserve"> в сфере личного экономического и финансового планирования, возникающи</w:t>
+            </w:r>
+            <w:r>
+              <w:rPr>
+                <w:rFonts w:ascii="Times New Roman" w:hAnsi="Times New Roman"/>
+                <w:b w:val="0"/>
+                <w:bCs/>
+                <w:sz w:val="24"/>
                 <w:szCs w:val="22"/>
               </w:rPr>
-            </w:pPr>
-            <w:r>
-              <w:rPr>
-                <w:b w:val="0"/>
-                <w:color w:val="000000"/>
-                <w:sz w:val="22"/>
+              <w:t>х</w:t>
+            </w:r>
+            <w:r>
+              <w:rPr>
+                <w:rFonts w:ascii="Times New Roman" w:hAnsi="Times New Roman"/>
+                <w:b w:val="0"/>
+                <w:sz w:val="24"/>
                 <w:szCs w:val="22"/>
               </w:rPr>
-              <w:t xml:space="preserve">- применять основные экономические знания для принятия грамотных решений с целью управления личными финансами </w:t>
-            </w:r>
-          </w:p>
-          <w:p>
-            <w:pPr>
-              <w:suppressAutoHyphens w:val="0"/>
-              <w:ind w:left="57" w:right="57"/>
-              <w:rPr>
-                <w:b w:val="0"/>
-                <w:sz w:val="22"/>
+              <w:t xml:space="preserve"> на разных этапах жизненного цикла и выб</w:t>
+            </w:r>
+            <w:r>
+              <w:rPr>
+                <w:rFonts w:ascii="Times New Roman" w:hAnsi="Times New Roman"/>
+                <w:b w:val="0"/>
+                <w:bCs/>
+                <w:sz w:val="24"/>
                 <w:szCs w:val="22"/>
               </w:rPr>
-            </w:pPr>
-            <w:r>
-              <w:rPr>
-                <w:b w:val="0"/>
-                <w:color w:val="000000"/>
-                <w:sz w:val="22"/>
-                <w:szCs w:val="22"/>
-              </w:rPr>
-              <w:t xml:space="preserve">- выбирать инструменты накопления и инвестирования, исходя из степени риска и возможности его минимизации </w:t>
-            </w:r>
-          </w:p>
-        </w:tc>
-        <w:tc>
-          <w:tcPr>
-            <w:tcW w:w="2693" w:type="dxa"/>
-          </w:tcPr>
-          <w:p>
-            <w:pPr>
-              <w:suppressAutoHyphens w:val="0"/>
-              <w:ind w:left="57" w:right="57"/>
-              <w:rPr>
-                <w:sz w:val="22"/>
-                <w:szCs w:val="22"/>
-              </w:rPr>
-            </w:pPr>
-            <w:r>
-              <w:rPr>
-                <w:b w:val="0"/>
-                <w:color w:val="000000"/>
-                <w:sz w:val="22"/>
-                <w:szCs w:val="22"/>
-              </w:rPr>
-              <w:t>-</w:t>
-            </w:r>
-            <w:r>
-              <w:rPr>
-                <w:bCs/>
-                <w:sz w:val="22"/>
-                <w:szCs w:val="22"/>
-              </w:rPr>
-              <w:t xml:space="preserve"> </w:t>
-            </w:r>
-            <w:r>
-              <w:rPr>
-                <w:b w:val="0"/>
-                <w:bCs/>
-                <w:sz w:val="22"/>
-                <w:szCs w:val="22"/>
-              </w:rPr>
-              <w:t>навыками решения</w:t>
-            </w:r>
-            <w:r>
-              <w:rPr>
-                <w:b w:val="0"/>
-                <w:sz w:val="22"/>
-                <w:szCs w:val="22"/>
-              </w:rPr>
-              <w:t xml:space="preserve"> типичны</w:t>
-            </w:r>
-            <w:r>
-              <w:rPr>
-                <w:b w:val="0"/>
-                <w:bCs/>
-                <w:sz w:val="22"/>
-                <w:szCs w:val="22"/>
-              </w:rPr>
-              <w:t>х задач</w:t>
-            </w:r>
-            <w:r>
-              <w:rPr>
-                <w:b w:val="0"/>
-                <w:sz w:val="22"/>
-                <w:szCs w:val="22"/>
-              </w:rPr>
-              <w:t xml:space="preserve"> в сфере личного экономического и финансового планирования, возникающи</w:t>
-            </w:r>
-            <w:r>
-              <w:rPr>
-                <w:b w:val="0"/>
-                <w:bCs/>
-                <w:sz w:val="22"/>
-                <w:szCs w:val="22"/>
-              </w:rPr>
-              <w:t>х</w:t>
-            </w:r>
-            <w:r>
-              <w:rPr>
-                <w:b w:val="0"/>
-                <w:sz w:val="22"/>
-                <w:szCs w:val="22"/>
-              </w:rPr>
-              <w:t xml:space="preserve"> на разных этапах жизненного цикла и выб</w:t>
-            </w:r>
-            <w:r>
-              <w:rPr>
-                <w:b w:val="0"/>
-                <w:bCs/>
-                <w:sz w:val="22"/>
-                <w:szCs w:val="22"/>
-              </w:rPr>
               <w:t>ора</w:t>
             </w:r>
             <w:r>
               <w:rPr>
-                <w:b w:val="0"/>
-                <w:sz w:val="22"/>
+                <w:rFonts w:ascii="Times New Roman" w:hAnsi="Times New Roman"/>
+                <w:b w:val="0"/>
+                <w:sz w:val="24"/>
                 <w:szCs w:val="22"/>
               </w:rPr>
               <w:t xml:space="preserve"> инструменты для достижения финансовых целей</w:t>
@@ -3097,13 +3038,6 @@
         </w:tc>
       </w:tr>
     </w:tbl>
-    <w:p>
-      <w:pPr>
-        <w:pStyle w:val="1"/>
-        <w:keepNext w:val="0"/>
-        <w:suppressAutoHyphens w:val="0"/>
-      </w:pPr>
-    </w:p>
     <w:p>
       <w:pPr>
         <w:pStyle w:val="1"/>
@@ -3113,10 +3047,15 @@
           <w:headerReference w:type="default" r:id="rId8"/>
           <w:footerReference w:type="default" r:id="rId9"/>
           <w:pgSz w:w="16838" w:h="11906" w:orient="landscape"/>
-          <w:pgMar w:top="1701" w:right="1134" w:bottom="851" w:left="1134" w:header="720" w:footer="709" w:gutter="0"/>
+          <w:pgMar w:top="1701" w:right="1134" w:bottom="1134" w:left="1134" w:header="709" w:footer="709" w:gutter="0"/>
           <w:cols w:space="720"/>
           <w:docGrid w:linePitch="360"/>
         </w:sectPr>
+        <w:spacing w:before="0" w:after="0" w:line="20" w:lineRule="exact"/>
+        <w:rPr>
+          <w:sz w:val="2"/>
+          <w:szCs w:val="2"/>
+        </w:rPr>
       </w:pPr>
     </w:p>
     <w:p>
@@ -3162,23 +3101,29 @@
     </w:p>
     <w:tbl>
       <w:tblPr>
-        <w:tblW w:w="9228" w:type="dxa"/>
-        <w:tblInd w:w="108" w:type="dxa"/>
+        <w:tblW w:w="5000" w:type="pct"/>
         <w:tblBorders>
-          <w:top w:val="single" w:sz="4" w:space="0" w:color="auto"/>
-          <w:left w:val="single" w:sz="4" w:space="0" w:color="auto"/>
-          <w:bottom w:val="single" w:sz="4" w:space="0" w:color="auto"/>
-          <w:right w:val="single" w:sz="4" w:space="0" w:color="auto"/>
-          <w:insideH w:val="single" w:sz="4" w:space="0" w:color="auto"/>
-          <w:insideV w:val="single" w:sz="4" w:space="0" w:color="auto"/>
+          <w:top w:val="single" w:sz="4" w:space="0" w:color="000000"/>
+          <w:left w:val="single" w:sz="4" w:space="0" w:color="000000"/>
+          <w:bottom w:val="single" w:sz="4" w:space="0" w:color="000000"/>
+          <w:right w:val="single" w:sz="4" w:space="0" w:color="000000"/>
+          <w:insideH w:val="single" w:sz="4" w:space="0" w:color="000000"/>
+          <w:insideV w:val="single" w:sz="4" w:space="0" w:color="000000"/>
         </w:tblBorders>
-        <w:tblLook w:val="0000" w:firstRow="0" w:lastRow="0" w:firstColumn="0" w:lastColumn="0" w:noHBand="0" w:noVBand="0"/>
+        <w:tblLayout w:type="fixed"/>
+        <w:tblCellMar>
+          <w:left w:w="0" w:type="dxa"/>
+          <w:right w:w="0" w:type="dxa"/>
+        </w:tblCellMar>
+        <w:tblLook w:val="01E0" w:firstRow="1" w:lastRow="1" w:firstColumn="1" w:lastColumn="1" w:noHBand="0" w:noVBand="0"/>
       </w:tblPr>
       <w:tblGrid>
-        <w:gridCol w:w="4060"/>
-        <w:gridCol w:w="1107"/>
-        <w:gridCol w:w="1846"/>
-        <w:gridCol w:w="2215"/>
+        <w:gridCol w:w="454"/>
+        <w:gridCol w:w="1814"/>
+        <w:gridCol w:w="1361"/>
+        <w:gridCol w:w="737"/>
+        <w:gridCol w:w="1587"/>
+        <w:gridCol w:w="3402"/>
       </w:tblGrid>
       <w:tr>
         <w:trPr>
@@ -3186,295 +3131,214 @@
         </w:trPr>
         <w:tc>
           <w:tcPr>
-            <w:tcW w:w="4060" w:type="dxa"/>
-          </w:tcPr>
-          <w:p>
-            <w:pPr>
-              <w:suppressAutoHyphens w:val="0"/>
-              <w:rPr>
-                <w:b w:val="0"/>
-                <w:sz w:val="24"/>
-                <w:szCs w:val="24"/>
-              </w:rPr>
+            <w:tcW w:type="dxa" w:w="454"/>
+            <w:vMerge w:val="restart"/>
+            <w:vAlign w:val="center"/>
+          </w:tcPr>
+          <w:p>
+            <w:pPr>
+              <w:spacing w:before="0" w:after="20" w:line="240" w:lineRule="auto"/>
               <w:jc w:val="center"/>
             </w:pPr>
             <w:r>
               <w:rPr>
-                <w:b w:val="0"/>
-                <w:sz w:val="24"/>
-                <w:szCs w:val="24"/>
-              </w:rPr>
-              <w:t xml:space="preserve">Вид учебной работы</w:t>
-            </w:r>
-          </w:p>
-        </w:tc>
-        <w:tc>
-          <w:tcPr>
-            <w:tcW w:w="1107" w:type="dxa"/>
-          </w:tcPr>
-          <w:p>
-            <w:pPr>
-              <w:suppressAutoHyphens w:val="0"/>
-              <w:rPr>
-                <w:b w:val="0"/>
-                <w:sz w:val="24"/>
-                <w:szCs w:val="24"/>
-              </w:rPr>
+                <w:rFonts w:ascii="Times New Roman" w:hAnsi="Times New Roman"/>
+                <w:b/>
+                <w:sz w:val="24"/>
+              </w:rPr>
+              <w:t>№ п/п</w:t>
+            </w:r>
+          </w:p>
+        </w:tc>
+        <w:tc>
+          <w:tcPr>
+            <w:tcW w:type="dxa" w:w="3175"/>
+            <w:gridSpan w:val="2"/>
+            <w:vMerge w:val="restart"/>
+            <w:vAlign w:val="center"/>
+          </w:tcPr>
+          <w:p>
+            <w:pPr>
+              <w:spacing w:before="0" w:after="20" w:line="240" w:lineRule="auto"/>
               <w:jc w:val="center"/>
             </w:pPr>
             <w:r>
               <w:rPr>
-                <w:b w:val="0"/>
-                <w:sz w:val="24"/>
-                <w:szCs w:val="24"/>
-              </w:rPr>
-              <w:t xml:space="preserve">Всего</w:t>
-            </w:r>
-          </w:p>
-        </w:tc>
-        <w:tc>
-          <w:tcPr>
-            <w:tcW w:w="1846" w:type="dxa"/>
-          </w:tcPr>
-          <w:p>
-            <w:pPr>
-              <w:suppressAutoHyphens w:val="0"/>
-              <w:rPr>
-                <w:b w:val="0"/>
-                <w:sz w:val="24"/>
-                <w:szCs w:val="24"/>
-              </w:rPr>
+                <w:rFonts w:ascii="Times New Roman" w:hAnsi="Times New Roman"/>
+                <w:b/>
+                <w:sz w:val="24"/>
+              </w:rPr>
+              <w:t>Вид учебной работы</w:t>
+            </w:r>
+          </w:p>
+        </w:tc>
+        <w:tc>
+          <w:tcPr>
+            <w:tcW w:type="dxa" w:w="737"/>
+            <w:vMerge w:val="restart"/>
+            <w:vAlign w:val="center"/>
+          </w:tcPr>
+          <w:p>
+            <w:pPr>
+              <w:spacing w:before="0" w:after="20" w:line="240" w:lineRule="auto"/>
               <w:jc w:val="center"/>
             </w:pPr>
             <w:r>
               <w:rPr>
-                <w:b w:val="0"/>
-                <w:sz w:val="24"/>
-                <w:szCs w:val="24"/>
-              </w:rPr>
-              <w:t xml:space="preserve">Практическая</w:t>
-              <w:br/>
-              <w:t xml:space="preserve">подготовка</w:t>
-            </w:r>
-          </w:p>
-        </w:tc>
-        <w:tc>
-          <w:tcPr>
-            <w:tcW w:w="2215" w:type="dxa"/>
-          </w:tcPr>
-          <w:p>
-            <w:pPr>
-              <w:suppressAutoHyphens w:val="0"/>
-              <w:rPr>
-                <w:b w:val="0"/>
-                <w:sz w:val="24"/>
-                <w:szCs w:val="24"/>
-              </w:rPr>
+                <w:rFonts w:ascii="Times New Roman" w:hAnsi="Times New Roman"/>
+                <w:b/>
+                <w:sz w:val="24"/>
+              </w:rPr>
+              <w:t>Всего часов</w:t>
+            </w:r>
+          </w:p>
+        </w:tc>
+        <w:tc>
+          <w:tcPr>
+            <w:tcW w:type="dxa" w:w="1587"/>
+            <w:vMerge w:val="restart"/>
+            <w:vAlign w:val="center"/>
+          </w:tcPr>
+          <w:p>
+            <w:pPr>
+              <w:spacing w:before="0" w:after="20" w:line="240" w:lineRule="auto"/>
               <w:jc w:val="center"/>
             </w:pPr>
             <w:r>
               <w:rPr>
-                <w:b w:val="0"/>
-                <w:sz w:val="24"/>
-                <w:szCs w:val="24"/>
-              </w:rPr>
-              <w:t xml:space="preserve">4 семестр</w:t>
+                <w:rFonts w:ascii="Times New Roman" w:hAnsi="Times New Roman"/>
+                <w:b/>
+                <w:sz w:val="24"/>
+              </w:rPr>
+              <w:t>В том числе практическая подготовка</w:t>
+            </w:r>
+          </w:p>
+        </w:tc>
+        <w:tc>
+          <w:tcPr>
+            <w:tcW w:type="dxa" w:w="3402"/>
+            <w:vAlign w:val="center"/>
+          </w:tcPr>
+          <w:p>
+            <w:pPr>
+              <w:spacing w:before="0" w:after="20" w:line="240" w:lineRule="auto"/>
+              <w:jc w:val="center"/>
+            </w:pPr>
+            <w:r>
+              <w:rPr>
+                <w:rFonts w:ascii="Times New Roman" w:hAnsi="Times New Roman"/>
+                <w:b/>
+                <w:sz w:val="24"/>
+              </w:rPr>
+              <w:t>Семестры / курсы</w:t>
             </w:r>
           </w:p>
         </w:tc>
       </w:tr>
       <w:tr>
-        <w:tc>
-          <w:tcPr>
-            <w:tcW w:w="4060" w:type="dxa"/>
-          </w:tcPr>
-          <w:p>
-            <w:pPr>
-              <w:suppressAutoHyphens w:val="0"/>
-              <w:rPr>
-                <w:b w:val="0"/>
-                <w:sz w:val="24"/>
-                <w:szCs w:val="24"/>
-              </w:rPr>
-              <w:jc w:val="left"/>
-            </w:pPr>
-            <w:r>
-              <w:rPr>
-                <w:b w:val="0"/>
-                <w:sz w:val="24"/>
-                <w:szCs w:val="24"/>
-              </w:rPr>
-              <w:t xml:space="preserve">Контактная работа обучающихся с преподавателем, часов</w:t>
-            </w:r>
-          </w:p>
-        </w:tc>
-        <w:tc>
-          <w:tcPr>
-            <w:tcW w:w="1107" w:type="dxa"/>
-          </w:tcPr>
-          <w:p>
-            <w:pPr>
-              <w:suppressAutoHyphens w:val="0"/>
-              <w:rPr>
-                <w:b w:val="0"/>
-                <w:sz w:val="24"/>
-                <w:szCs w:val="24"/>
-              </w:rPr>
+        <w:trPr>
+          <w:tblHeader/>
+        </w:trPr>
+        <w:tc>
+          <w:tcPr>
+            <w:tcW w:type="dxa" w:w="454"/>
+            <w:vMerge/>
+          </w:tcPr>
+          <w:p/>
+        </w:tc>
+        <w:tc>
+          <w:tcPr>
+            <w:tcW w:type="dxa" w:w="3175"/>
+            <w:gridSpan w:val="2"/>
+            <w:vMerge/>
+          </w:tcPr>
+          <w:p/>
+        </w:tc>
+        <w:tc>
+          <w:tcPr>
+            <w:tcW w:type="dxa" w:w="737"/>
+            <w:vMerge/>
+          </w:tcPr>
+          <w:p/>
+        </w:tc>
+        <w:tc>
+          <w:tcPr>
+            <w:tcW w:type="dxa" w:w="1587"/>
+            <w:vMerge/>
+          </w:tcPr>
+          <w:p/>
+        </w:tc>
+        <w:tc>
+          <w:tcPr>
+            <w:tcW w:type="dxa" w:w="3402"/>
+            <w:vAlign w:val="center"/>
+          </w:tcPr>
+          <w:p>
+            <w:pPr>
+              <w:spacing w:before="0" w:after="20" w:line="240" w:lineRule="auto"/>
               <w:jc w:val="center"/>
             </w:pPr>
             <w:r>
               <w:rPr>
-                <w:b w:val="0"/>
-                <w:sz w:val="24"/>
-                <w:szCs w:val="24"/>
-              </w:rPr>
-              <w:t xml:space="preserve">32</w:t>
-            </w:r>
-          </w:p>
-        </w:tc>
-        <w:tc>
-          <w:tcPr>
-            <w:tcW w:w="1846" w:type="dxa"/>
-          </w:tcPr>
-          <w:p>
-            <w:pPr>
-              <w:suppressAutoHyphens w:val="0"/>
-              <w:rPr>
-                <w:b w:val="0"/>
-                <w:sz w:val="24"/>
-                <w:szCs w:val="24"/>
-              </w:rPr>
-              <w:jc w:val="center"/>
-            </w:pPr>
-            <w:r>
-              <w:rPr>
-                <w:b w:val="0"/>
-                <w:sz w:val="24"/>
-                <w:szCs w:val="24"/>
-              </w:rPr>
-              <w:t xml:space="preserve">—</w:t>
-            </w:r>
-          </w:p>
-        </w:tc>
-        <w:tc>
-          <w:tcPr>
-            <w:tcW w:w="2215" w:type="dxa"/>
-          </w:tcPr>
-          <w:p>
-            <w:pPr>
-              <w:suppressAutoHyphens w:val="0"/>
-              <w:rPr>
-                <w:b w:val="0"/>
-                <w:sz w:val="24"/>
-                <w:szCs w:val="24"/>
-              </w:rPr>
-              <w:jc w:val="center"/>
-            </w:pPr>
-            <w:r>
-              <w:rPr>
-                <w:b w:val="0"/>
-                <w:sz w:val="24"/>
-                <w:szCs w:val="24"/>
-              </w:rPr>
-              <w:t xml:space="preserve">32</w:t>
+                <w:rFonts w:ascii="Times New Roman" w:hAnsi="Times New Roman"/>
+                <w:b/>
+                <w:sz w:val="24"/>
+              </w:rPr>
+              <w:t>№ 4</w:t>
             </w:r>
           </w:p>
         </w:tc>
       </w:tr>
       <w:tr>
-        <w:tc>
-          <w:tcPr>
-            <w:tcW w:w="4060" w:type="dxa"/>
-          </w:tcPr>
-          <w:p>
-            <w:pPr>
-              <w:suppressAutoHyphens w:val="0"/>
-              <w:rPr>
-                <w:b w:val="0"/>
-                <w:sz w:val="24"/>
-                <w:szCs w:val="24"/>
-              </w:rPr>
-              <w:jc w:val="left"/>
-            </w:pPr>
-            <w:r>
-              <w:rPr>
-                <w:b w:val="0"/>
-                <w:sz w:val="24"/>
-                <w:szCs w:val="24"/>
-              </w:rPr>
-              <w:t xml:space="preserve">Лекции (Л), часов</w:t>
-            </w:r>
-          </w:p>
-        </w:tc>
-        <w:tc>
-          <w:tcPr>
-            <w:tcW w:w="1107" w:type="dxa"/>
-          </w:tcPr>
-          <w:p>
-            <w:pPr>
-              <w:suppressAutoHyphens w:val="0"/>
-              <w:rPr>
-                <w:b w:val="0"/>
-                <w:sz w:val="24"/>
-                <w:szCs w:val="24"/>
-              </w:rPr>
+        <w:trPr>
+          <w:tblHeader/>
+        </w:trPr>
+        <w:tc>
+          <w:tcPr>
+            <w:tcW w:type="dxa" w:w="454"/>
+            <w:vMerge/>
+          </w:tcPr>
+          <w:p/>
+        </w:tc>
+        <w:tc>
+          <w:tcPr>
+            <w:tcW w:type="dxa" w:w="3175"/>
+            <w:gridSpan w:val="2"/>
+            <w:vMerge/>
+          </w:tcPr>
+          <w:p/>
+        </w:tc>
+        <w:tc>
+          <w:tcPr>
+            <w:tcW w:type="dxa" w:w="737"/>
+            <w:vMerge/>
+          </w:tcPr>
+          <w:p/>
+        </w:tc>
+        <w:tc>
+          <w:tcPr>
+            <w:tcW w:type="dxa" w:w="1587"/>
+            <w:vMerge/>
+          </w:tcPr>
+          <w:p/>
+        </w:tc>
+        <w:tc>
+          <w:tcPr>
+            <w:tcW w:type="dxa" w:w="3402"/>
+            <w:vAlign w:val="center"/>
+          </w:tcPr>
+          <w:p>
+            <w:pPr>
+              <w:spacing w:before="0" w:after="20" w:line="240" w:lineRule="auto"/>
               <w:jc w:val="center"/>
             </w:pPr>
             <w:r>
               <w:rPr>
-                <w:b w:val="0"/>
-                <w:sz w:val="24"/>
-                <w:szCs w:val="24"/>
-              </w:rPr>
-              <w:t xml:space="preserve">16</w:t>
-            </w:r>
-          </w:p>
-        </w:tc>
-        <w:tc>
-          <w:tcPr>
-            <w:tcW w:w="1846" w:type="dxa"/>
-          </w:tcPr>
-          <w:p>
-            <w:pPr>
-              <w:suppressAutoHyphens w:val="0"/>
-              <w:rPr>
-                <w:b w:val="0"/>
-                <w:sz w:val="24"/>
-                <w:szCs w:val="24"/>
-              </w:rPr>
-              <w:jc w:val="center"/>
-            </w:pPr>
-            <w:r>
-              <w:rPr>
-                <w:b w:val="0"/>
-                <w:sz w:val="24"/>
-                <w:szCs w:val="24"/>
-              </w:rPr>
-              <w:t xml:space="preserve">—</w:t>
-            </w:r>
-          </w:p>
-        </w:tc>
-        <w:tc>
-          <w:tcPr>
-            <w:tcW w:w="2215" w:type="dxa"/>
-          </w:tcPr>
-          <w:p>
-            <w:pPr>
-              <w:suppressAutoHyphens w:val="0"/>
-              <w:rPr>
-                <w:b w:val="0"/>
-                <w:sz w:val="24"/>
-                <w:szCs w:val="24"/>
-              </w:rPr>
-              <w:jc w:val="center"/>
-            </w:pPr>
-            <w:r>
-              <w:rPr>
-                <w:b w:val="0"/>
-                <w:sz w:val="24"/>
-                <w:szCs w:val="24"/>
-              </w:rPr>
-              <w:t xml:space="preserve">16</w:t>
+                <w:rFonts w:ascii="Times New Roman" w:hAnsi="Times New Roman"/>
+                <w:b/>
+                <w:sz w:val="24"/>
+              </w:rPr>
+              <w:t>часов</w:t>
             </w:r>
           </w:p>
         </w:tc>
@@ -3482,97 +3346,102 @@
       <w:tr>
         <w:tc>
           <w:tcPr>
-            <w:tcW w:w="4060" w:type="dxa"/>
-          </w:tcPr>
-          <w:p>
-            <w:pPr>
-              <w:suppressAutoHyphens w:val="0"/>
-              <w:rPr>
-                <w:b w:val="0"/>
-                <w:sz w:val="24"/>
-                <w:szCs w:val="24"/>
-              </w:rPr>
+            <w:tcW w:type="dxa" w:w="454"/>
+            <w:vAlign w:val="center"/>
+          </w:tcPr>
+          <w:p>
+            <w:pPr>
+              <w:spacing w:before="0" w:after="20" w:line="240" w:lineRule="auto"/>
+              <w:jc w:val="center"/>
+            </w:pPr>
+            <w:r>
+              <w:rPr>
+                <w:rFonts w:ascii="Times New Roman" w:hAnsi="Times New Roman"/>
+                <w:b w:val="0"/>
+                <w:sz w:val="24"/>
+              </w:rPr>
+              <w:t>1</w:t>
+            </w:r>
+          </w:p>
+        </w:tc>
+        <w:tc>
+          <w:tcPr>
+            <w:tcW w:type="dxa" w:w="3175"/>
+            <w:gridSpan w:val="2"/>
+            <w:vAlign w:val="center"/>
+          </w:tcPr>
+          <w:p>
+            <w:pPr>
+              <w:spacing w:before="0" w:after="20" w:line="240" w:lineRule="auto"/>
               <w:jc w:val="left"/>
             </w:pPr>
             <w:r>
               <w:rPr>
-                <w:b w:val="0"/>
-                <w:sz w:val="24"/>
-                <w:szCs w:val="24"/>
-              </w:rPr>
-              <w:t xml:space="preserve">Практические занятия (ПЗ), семинары (С), часов</w:t>
-            </w:r>
-          </w:p>
-        </w:tc>
-        <w:tc>
-          <w:tcPr>
-            <w:tcW w:w="1107" w:type="dxa"/>
-          </w:tcPr>
-          <w:p>
-            <w:pPr>
-              <w:suppressAutoHyphens w:val="0"/>
-              <w:rPr>
-                <w:b w:val="0"/>
-                <w:sz w:val="24"/>
-                <w:szCs w:val="24"/>
-              </w:rPr>
+                <w:rFonts w:ascii="Times New Roman" w:hAnsi="Times New Roman"/>
+                <w:b/>
+                <w:sz w:val="24"/>
+              </w:rPr>
+              <w:t>Контактная работа обучающихся с преподавателем (по видам учебных занятий), всего</w:t>
+            </w:r>
+          </w:p>
+        </w:tc>
+        <w:tc>
+          <w:tcPr>
+            <w:tcW w:type="dxa" w:w="737"/>
+            <w:vAlign w:val="center"/>
+          </w:tcPr>
+          <w:p>
+            <w:pPr>
+              <w:spacing w:before="0" w:after="20" w:line="240" w:lineRule="auto"/>
               <w:jc w:val="center"/>
             </w:pPr>
             <w:r>
               <w:rPr>
-                <w:b w:val="0"/>
-                <w:sz w:val="24"/>
-                <w:szCs w:val="24"/>
-              </w:rPr>
-              <w:t xml:space="preserve">16</w:t>
-            </w:r>
-          </w:p>
-        </w:tc>
-        <w:tc>
-          <w:tcPr>
-            <w:tcW w:w="1846" w:type="dxa"/>
-          </w:tcPr>
-          <w:p>
-            <w:pPr>
-              <w:suppressAutoHyphens w:val="0"/>
-              <w:rPr>
-                <w:b w:val="0"/>
-                <w:sz w:val="24"/>
-                <w:szCs w:val="24"/>
-              </w:rPr>
+                <w:rFonts w:ascii="Times New Roman" w:hAnsi="Times New Roman"/>
+                <w:b w:val="0"/>
+                <w:sz w:val="24"/>
+              </w:rPr>
+              <w:t>32</w:t>
+            </w:r>
+          </w:p>
+        </w:tc>
+        <w:tc>
+          <w:tcPr>
+            <w:tcW w:type="dxa" w:w="1587"/>
+            <w:vAlign w:val="center"/>
+          </w:tcPr>
+          <w:p>
+            <w:pPr>
+              <w:spacing w:before="0" w:after="20" w:line="240" w:lineRule="auto"/>
               <w:jc w:val="center"/>
             </w:pPr>
             <w:r>
               <w:rPr>
-                <w:b w:val="0"/>
-                <w:sz w:val="24"/>
-                <w:szCs w:val="24"/>
-              </w:rPr>
-              <w:t xml:space="preserve">—</w:t>
-            </w:r>
-          </w:p>
-        </w:tc>
-        <w:tc>
-          <w:tcPr>
-            <w:tcW w:w="2215" w:type="dxa"/>
-          </w:tcPr>
-          <w:p>
-            <w:pPr>
-              <w:suppressAutoHyphens w:val="0"/>
-              <w:rPr>
-                <w:b w:val="0"/>
-                <w:sz w:val="24"/>
-                <w:szCs w:val="24"/>
-              </w:rPr>
+                <w:rFonts w:ascii="Times New Roman" w:hAnsi="Times New Roman"/>
+                <w:b w:val="0"/>
+                <w:sz w:val="24"/>
+              </w:rPr>
+              <w:t>0</w:t>
+            </w:r>
+          </w:p>
+        </w:tc>
+        <w:tc>
+          <w:tcPr>
+            <w:tcW w:type="dxa" w:w="3402"/>
+            <w:vAlign w:val="center"/>
+          </w:tcPr>
+          <w:p>
+            <w:pPr>
+              <w:spacing w:before="0" w:after="20" w:line="240" w:lineRule="auto"/>
               <w:jc w:val="center"/>
             </w:pPr>
             <w:r>
               <w:rPr>
-                <w:b w:val="0"/>
-                <w:sz w:val="24"/>
-                <w:szCs w:val="24"/>
-              </w:rPr>
-              <w:t xml:space="preserve">16</w:t>
+                <w:rFonts w:ascii="Times New Roman" w:hAnsi="Times New Roman"/>
+                <w:b w:val="0"/>
+                <w:sz w:val="24"/>
+              </w:rPr>
+              <w:t>32</w:t>
             </w:r>
           </w:p>
         </w:tc>
@@ -3580,195 +3449,162 @@
       <w:tr>
         <w:tc>
           <w:tcPr>
-            <w:tcW w:w="4060" w:type="dxa"/>
-          </w:tcPr>
-          <w:p>
-            <w:pPr>
-              <w:suppressAutoHyphens w:val="0"/>
-              <w:rPr>
-                <w:b w:val="0"/>
-                <w:sz w:val="24"/>
-                <w:szCs w:val="24"/>
-              </w:rPr>
+            <w:tcW w:type="dxa" w:w="454"/>
+            <w:vAlign w:val="center"/>
+          </w:tcPr>
+          <w:p>
+            <w:pPr>
+              <w:spacing w:before="0" w:after="20" w:line="240" w:lineRule="auto"/>
+              <w:jc w:val="center"/>
+            </w:pPr>
+            <w:r>
+              <w:rPr>
+                <w:rFonts w:ascii="Times New Roman" w:hAnsi="Times New Roman"/>
+                <w:b w:val="0"/>
+                <w:sz w:val="24"/>
+              </w:rPr>
+            </w:r>
+          </w:p>
+        </w:tc>
+        <w:tc>
+          <w:tcPr>
+            <w:tcW w:type="dxa" w:w="3175"/>
+            <w:gridSpan w:val="2"/>
+            <w:vAlign w:val="center"/>
+          </w:tcPr>
+          <w:p>
+            <w:pPr>
+              <w:spacing w:before="0" w:after="20" w:line="240" w:lineRule="auto"/>
               <w:jc w:val="left"/>
             </w:pPr>
             <w:r>
               <w:rPr>
-                <w:b w:val="0"/>
-                <w:sz w:val="24"/>
-                <w:szCs w:val="24"/>
-              </w:rPr>
-              <w:t xml:space="preserve">Лабораторные работы (ЛР), часов</w:t>
-            </w:r>
-          </w:p>
-        </w:tc>
-        <w:tc>
-          <w:tcPr>
-            <w:tcW w:w="1107" w:type="dxa"/>
-          </w:tcPr>
-          <w:p>
-            <w:pPr>
-              <w:suppressAutoHyphens w:val="0"/>
-              <w:rPr>
-                <w:b w:val="0"/>
-                <w:sz w:val="24"/>
-                <w:szCs w:val="24"/>
-              </w:rPr>
-              <w:jc w:val="center"/>
-            </w:pPr>
-            <w:r>
-              <w:rPr>
-                <w:b w:val="0"/>
-                <w:sz w:val="24"/>
-                <w:szCs w:val="24"/>
-              </w:rPr>
-              <w:t xml:space="preserve">0</w:t>
-            </w:r>
-          </w:p>
-        </w:tc>
-        <w:tc>
-          <w:tcPr>
-            <w:tcW w:w="1846" w:type="dxa"/>
-          </w:tcPr>
-          <w:p>
-            <w:pPr>
-              <w:suppressAutoHyphens w:val="0"/>
-              <w:rPr>
-                <w:b w:val="0"/>
-                <w:sz w:val="24"/>
-                <w:szCs w:val="24"/>
-              </w:rPr>
-              <w:jc w:val="center"/>
-            </w:pPr>
-            <w:r>
-              <w:rPr>
-                <w:b w:val="0"/>
-                <w:sz w:val="24"/>
-                <w:szCs w:val="24"/>
-              </w:rPr>
-              <w:t xml:space="preserve">—</w:t>
-            </w:r>
-          </w:p>
-        </w:tc>
-        <w:tc>
-          <w:tcPr>
-            <w:tcW w:w="2215" w:type="dxa"/>
-          </w:tcPr>
-          <w:p>
-            <w:pPr>
-              <w:suppressAutoHyphens w:val="0"/>
-              <w:rPr>
-                <w:b w:val="0"/>
-                <w:sz w:val="24"/>
-                <w:szCs w:val="24"/>
-              </w:rPr>
-              <w:jc w:val="center"/>
-            </w:pPr>
-            <w:r>
-              <w:rPr>
-                <w:b w:val="0"/>
-                <w:sz w:val="24"/>
-                <w:szCs w:val="24"/>
-              </w:rPr>
-              <w:t xml:space="preserve">—</w:t>
-            </w:r>
-          </w:p>
+                <w:rFonts w:ascii="Times New Roman" w:hAnsi="Times New Roman"/>
+                <w:b w:val="0"/>
+                <w:sz w:val="24"/>
+              </w:rPr>
+              <w:t>в том числе:</w:t>
+            </w:r>
+          </w:p>
+        </w:tc>
+        <w:tc>
+          <w:tcPr>
+            <w:tcW w:type="dxa" w:w="737"/>
+          </w:tcPr>
+          <w:p/>
+        </w:tc>
+        <w:tc>
+          <w:tcPr>
+            <w:tcW w:type="dxa" w:w="1587"/>
+          </w:tcPr>
+          <w:p/>
+        </w:tc>
+        <w:tc>
+          <w:tcPr>
+            <w:tcW w:type="dxa" w:w="3402"/>
+          </w:tcPr>
+          <w:p/>
         </w:tc>
       </w:tr>
       <w:tr>
         <w:tc>
           <w:tcPr>
-            <w:tcW w:w="4060" w:type="dxa"/>
-          </w:tcPr>
-          <w:p>
-            <w:pPr>
-              <w:suppressAutoHyphens w:val="0"/>
-              <w:rPr>
-                <w:b w:val="0"/>
-                <w:sz w:val="24"/>
-                <w:szCs w:val="24"/>
-              </w:rPr>
+            <w:tcW w:type="dxa" w:w="454"/>
+            <w:vAlign w:val="center"/>
+          </w:tcPr>
+          <w:p>
+            <w:pPr>
+              <w:spacing w:before="0" w:after="20" w:line="240" w:lineRule="auto"/>
+              <w:jc w:val="center"/>
+            </w:pPr>
+            <w:r>
+              <w:rPr>
+                <w:rFonts w:ascii="Times New Roman" w:hAnsi="Times New Roman"/>
+                <w:b w:val="0"/>
+                <w:sz w:val="24"/>
+              </w:rPr>
+              <w:t>1.1</w:t>
+            </w:r>
+          </w:p>
+        </w:tc>
+        <w:tc>
+          <w:tcPr>
+            <w:tcW w:type="dxa" w:w="3175"/>
+            <w:gridSpan w:val="2"/>
+            <w:vAlign w:val="center"/>
+          </w:tcPr>
+          <w:p>
+            <w:pPr>
+              <w:spacing w:before="0" w:after="20" w:line="240" w:lineRule="auto"/>
               <w:jc w:val="left"/>
             </w:pPr>
             <w:r>
               <w:rPr>
-                <w:b w:val="0"/>
-                <w:sz w:val="24"/>
-                <w:szCs w:val="24"/>
-              </w:rPr>
-              <w:t xml:space="preserve">Иные виды занятий, часов</w:t>
-            </w:r>
-          </w:p>
-        </w:tc>
-        <w:tc>
-          <w:tcPr>
-            <w:tcW w:w="1107" w:type="dxa"/>
-          </w:tcPr>
-          <w:p>
-            <w:pPr>
-              <w:suppressAutoHyphens w:val="0"/>
-              <w:rPr>
-                <w:b w:val="0"/>
-                <w:sz w:val="24"/>
-                <w:szCs w:val="24"/>
-              </w:rPr>
+                <w:rFonts w:ascii="Times New Roman" w:hAnsi="Times New Roman"/>
+                <w:b w:val="0"/>
+                <w:sz w:val="24"/>
+              </w:rPr>
+              <w:t>Лекции (Л)</w:t>
+            </w:r>
+          </w:p>
+        </w:tc>
+        <w:tc>
+          <w:tcPr>
+            <w:tcW w:type="dxa" w:w="737"/>
+            <w:vAlign w:val="center"/>
+          </w:tcPr>
+          <w:p>
+            <w:pPr>
+              <w:spacing w:before="0" w:after="20" w:line="240" w:lineRule="auto"/>
               <w:jc w:val="center"/>
             </w:pPr>
             <w:r>
               <w:rPr>
-                <w:b w:val="0"/>
-                <w:sz w:val="24"/>
-                <w:szCs w:val="24"/>
-              </w:rPr>
-              <w:t xml:space="preserve">—</w:t>
-            </w:r>
-          </w:p>
-        </w:tc>
-        <w:tc>
-          <w:tcPr>
-            <w:tcW w:w="1846" w:type="dxa"/>
-          </w:tcPr>
-          <w:p>
-            <w:pPr>
-              <w:suppressAutoHyphens w:val="0"/>
-              <w:rPr>
-                <w:b w:val="0"/>
-                <w:sz w:val="24"/>
-                <w:szCs w:val="24"/>
-              </w:rPr>
+                <w:rFonts w:ascii="Times New Roman" w:hAnsi="Times New Roman"/>
+                <w:b w:val="0"/>
+                <w:sz w:val="24"/>
+              </w:rPr>
+              <w:t>16</w:t>
+            </w:r>
+          </w:p>
+        </w:tc>
+        <w:tc>
+          <w:tcPr>
+            <w:tcW w:type="dxa" w:w="1587"/>
+            <w:vAlign w:val="center"/>
+          </w:tcPr>
+          <w:p>
+            <w:pPr>
+              <w:spacing w:before="0" w:after="20" w:line="240" w:lineRule="auto"/>
               <w:jc w:val="center"/>
             </w:pPr>
             <w:r>
               <w:rPr>
-                <w:b w:val="0"/>
-                <w:sz w:val="24"/>
-                <w:szCs w:val="24"/>
-              </w:rPr>
-              <w:t xml:space="preserve">—</w:t>
-            </w:r>
-          </w:p>
-        </w:tc>
-        <w:tc>
-          <w:tcPr>
-            <w:tcW w:w="2215" w:type="dxa"/>
-          </w:tcPr>
-          <w:p>
-            <w:pPr>
-              <w:suppressAutoHyphens w:val="0"/>
-              <w:rPr>
-                <w:b w:val="0"/>
-                <w:sz w:val="24"/>
-                <w:szCs w:val="24"/>
-              </w:rPr>
+                <w:rFonts w:ascii="Times New Roman" w:hAnsi="Times New Roman"/>
+                <w:b w:val="0"/>
+                <w:sz w:val="24"/>
+              </w:rPr>
+              <w:t>0</w:t>
+            </w:r>
+          </w:p>
+        </w:tc>
+        <w:tc>
+          <w:tcPr>
+            <w:tcW w:type="dxa" w:w="3402"/>
+            <w:vAlign w:val="center"/>
+          </w:tcPr>
+          <w:p>
+            <w:pPr>
+              <w:spacing w:before="0" w:after="20" w:line="240" w:lineRule="auto"/>
               <w:jc w:val="center"/>
             </w:pPr>
             <w:r>
               <w:rPr>
-                <w:b w:val="0"/>
-                <w:sz w:val="24"/>
-                <w:szCs w:val="24"/>
-              </w:rPr>
-              <w:t xml:space="preserve">—</w:t>
+                <w:rFonts w:ascii="Times New Roman" w:hAnsi="Times New Roman"/>
+                <w:b w:val="0"/>
+                <w:sz w:val="24"/>
+              </w:rPr>
+              <w:t>16</w:t>
             </w:r>
           </w:p>
         </w:tc>
@@ -3776,97 +3612,102 @@
       <w:tr>
         <w:tc>
           <w:tcPr>
-            <w:tcW w:w="4060" w:type="dxa"/>
-          </w:tcPr>
-          <w:p>
-            <w:pPr>
-              <w:suppressAutoHyphens w:val="0"/>
-              <w:rPr>
-                <w:b w:val="0"/>
-                <w:sz w:val="24"/>
-                <w:szCs w:val="24"/>
-              </w:rPr>
+            <w:tcW w:type="dxa" w:w="454"/>
+            <w:vAlign w:val="center"/>
+          </w:tcPr>
+          <w:p>
+            <w:pPr>
+              <w:spacing w:before="0" w:after="20" w:line="240" w:lineRule="auto"/>
+              <w:jc w:val="center"/>
+            </w:pPr>
+            <w:r>
+              <w:rPr>
+                <w:rFonts w:ascii="Times New Roman" w:hAnsi="Times New Roman"/>
+                <w:b w:val="0"/>
+                <w:sz w:val="24"/>
+              </w:rPr>
+              <w:t>1.2</w:t>
+            </w:r>
+          </w:p>
+        </w:tc>
+        <w:tc>
+          <w:tcPr>
+            <w:tcW w:type="dxa" w:w="3175"/>
+            <w:gridSpan w:val="2"/>
+            <w:vAlign w:val="center"/>
+          </w:tcPr>
+          <w:p>
+            <w:pPr>
+              <w:spacing w:before="0" w:after="20" w:line="240" w:lineRule="auto"/>
               <w:jc w:val="left"/>
             </w:pPr>
             <w:r>
               <w:rPr>
-                <w:b w:val="0"/>
-                <w:sz w:val="24"/>
-                <w:szCs w:val="24"/>
-              </w:rPr>
-              <w:t xml:space="preserve">Самостоятельная работа студента, часов</w:t>
-            </w:r>
-          </w:p>
-        </w:tc>
-        <w:tc>
-          <w:tcPr>
-            <w:tcW w:w="1107" w:type="dxa"/>
-          </w:tcPr>
-          <w:p>
-            <w:pPr>
-              <w:suppressAutoHyphens w:val="0"/>
-              <w:rPr>
-                <w:b w:val="0"/>
-                <w:sz w:val="24"/>
-                <w:szCs w:val="24"/>
-              </w:rPr>
+                <w:rFonts w:ascii="Times New Roman" w:hAnsi="Times New Roman"/>
+                <w:b w:val="0"/>
+                <w:sz w:val="24"/>
+              </w:rPr>
+              <w:t>Практические занятия (ПЗ)</w:t>
+            </w:r>
+          </w:p>
+        </w:tc>
+        <w:tc>
+          <w:tcPr>
+            <w:tcW w:type="dxa" w:w="737"/>
+            <w:vAlign w:val="center"/>
+          </w:tcPr>
+          <w:p>
+            <w:pPr>
+              <w:spacing w:before="0" w:after="20" w:line="240" w:lineRule="auto"/>
               <w:jc w:val="center"/>
             </w:pPr>
             <w:r>
               <w:rPr>
-                <w:b w:val="0"/>
-                <w:sz w:val="24"/>
-                <w:szCs w:val="24"/>
-              </w:rPr>
-              <w:t xml:space="preserve">76</w:t>
-            </w:r>
-          </w:p>
-        </w:tc>
-        <w:tc>
-          <w:tcPr>
-            <w:tcW w:w="1846" w:type="dxa"/>
-          </w:tcPr>
-          <w:p>
-            <w:pPr>
-              <w:suppressAutoHyphens w:val="0"/>
-              <w:rPr>
-                <w:b w:val="0"/>
-                <w:sz w:val="24"/>
-                <w:szCs w:val="24"/>
-              </w:rPr>
+                <w:rFonts w:ascii="Times New Roman" w:hAnsi="Times New Roman"/>
+                <w:b w:val="0"/>
+                <w:sz w:val="24"/>
+              </w:rPr>
+              <w:t>16</w:t>
+            </w:r>
+          </w:p>
+        </w:tc>
+        <w:tc>
+          <w:tcPr>
+            <w:tcW w:type="dxa" w:w="1587"/>
+            <w:vAlign w:val="center"/>
+          </w:tcPr>
+          <w:p>
+            <w:pPr>
+              <w:spacing w:before="0" w:after="20" w:line="240" w:lineRule="auto"/>
               <w:jc w:val="center"/>
             </w:pPr>
             <w:r>
               <w:rPr>
-                <w:b w:val="0"/>
-                <w:sz w:val="24"/>
-                <w:szCs w:val="24"/>
-              </w:rPr>
-              <w:t xml:space="preserve">—</w:t>
-            </w:r>
-          </w:p>
-        </w:tc>
-        <w:tc>
-          <w:tcPr>
-            <w:tcW w:w="2215" w:type="dxa"/>
-          </w:tcPr>
-          <w:p>
-            <w:pPr>
-              <w:suppressAutoHyphens w:val="0"/>
-              <w:rPr>
-                <w:b w:val="0"/>
-                <w:sz w:val="24"/>
-                <w:szCs w:val="24"/>
-              </w:rPr>
+                <w:rFonts w:ascii="Times New Roman" w:hAnsi="Times New Roman"/>
+                <w:b w:val="0"/>
+                <w:sz w:val="24"/>
+              </w:rPr>
+              <w:t>0</w:t>
+            </w:r>
+          </w:p>
+        </w:tc>
+        <w:tc>
+          <w:tcPr>
+            <w:tcW w:type="dxa" w:w="3402"/>
+            <w:vAlign w:val="center"/>
+          </w:tcPr>
+          <w:p>
+            <w:pPr>
+              <w:spacing w:before="0" w:after="20" w:line="240" w:lineRule="auto"/>
               <w:jc w:val="center"/>
             </w:pPr>
             <w:r>
               <w:rPr>
-                <w:b w:val="0"/>
-                <w:sz w:val="24"/>
-                <w:szCs w:val="24"/>
-              </w:rPr>
-              <w:t xml:space="preserve">76</w:t>
+                <w:rFonts w:ascii="Times New Roman" w:hAnsi="Times New Roman"/>
+                <w:b w:val="0"/>
+                <w:sz w:val="24"/>
+              </w:rPr>
+              <w:t>16</w:t>
             </w:r>
           </w:p>
         </w:tc>
@@ -3874,97 +3715,102 @@
       <w:tr>
         <w:tc>
           <w:tcPr>
-            <w:tcW w:w="4060" w:type="dxa"/>
-          </w:tcPr>
-          <w:p>
-            <w:pPr>
-              <w:suppressAutoHyphens w:val="0"/>
-              <w:rPr>
-                <w:b w:val="0"/>
-                <w:sz w:val="24"/>
-                <w:szCs w:val="24"/>
-              </w:rPr>
+            <w:tcW w:type="dxa" w:w="454"/>
+            <w:vAlign w:val="center"/>
+          </w:tcPr>
+          <w:p>
+            <w:pPr>
+              <w:spacing w:before="0" w:after="20" w:line="240" w:lineRule="auto"/>
+              <w:jc w:val="center"/>
+            </w:pPr>
+            <w:r>
+              <w:rPr>
+                <w:rFonts w:ascii="Times New Roman" w:hAnsi="Times New Roman"/>
+                <w:b w:val="0"/>
+                <w:sz w:val="24"/>
+              </w:rPr>
+              <w:t>1.3</w:t>
+            </w:r>
+          </w:p>
+        </w:tc>
+        <w:tc>
+          <w:tcPr>
+            <w:tcW w:type="dxa" w:w="3175"/>
+            <w:gridSpan w:val="2"/>
+            <w:vAlign w:val="center"/>
+          </w:tcPr>
+          <w:p>
+            <w:pPr>
+              <w:spacing w:before="0" w:after="20" w:line="240" w:lineRule="auto"/>
               <w:jc w:val="left"/>
             </w:pPr>
             <w:r>
               <w:rPr>
-                <w:b w:val="0"/>
-                <w:sz w:val="24"/>
-                <w:szCs w:val="24"/>
-              </w:rPr>
-              <w:t xml:space="preserve">Подготовка к промежуточной аттестации (контроль), часов</w:t>
-            </w:r>
-          </w:p>
-        </w:tc>
-        <w:tc>
-          <w:tcPr>
-            <w:tcW w:w="1107" w:type="dxa"/>
-          </w:tcPr>
-          <w:p>
-            <w:pPr>
-              <w:suppressAutoHyphens w:val="0"/>
-              <w:rPr>
-                <w:b w:val="0"/>
-                <w:sz w:val="24"/>
-                <w:szCs w:val="24"/>
-              </w:rPr>
+                <w:rFonts w:ascii="Times New Roman" w:hAnsi="Times New Roman"/>
+                <w:b w:val="0"/>
+                <w:sz w:val="24"/>
+              </w:rPr>
+              <w:t>Семинары (С)</w:t>
+            </w:r>
+          </w:p>
+        </w:tc>
+        <w:tc>
+          <w:tcPr>
+            <w:tcW w:type="dxa" w:w="737"/>
+            <w:vAlign w:val="center"/>
+          </w:tcPr>
+          <w:p>
+            <w:pPr>
+              <w:spacing w:before="0" w:after="20" w:line="240" w:lineRule="auto"/>
               <w:jc w:val="center"/>
             </w:pPr>
             <w:r>
               <w:rPr>
-                <w:b w:val="0"/>
-                <w:sz w:val="24"/>
-                <w:szCs w:val="24"/>
-              </w:rPr>
-              <w:t xml:space="preserve">0</w:t>
-            </w:r>
-          </w:p>
-        </w:tc>
-        <w:tc>
-          <w:tcPr>
-            <w:tcW w:w="1846" w:type="dxa"/>
-          </w:tcPr>
-          <w:p>
-            <w:pPr>
-              <w:suppressAutoHyphens w:val="0"/>
-              <w:rPr>
-                <w:b w:val="0"/>
-                <w:sz w:val="24"/>
-                <w:szCs w:val="24"/>
-              </w:rPr>
+                <w:rFonts w:ascii="Times New Roman" w:hAnsi="Times New Roman"/>
+                <w:b w:val="0"/>
+                <w:sz w:val="24"/>
+              </w:rPr>
+              <w:t>0</w:t>
+            </w:r>
+          </w:p>
+        </w:tc>
+        <w:tc>
+          <w:tcPr>
+            <w:tcW w:type="dxa" w:w="1587"/>
+            <w:vAlign w:val="center"/>
+          </w:tcPr>
+          <w:p>
+            <w:pPr>
+              <w:spacing w:before="0" w:after="20" w:line="240" w:lineRule="auto"/>
               <w:jc w:val="center"/>
             </w:pPr>
             <w:r>
               <w:rPr>
-                <w:b w:val="0"/>
-                <w:sz w:val="24"/>
-                <w:szCs w:val="24"/>
-              </w:rPr>
-              <w:t xml:space="preserve">—</w:t>
-            </w:r>
-          </w:p>
-        </w:tc>
-        <w:tc>
-          <w:tcPr>
-            <w:tcW w:w="2215" w:type="dxa"/>
-          </w:tcPr>
-          <w:p>
-            <w:pPr>
-              <w:suppressAutoHyphens w:val="0"/>
-              <w:rPr>
-                <w:b w:val="0"/>
-                <w:sz w:val="24"/>
-                <w:szCs w:val="24"/>
-              </w:rPr>
+                <w:rFonts w:ascii="Times New Roman" w:hAnsi="Times New Roman"/>
+                <w:b w:val="0"/>
+                <w:sz w:val="24"/>
+              </w:rPr>
+              <w:t>0</w:t>
+            </w:r>
+          </w:p>
+        </w:tc>
+        <w:tc>
+          <w:tcPr>
+            <w:tcW w:type="dxa" w:w="3402"/>
+            <w:vAlign w:val="center"/>
+          </w:tcPr>
+          <w:p>
+            <w:pPr>
+              <w:spacing w:before="0" w:after="20" w:line="240" w:lineRule="auto"/>
               <w:jc w:val="center"/>
             </w:pPr>
             <w:r>
               <w:rPr>
-                <w:b w:val="0"/>
-                <w:sz w:val="24"/>
-                <w:szCs w:val="24"/>
-              </w:rPr>
-              <w:t xml:space="preserve">—</w:t>
+                <w:rFonts w:ascii="Times New Roman" w:hAnsi="Times New Roman"/>
+                <w:b w:val="0"/>
+                <w:sz w:val="24"/>
+              </w:rPr>
+              <w:t>0</w:t>
             </w:r>
           </w:p>
         </w:tc>
@@ -3972,97 +3818,102 @@
       <w:tr>
         <w:tc>
           <w:tcPr>
-            <w:tcW w:w="4060" w:type="dxa"/>
-          </w:tcPr>
-          <w:p>
-            <w:pPr>
-              <w:suppressAutoHyphens w:val="0"/>
-              <w:rPr>
-                <w:b w:val="0"/>
-                <w:sz w:val="24"/>
-                <w:szCs w:val="24"/>
-              </w:rPr>
+            <w:tcW w:type="dxa" w:w="454"/>
+            <w:vAlign w:val="center"/>
+          </w:tcPr>
+          <w:p>
+            <w:pPr>
+              <w:spacing w:before="0" w:after="20" w:line="240" w:lineRule="auto"/>
+              <w:jc w:val="center"/>
+            </w:pPr>
+            <w:r>
+              <w:rPr>
+                <w:rFonts w:ascii="Times New Roman" w:hAnsi="Times New Roman"/>
+                <w:b w:val="0"/>
+                <w:sz w:val="24"/>
+              </w:rPr>
+              <w:t>1.4</w:t>
+            </w:r>
+          </w:p>
+        </w:tc>
+        <w:tc>
+          <w:tcPr>
+            <w:tcW w:type="dxa" w:w="3175"/>
+            <w:gridSpan w:val="2"/>
+            <w:vAlign w:val="center"/>
+          </w:tcPr>
+          <w:p>
+            <w:pPr>
+              <w:spacing w:before="0" w:after="20" w:line="240" w:lineRule="auto"/>
               <w:jc w:val="left"/>
             </w:pPr>
             <w:r>
               <w:rPr>
-                <w:b w:val="0"/>
-                <w:sz w:val="24"/>
-                <w:szCs w:val="24"/>
-              </w:rPr>
-              <w:t xml:space="preserve">Курсовая работа / курсовой проект</w:t>
-            </w:r>
-          </w:p>
-        </w:tc>
-        <w:tc>
-          <w:tcPr>
-            <w:tcW w:w="1107" w:type="dxa"/>
-          </w:tcPr>
-          <w:p>
-            <w:pPr>
-              <w:suppressAutoHyphens w:val="0"/>
-              <w:rPr>
-                <w:b w:val="0"/>
-                <w:sz w:val="24"/>
-                <w:szCs w:val="24"/>
-              </w:rPr>
+                <w:rFonts w:ascii="Times New Roman" w:hAnsi="Times New Roman"/>
+                <w:b w:val="0"/>
+                <w:sz w:val="24"/>
+              </w:rPr>
+              <w:t>Лабораторные работы (ЛР)</w:t>
+            </w:r>
+          </w:p>
+        </w:tc>
+        <w:tc>
+          <w:tcPr>
+            <w:tcW w:type="dxa" w:w="737"/>
+            <w:vAlign w:val="center"/>
+          </w:tcPr>
+          <w:p>
+            <w:pPr>
+              <w:spacing w:before="0" w:after="20" w:line="240" w:lineRule="auto"/>
               <w:jc w:val="center"/>
             </w:pPr>
             <w:r>
               <w:rPr>
-                <w:b w:val="0"/>
-                <w:sz w:val="24"/>
-                <w:szCs w:val="24"/>
-              </w:rPr>
-              <w:t xml:space="preserve">—</w:t>
-            </w:r>
-          </w:p>
-        </w:tc>
-        <w:tc>
-          <w:tcPr>
-            <w:tcW w:w="1846" w:type="dxa"/>
-          </w:tcPr>
-          <w:p>
-            <w:pPr>
-              <w:suppressAutoHyphens w:val="0"/>
-              <w:rPr>
-                <w:b w:val="0"/>
-                <w:sz w:val="24"/>
-                <w:szCs w:val="24"/>
-              </w:rPr>
+                <w:rFonts w:ascii="Times New Roman" w:hAnsi="Times New Roman"/>
+                <w:b w:val="0"/>
+                <w:sz w:val="24"/>
+              </w:rPr>
+              <w:t>0</w:t>
+            </w:r>
+          </w:p>
+        </w:tc>
+        <w:tc>
+          <w:tcPr>
+            <w:tcW w:type="dxa" w:w="1587"/>
+            <w:vAlign w:val="center"/>
+          </w:tcPr>
+          <w:p>
+            <w:pPr>
+              <w:spacing w:before="0" w:after="20" w:line="240" w:lineRule="auto"/>
               <w:jc w:val="center"/>
             </w:pPr>
             <w:r>
               <w:rPr>
-                <w:b w:val="0"/>
-                <w:sz w:val="24"/>
-                <w:szCs w:val="24"/>
-              </w:rPr>
-              <w:t xml:space="preserve">—</w:t>
-            </w:r>
-          </w:p>
-        </w:tc>
-        <w:tc>
-          <w:tcPr>
-            <w:tcW w:w="2215" w:type="dxa"/>
-          </w:tcPr>
-          <w:p>
-            <w:pPr>
-              <w:suppressAutoHyphens w:val="0"/>
-              <w:rPr>
-                <w:b w:val="0"/>
-                <w:sz w:val="24"/>
-                <w:szCs w:val="24"/>
-              </w:rPr>
+                <w:rFonts w:ascii="Times New Roman" w:hAnsi="Times New Roman"/>
+                <w:b w:val="0"/>
+                <w:sz w:val="24"/>
+              </w:rPr>
+              <w:t>0</w:t>
+            </w:r>
+          </w:p>
+        </w:tc>
+        <w:tc>
+          <w:tcPr>
+            <w:tcW w:type="dxa" w:w="3402"/>
+            <w:vAlign w:val="center"/>
+          </w:tcPr>
+          <w:p>
+            <w:pPr>
+              <w:spacing w:before="0" w:after="20" w:line="240" w:lineRule="auto"/>
               <w:jc w:val="center"/>
             </w:pPr>
             <w:r>
               <w:rPr>
-                <w:b w:val="0"/>
-                <w:sz w:val="24"/>
-                <w:szCs w:val="24"/>
-              </w:rPr>
-              <w:t xml:space="preserve">—</w:t>
+                <w:rFonts w:ascii="Times New Roman" w:hAnsi="Times New Roman"/>
+                <w:b w:val="0"/>
+                <w:sz w:val="24"/>
+              </w:rPr>
+              <w:t>0</w:t>
             </w:r>
           </w:p>
         </w:tc>
@@ -4070,97 +3921,102 @@
       <w:tr>
         <w:tc>
           <w:tcPr>
-            <w:tcW w:w="4060" w:type="dxa"/>
-          </w:tcPr>
-          <w:p>
-            <w:pPr>
-              <w:suppressAutoHyphens w:val="0"/>
-              <w:rPr>
-                <w:b w:val="0"/>
-                <w:sz w:val="24"/>
-                <w:szCs w:val="24"/>
-              </w:rPr>
+            <w:tcW w:type="dxa" w:w="454"/>
+            <w:vAlign w:val="center"/>
+          </w:tcPr>
+          <w:p>
+            <w:pPr>
+              <w:spacing w:before="0" w:after="20" w:line="240" w:lineRule="auto"/>
+              <w:jc w:val="center"/>
+            </w:pPr>
+            <w:r>
+              <w:rPr>
+                <w:rFonts w:ascii="Times New Roman" w:hAnsi="Times New Roman"/>
+                <w:b w:val="0"/>
+                <w:sz w:val="24"/>
+              </w:rPr>
+              <w:t>1.5</w:t>
+            </w:r>
+          </w:p>
+        </w:tc>
+        <w:tc>
+          <w:tcPr>
+            <w:tcW w:type="dxa" w:w="3175"/>
+            <w:gridSpan w:val="2"/>
+            <w:vAlign w:val="center"/>
+          </w:tcPr>
+          <w:p>
+            <w:pPr>
+              <w:spacing w:before="0" w:after="20" w:line="240" w:lineRule="auto"/>
               <w:jc w:val="left"/>
             </w:pPr>
             <w:r>
               <w:rPr>
-                <w:b w:val="0"/>
-                <w:sz w:val="24"/>
-                <w:szCs w:val="24"/>
-              </w:rPr>
-              <w:t xml:space="preserve">Вид промежуточной аттестации</w:t>
-            </w:r>
-          </w:p>
-        </w:tc>
-        <w:tc>
-          <w:tcPr>
-            <w:tcW w:w="1107" w:type="dxa"/>
-          </w:tcPr>
-          <w:p>
-            <w:pPr>
-              <w:suppressAutoHyphens w:val="0"/>
-              <w:rPr>
-                <w:b w:val="0"/>
-                <w:sz w:val="24"/>
-                <w:szCs w:val="24"/>
-              </w:rPr>
+                <w:rFonts w:ascii="Times New Roman" w:hAnsi="Times New Roman"/>
+                <w:b w:val="0"/>
+                <w:sz w:val="24"/>
+              </w:rPr>
+              <w:t>Иные виды занятий</w:t>
+            </w:r>
+          </w:p>
+        </w:tc>
+        <w:tc>
+          <w:tcPr>
+            <w:tcW w:type="dxa" w:w="737"/>
+            <w:vAlign w:val="center"/>
+          </w:tcPr>
+          <w:p>
+            <w:pPr>
+              <w:spacing w:before="0" w:after="20" w:line="240" w:lineRule="auto"/>
               <w:jc w:val="center"/>
             </w:pPr>
             <w:r>
               <w:rPr>
-                <w:b w:val="0"/>
-                <w:sz w:val="24"/>
-                <w:szCs w:val="24"/>
-              </w:rPr>
-              <w:t xml:space="preserve">З</w:t>
-            </w:r>
-          </w:p>
-        </w:tc>
-        <w:tc>
-          <w:tcPr>
-            <w:tcW w:w="1846" w:type="dxa"/>
-          </w:tcPr>
-          <w:p>
-            <w:pPr>
-              <w:suppressAutoHyphens w:val="0"/>
-              <w:rPr>
-                <w:b w:val="0"/>
-                <w:sz w:val="24"/>
-                <w:szCs w:val="24"/>
-              </w:rPr>
+                <w:rFonts w:ascii="Times New Roman" w:hAnsi="Times New Roman"/>
+                <w:b w:val="0"/>
+                <w:sz w:val="24"/>
+              </w:rPr>
+              <w:t>0</w:t>
+            </w:r>
+          </w:p>
+        </w:tc>
+        <w:tc>
+          <w:tcPr>
+            <w:tcW w:type="dxa" w:w="1587"/>
+            <w:vAlign w:val="center"/>
+          </w:tcPr>
+          <w:p>
+            <w:pPr>
+              <w:spacing w:before="0" w:after="20" w:line="240" w:lineRule="auto"/>
               <w:jc w:val="center"/>
             </w:pPr>
             <w:r>
               <w:rPr>
-                <w:b w:val="0"/>
-                <w:sz w:val="24"/>
-                <w:szCs w:val="24"/>
-              </w:rPr>
-              <w:t xml:space="preserve">—</w:t>
-            </w:r>
-          </w:p>
-        </w:tc>
-        <w:tc>
-          <w:tcPr>
-            <w:tcW w:w="2215" w:type="dxa"/>
-          </w:tcPr>
-          <w:p>
-            <w:pPr>
-              <w:suppressAutoHyphens w:val="0"/>
-              <w:rPr>
-                <w:b w:val="0"/>
-                <w:sz w:val="24"/>
-                <w:szCs w:val="24"/>
-              </w:rPr>
+                <w:rFonts w:ascii="Times New Roman" w:hAnsi="Times New Roman"/>
+                <w:b w:val="0"/>
+                <w:sz w:val="24"/>
+              </w:rPr>
+              <w:t>0</w:t>
+            </w:r>
+          </w:p>
+        </w:tc>
+        <w:tc>
+          <w:tcPr>
+            <w:tcW w:type="dxa" w:w="3402"/>
+            <w:vAlign w:val="center"/>
+          </w:tcPr>
+          <w:p>
+            <w:pPr>
+              <w:spacing w:before="0" w:after="20" w:line="240" w:lineRule="auto"/>
               <w:jc w:val="center"/>
             </w:pPr>
             <w:r>
               <w:rPr>
-                <w:b w:val="0"/>
-                <w:sz w:val="24"/>
-                <w:szCs w:val="24"/>
-              </w:rPr>
-              <w:t xml:space="preserve">З</w:t>
+                <w:rFonts w:ascii="Times New Roman" w:hAnsi="Times New Roman"/>
+                <w:b w:val="0"/>
+                <w:sz w:val="24"/>
+              </w:rPr>
+              <w:t>0</w:t>
             </w:r>
           </w:p>
         </w:tc>
@@ -4168,97 +4024,102 @@
       <w:tr>
         <w:tc>
           <w:tcPr>
-            <w:tcW w:w="4060" w:type="dxa"/>
-          </w:tcPr>
-          <w:p>
-            <w:pPr>
-              <w:suppressAutoHyphens w:val="0"/>
-              <w:rPr>
-                <w:b w:val="0"/>
-                <w:sz w:val="24"/>
-                <w:szCs w:val="24"/>
-              </w:rPr>
+            <w:tcW w:type="dxa" w:w="454"/>
+            <w:vAlign w:val="center"/>
+          </w:tcPr>
+          <w:p>
+            <w:pPr>
+              <w:spacing w:before="0" w:after="20" w:line="240" w:lineRule="auto"/>
+              <w:jc w:val="center"/>
+            </w:pPr>
+            <w:r>
+              <w:rPr>
+                <w:rFonts w:ascii="Times New Roman" w:hAnsi="Times New Roman"/>
+                <w:b w:val="0"/>
+                <w:sz w:val="24"/>
+              </w:rPr>
+              <w:t>2</w:t>
+            </w:r>
+          </w:p>
+        </w:tc>
+        <w:tc>
+          <w:tcPr>
+            <w:tcW w:type="dxa" w:w="3175"/>
+            <w:gridSpan w:val="2"/>
+            <w:vAlign w:val="center"/>
+          </w:tcPr>
+          <w:p>
+            <w:pPr>
+              <w:spacing w:before="0" w:after="20" w:line="240" w:lineRule="auto"/>
               <w:jc w:val="left"/>
             </w:pPr>
             <w:r>
               <w:rPr>
-                <w:b w:val="0"/>
-                <w:sz w:val="24"/>
-                <w:szCs w:val="24"/>
-              </w:rPr>
-              <w:t xml:space="preserve">Итого общая трудоемкость, часов</w:t>
-            </w:r>
-          </w:p>
-        </w:tc>
-        <w:tc>
-          <w:tcPr>
-            <w:tcW w:w="1107" w:type="dxa"/>
-          </w:tcPr>
-          <w:p>
-            <w:pPr>
-              <w:suppressAutoHyphens w:val="0"/>
-              <w:rPr>
-                <w:b w:val="0"/>
-                <w:sz w:val="24"/>
-                <w:szCs w:val="24"/>
-              </w:rPr>
+                <w:rFonts w:ascii="Times New Roman" w:hAnsi="Times New Roman"/>
+                <w:b/>
+                <w:sz w:val="24"/>
+              </w:rPr>
+              <w:t>Самостоятельная работа, всего</w:t>
+            </w:r>
+          </w:p>
+        </w:tc>
+        <w:tc>
+          <w:tcPr>
+            <w:tcW w:type="dxa" w:w="737"/>
+            <w:vAlign w:val="center"/>
+          </w:tcPr>
+          <w:p>
+            <w:pPr>
+              <w:spacing w:before="0" w:after="20" w:line="240" w:lineRule="auto"/>
               <w:jc w:val="center"/>
             </w:pPr>
             <w:r>
               <w:rPr>
-                <w:b w:val="0"/>
-                <w:sz w:val="24"/>
-                <w:szCs w:val="24"/>
-              </w:rPr>
-              <w:t xml:space="preserve">108</w:t>
-            </w:r>
-          </w:p>
-        </w:tc>
-        <w:tc>
-          <w:tcPr>
-            <w:tcW w:w="1846" w:type="dxa"/>
-          </w:tcPr>
-          <w:p>
-            <w:pPr>
-              <w:suppressAutoHyphens w:val="0"/>
-              <w:rPr>
-                <w:b w:val="0"/>
-                <w:sz w:val="24"/>
-                <w:szCs w:val="24"/>
-              </w:rPr>
+                <w:rFonts w:ascii="Times New Roman" w:hAnsi="Times New Roman"/>
+                <w:b w:val="0"/>
+                <w:sz w:val="24"/>
+              </w:rPr>
+              <w:t>76</w:t>
+            </w:r>
+          </w:p>
+        </w:tc>
+        <w:tc>
+          <w:tcPr>
+            <w:tcW w:type="dxa" w:w="1587"/>
+            <w:vAlign w:val="center"/>
+          </w:tcPr>
+          <w:p>
+            <w:pPr>
+              <w:spacing w:before="0" w:after="20" w:line="240" w:lineRule="auto"/>
               <w:jc w:val="center"/>
             </w:pPr>
             <w:r>
               <w:rPr>
-                <w:b w:val="0"/>
-                <w:sz w:val="24"/>
-                <w:szCs w:val="24"/>
-              </w:rPr>
-              <w:t xml:space="preserve">—</w:t>
-            </w:r>
-          </w:p>
-        </w:tc>
-        <w:tc>
-          <w:tcPr>
-            <w:tcW w:w="2215" w:type="dxa"/>
-          </w:tcPr>
-          <w:p>
-            <w:pPr>
-              <w:suppressAutoHyphens w:val="0"/>
-              <w:rPr>
-                <w:b w:val="0"/>
-                <w:sz w:val="24"/>
-                <w:szCs w:val="24"/>
-              </w:rPr>
+                <w:rFonts w:ascii="Times New Roman" w:hAnsi="Times New Roman"/>
+                <w:b w:val="0"/>
+                <w:sz w:val="24"/>
+              </w:rPr>
+              <w:t>0</w:t>
+            </w:r>
+          </w:p>
+        </w:tc>
+        <w:tc>
+          <w:tcPr>
+            <w:tcW w:type="dxa" w:w="3402"/>
+            <w:vAlign w:val="center"/>
+          </w:tcPr>
+          <w:p>
+            <w:pPr>
+              <w:spacing w:before="0" w:after="20" w:line="240" w:lineRule="auto"/>
               <w:jc w:val="center"/>
             </w:pPr>
             <w:r>
               <w:rPr>
-                <w:b w:val="0"/>
-                <w:sz w:val="24"/>
-                <w:szCs w:val="24"/>
-              </w:rPr>
-              <w:t xml:space="preserve">108</w:t>
+                <w:rFonts w:ascii="Times New Roman" w:hAnsi="Times New Roman"/>
+                <w:b w:val="0"/>
+                <w:sz w:val="24"/>
+              </w:rPr>
+              <w:t>76</w:t>
             </w:r>
           </w:p>
         </w:tc>
@@ -4266,97 +4127,970 @@
       <w:tr>
         <w:tc>
           <w:tcPr>
-            <w:tcW w:w="4060" w:type="dxa"/>
-          </w:tcPr>
-          <w:p>
-            <w:pPr>
-              <w:suppressAutoHyphens w:val="0"/>
-              <w:rPr>
-                <w:b w:val="0"/>
-                <w:sz w:val="24"/>
-                <w:szCs w:val="24"/>
-              </w:rPr>
+            <w:tcW w:type="dxa" w:w="454"/>
+            <w:vAlign w:val="center"/>
+          </w:tcPr>
+          <w:p>
+            <w:pPr>
+              <w:spacing w:before="0" w:after="20" w:line="240" w:lineRule="auto"/>
+              <w:jc w:val="center"/>
+            </w:pPr>
+            <w:r>
+              <w:rPr>
+                <w:rFonts w:ascii="Times New Roman" w:hAnsi="Times New Roman"/>
+                <w:b w:val="0"/>
+                <w:sz w:val="24"/>
+              </w:rPr>
+            </w:r>
+          </w:p>
+        </w:tc>
+        <w:tc>
+          <w:tcPr>
+            <w:tcW w:type="dxa" w:w="3175"/>
+            <w:gridSpan w:val="2"/>
+            <w:vAlign w:val="center"/>
+          </w:tcPr>
+          <w:p>
+            <w:pPr>
+              <w:spacing w:before="0" w:after="20" w:line="240" w:lineRule="auto"/>
               <w:jc w:val="left"/>
             </w:pPr>
             <w:r>
               <w:rPr>
-                <w:b w:val="0"/>
-                <w:sz w:val="24"/>
-                <w:szCs w:val="24"/>
-              </w:rPr>
-              <w:t xml:space="preserve">Общая трудоемкость, зачетных единиц</w:t>
-            </w:r>
-          </w:p>
-        </w:tc>
-        <w:tc>
-          <w:tcPr>
-            <w:tcW w:w="1107" w:type="dxa"/>
-          </w:tcPr>
-          <w:p>
-            <w:pPr>
-              <w:suppressAutoHyphens w:val="0"/>
-              <w:rPr>
-                <w:b w:val="0"/>
-                <w:sz w:val="24"/>
-                <w:szCs w:val="24"/>
-              </w:rPr>
+                <w:rFonts w:ascii="Times New Roman" w:hAnsi="Times New Roman"/>
+                <w:b w:val="0"/>
+                <w:sz w:val="24"/>
+              </w:rPr>
+              <w:t>в том числе:</w:t>
+            </w:r>
+          </w:p>
+        </w:tc>
+        <w:tc>
+          <w:tcPr>
+            <w:tcW w:type="dxa" w:w="737"/>
+          </w:tcPr>
+          <w:p/>
+        </w:tc>
+        <w:tc>
+          <w:tcPr>
+            <w:tcW w:type="dxa" w:w="1587"/>
+          </w:tcPr>
+          <w:p/>
+        </w:tc>
+        <w:tc>
+          <w:tcPr>
+            <w:tcW w:type="dxa" w:w="3402"/>
+          </w:tcPr>
+          <w:p/>
+        </w:tc>
+      </w:tr>
+      <w:tr>
+        <w:tc>
+          <w:tcPr>
+            <w:tcW w:type="dxa" w:w="454"/>
+            <w:vAlign w:val="center"/>
+          </w:tcPr>
+          <w:p>
+            <w:pPr>
+              <w:spacing w:before="0" w:after="20" w:line="240" w:lineRule="auto"/>
               <w:jc w:val="center"/>
             </w:pPr>
             <w:r>
               <w:rPr>
-                <w:b w:val="0"/>
-                <w:sz w:val="24"/>
-                <w:szCs w:val="24"/>
-              </w:rPr>
-              <w:t xml:space="preserve">3</w:t>
-            </w:r>
-          </w:p>
-        </w:tc>
-        <w:tc>
-          <w:tcPr>
-            <w:tcW w:w="1846" w:type="dxa"/>
-          </w:tcPr>
-          <w:p>
-            <w:pPr>
-              <w:suppressAutoHyphens w:val="0"/>
-              <w:rPr>
-                <w:b w:val="0"/>
-                <w:sz w:val="24"/>
-                <w:szCs w:val="24"/>
-              </w:rPr>
+                <w:rFonts w:ascii="Times New Roman" w:hAnsi="Times New Roman"/>
+                <w:b w:val="0"/>
+                <w:sz w:val="24"/>
+              </w:rPr>
+              <w:t>2.1</w:t>
+            </w:r>
+          </w:p>
+        </w:tc>
+        <w:tc>
+          <w:tcPr>
+            <w:tcW w:type="dxa" w:w="1814"/>
+            <w:vAlign w:val="center"/>
+          </w:tcPr>
+          <w:p>
+            <w:pPr>
+              <w:spacing w:before="0" w:after="20" w:line="240" w:lineRule="auto"/>
+              <w:jc w:val="left"/>
+            </w:pPr>
+            <w:r>
+              <w:rPr>
+                <w:rFonts w:ascii="Times New Roman" w:hAnsi="Times New Roman"/>
+                <w:b w:val="0"/>
+                <w:sz w:val="24"/>
+              </w:rPr>
+              <w:t>Курсовая работа/проект (при наличии)</w:t>
+            </w:r>
+          </w:p>
+        </w:tc>
+        <w:tc>
+          <w:tcPr>
+            <w:tcW w:type="dxa" w:w="1361"/>
+            <w:vAlign w:val="center"/>
+          </w:tcPr>
+          <w:p>
+            <w:pPr>
+              <w:spacing w:before="0" w:after="20" w:line="240" w:lineRule="auto"/>
               <w:jc w:val="center"/>
             </w:pPr>
             <w:r>
               <w:rPr>
-                <w:b w:val="0"/>
-                <w:sz w:val="24"/>
-                <w:szCs w:val="24"/>
-              </w:rPr>
-              <w:t xml:space="preserve">—</w:t>
-            </w:r>
-          </w:p>
-        </w:tc>
-        <w:tc>
-          <w:tcPr>
-            <w:tcW w:w="2215" w:type="dxa"/>
-          </w:tcPr>
-          <w:p>
-            <w:pPr>
-              <w:suppressAutoHyphens w:val="0"/>
-              <w:rPr>
-                <w:b w:val="0"/>
-                <w:sz w:val="24"/>
-                <w:szCs w:val="24"/>
-              </w:rPr>
+                <w:rFonts w:ascii="Times New Roman" w:hAnsi="Times New Roman"/>
+                <w:b w:val="0"/>
+                <w:sz w:val="24"/>
+              </w:rPr>
+              <w:t>КР</w:t>
+            </w:r>
+          </w:p>
+        </w:tc>
+        <w:tc>
+          <w:tcPr>
+            <w:tcW w:type="dxa" w:w="737"/>
+            <w:vAlign w:val="center"/>
+          </w:tcPr>
+          <w:p>
+            <w:pPr>
+              <w:spacing w:before="0" w:after="20" w:line="240" w:lineRule="auto"/>
               <w:jc w:val="center"/>
             </w:pPr>
             <w:r>
               <w:rPr>
-                <w:b w:val="0"/>
-                <w:sz w:val="24"/>
-                <w:szCs w:val="24"/>
-              </w:rPr>
-              <w:t xml:space="preserve">3</w:t>
+                <w:rFonts w:ascii="Times New Roman" w:hAnsi="Times New Roman"/>
+                <w:b w:val="0"/>
+                <w:sz w:val="24"/>
+              </w:rPr>
+              <w:t>—</w:t>
+            </w:r>
+          </w:p>
+        </w:tc>
+        <w:tc>
+          <w:tcPr>
+            <w:tcW w:type="dxa" w:w="1587"/>
+            <w:vAlign w:val="center"/>
+          </w:tcPr>
+          <w:p>
+            <w:pPr>
+              <w:spacing w:before="0" w:after="20" w:line="240" w:lineRule="auto"/>
+              <w:jc w:val="center"/>
+            </w:pPr>
+            <w:r>
+              <w:rPr>
+                <w:rFonts w:ascii="Times New Roman" w:hAnsi="Times New Roman"/>
+                <w:b w:val="0"/>
+                <w:sz w:val="24"/>
+              </w:rPr>
+              <w:t>—</w:t>
+            </w:r>
+          </w:p>
+        </w:tc>
+        <w:tc>
+          <w:tcPr>
+            <w:tcW w:type="dxa" w:w="3402"/>
+            <w:vAlign w:val="center"/>
+          </w:tcPr>
+          <w:p>
+            <w:pPr>
+              <w:spacing w:before="0" w:after="20" w:line="240" w:lineRule="auto"/>
+              <w:jc w:val="center"/>
+            </w:pPr>
+            <w:r>
+              <w:rPr>
+                <w:rFonts w:ascii="Times New Roman" w:hAnsi="Times New Roman"/>
+                <w:b w:val="0"/>
+                <w:sz w:val="24"/>
+              </w:rPr>
+              <w:t>—</w:t>
+            </w:r>
+          </w:p>
+        </w:tc>
+      </w:tr>
+      <w:tr>
+        <w:tc>
+          <w:tcPr>
+            <w:tcW w:type="dxa" w:w="454"/>
+            <w:vAlign w:val="center"/>
+          </w:tcPr>
+          <w:p>
+            <w:pPr>
+              <w:spacing w:before="0" w:after="20" w:line="240" w:lineRule="auto"/>
+              <w:jc w:val="center"/>
+            </w:pPr>
+            <w:r>
+              <w:rPr>
+                <w:rFonts w:ascii="Times New Roman" w:hAnsi="Times New Roman"/>
+                <w:b w:val="0"/>
+                <w:sz w:val="24"/>
+              </w:rPr>
+              <w:t>2.1</w:t>
+            </w:r>
+          </w:p>
+        </w:tc>
+        <w:tc>
+          <w:tcPr>
+            <w:tcW w:type="dxa" w:w="1814"/>
+            <w:vAlign w:val="center"/>
+          </w:tcPr>
+          <w:p>
+            <w:pPr>
+              <w:spacing w:before="0" w:after="20" w:line="240" w:lineRule="auto"/>
+              <w:jc w:val="left"/>
+            </w:pPr>
+            <w:r>
+              <w:rPr>
+                <w:rFonts w:ascii="Times New Roman" w:hAnsi="Times New Roman"/>
+                <w:b w:val="0"/>
+                <w:sz w:val="24"/>
+              </w:rPr>
+              <w:t>Курсовая работа/проект (при наличии)</w:t>
+            </w:r>
+          </w:p>
+        </w:tc>
+        <w:tc>
+          <w:tcPr>
+            <w:tcW w:type="dxa" w:w="1361"/>
+            <w:vAlign w:val="center"/>
+          </w:tcPr>
+          <w:p>
+            <w:pPr>
+              <w:spacing w:before="0" w:after="20" w:line="240" w:lineRule="auto"/>
+              <w:jc w:val="center"/>
+            </w:pPr>
+            <w:r>
+              <w:rPr>
+                <w:rFonts w:ascii="Times New Roman" w:hAnsi="Times New Roman"/>
+                <w:b w:val="0"/>
+                <w:sz w:val="24"/>
+              </w:rPr>
+              <w:t>КП</w:t>
+            </w:r>
+          </w:p>
+        </w:tc>
+        <w:tc>
+          <w:tcPr>
+            <w:tcW w:type="dxa" w:w="737"/>
+            <w:vAlign w:val="center"/>
+          </w:tcPr>
+          <w:p>
+            <w:pPr>
+              <w:spacing w:before="0" w:after="20" w:line="240" w:lineRule="auto"/>
+              <w:jc w:val="center"/>
+            </w:pPr>
+            <w:r>
+              <w:rPr>
+                <w:rFonts w:ascii="Times New Roman" w:hAnsi="Times New Roman"/>
+                <w:b w:val="0"/>
+                <w:sz w:val="24"/>
+              </w:rPr>
+              <w:t>—</w:t>
+            </w:r>
+          </w:p>
+        </w:tc>
+        <w:tc>
+          <w:tcPr>
+            <w:tcW w:type="dxa" w:w="1587"/>
+            <w:vAlign w:val="center"/>
+          </w:tcPr>
+          <w:p>
+            <w:pPr>
+              <w:spacing w:before="0" w:after="20" w:line="240" w:lineRule="auto"/>
+              <w:jc w:val="center"/>
+            </w:pPr>
+            <w:r>
+              <w:rPr>
+                <w:rFonts w:ascii="Times New Roman" w:hAnsi="Times New Roman"/>
+                <w:b w:val="0"/>
+                <w:sz w:val="24"/>
+              </w:rPr>
+              <w:t>—</w:t>
+            </w:r>
+          </w:p>
+        </w:tc>
+        <w:tc>
+          <w:tcPr>
+            <w:tcW w:type="dxa" w:w="3402"/>
+            <w:vAlign w:val="center"/>
+          </w:tcPr>
+          <w:p>
+            <w:pPr>
+              <w:spacing w:before="0" w:after="20" w:line="240" w:lineRule="auto"/>
+              <w:jc w:val="center"/>
+            </w:pPr>
+            <w:r>
+              <w:rPr>
+                <w:rFonts w:ascii="Times New Roman" w:hAnsi="Times New Roman"/>
+                <w:b w:val="0"/>
+                <w:sz w:val="24"/>
+              </w:rPr>
+              <w:t>—</w:t>
+            </w:r>
+          </w:p>
+        </w:tc>
+      </w:tr>
+      <w:tr>
+        <w:tc>
+          <w:tcPr>
+            <w:tcW w:type="dxa" w:w="454"/>
+            <w:vAlign w:val="center"/>
+          </w:tcPr>
+          <w:p>
+            <w:pPr>
+              <w:spacing w:before="0" w:after="20" w:line="240" w:lineRule="auto"/>
+              <w:jc w:val="center"/>
+            </w:pPr>
+            <w:r>
+              <w:rPr>
+                <w:rFonts w:ascii="Times New Roman" w:hAnsi="Times New Roman"/>
+                <w:b w:val="0"/>
+                <w:sz w:val="24"/>
+              </w:rPr>
+              <w:t>3</w:t>
+            </w:r>
+          </w:p>
+        </w:tc>
+        <w:tc>
+          <w:tcPr>
+            <w:tcW w:type="dxa" w:w="1814"/>
+            <w:vAlign w:val="center"/>
+          </w:tcPr>
+          <w:p>
+            <w:pPr>
+              <w:spacing w:before="0" w:after="20" w:line="240" w:lineRule="auto"/>
+              <w:jc w:val="left"/>
+            </w:pPr>
+            <w:r>
+              <w:rPr>
+                <w:rFonts w:ascii="Times New Roman" w:hAnsi="Times New Roman"/>
+                <w:b w:val="0"/>
+                <w:sz w:val="24"/>
+              </w:rPr>
+              <w:t>Промежуточная аттестация</w:t>
+            </w:r>
+          </w:p>
+        </w:tc>
+        <w:tc>
+          <w:tcPr>
+            <w:tcW w:type="dxa" w:w="1361"/>
+            <w:vAlign w:val="center"/>
+          </w:tcPr>
+          <w:p>
+            <w:pPr>
+              <w:spacing w:before="0" w:after="20" w:line="240" w:lineRule="auto"/>
+              <w:jc w:val="center"/>
+            </w:pPr>
+            <w:r>
+              <w:rPr>
+                <w:rFonts w:ascii="Times New Roman" w:hAnsi="Times New Roman"/>
+                <w:b w:val="0"/>
+                <w:sz w:val="24"/>
+              </w:rPr>
+              <w:t>зачёт (З)</w:t>
+            </w:r>
+          </w:p>
+        </w:tc>
+        <w:tc>
+          <w:tcPr>
+            <w:tcW w:type="dxa" w:w="737"/>
+            <w:vAlign w:val="center"/>
+          </w:tcPr>
+          <w:p>
+            <w:pPr>
+              <w:spacing w:before="0" w:after="20" w:line="240" w:lineRule="auto"/>
+              <w:jc w:val="center"/>
+            </w:pPr>
+            <w:r>
+              <w:rPr>
+                <w:rFonts w:ascii="Times New Roman" w:hAnsi="Times New Roman"/>
+                <w:b w:val="0"/>
+                <w:sz w:val="24"/>
+              </w:rPr>
+              <w:t>0</w:t>
+            </w:r>
+          </w:p>
+        </w:tc>
+        <w:tc>
+          <w:tcPr>
+            <w:tcW w:type="dxa" w:w="1587"/>
+            <w:vAlign w:val="center"/>
+          </w:tcPr>
+          <w:p>
+            <w:pPr>
+              <w:spacing w:before="0" w:after="20" w:line="240" w:lineRule="auto"/>
+              <w:jc w:val="center"/>
+            </w:pPr>
+            <w:r>
+              <w:rPr>
+                <w:rFonts w:ascii="Times New Roman" w:hAnsi="Times New Roman"/>
+                <w:b w:val="0"/>
+                <w:sz w:val="24"/>
+              </w:rPr>
+              <w:t>0</w:t>
+            </w:r>
+          </w:p>
+        </w:tc>
+        <w:tc>
+          <w:tcPr>
+            <w:tcW w:type="dxa" w:w="3402"/>
+            <w:vAlign w:val="center"/>
+          </w:tcPr>
+          <w:p>
+            <w:pPr>
+              <w:spacing w:before="0" w:after="20" w:line="240" w:lineRule="auto"/>
+              <w:jc w:val="center"/>
+            </w:pPr>
+            <w:r>
+              <w:rPr>
+                <w:rFonts w:ascii="Times New Roman" w:hAnsi="Times New Roman"/>
+                <w:b w:val="0"/>
+                <w:sz w:val="24"/>
+              </w:rPr>
+              <w:t>0</w:t>
+            </w:r>
+          </w:p>
+        </w:tc>
+      </w:tr>
+      <w:tr>
+        <w:tc>
+          <w:tcPr>
+            <w:tcW w:type="dxa" w:w="454"/>
+            <w:vAlign w:val="center"/>
+          </w:tcPr>
+          <w:p>
+            <w:pPr>
+              <w:spacing w:before="0" w:after="20" w:line="240" w:lineRule="auto"/>
+              <w:jc w:val="center"/>
+            </w:pPr>
+            <w:r>
+              <w:rPr>
+                <w:rFonts w:ascii="Times New Roman" w:hAnsi="Times New Roman"/>
+                <w:b w:val="0"/>
+                <w:sz w:val="24"/>
+              </w:rPr>
+              <w:t>3</w:t>
+            </w:r>
+          </w:p>
+        </w:tc>
+        <w:tc>
+          <w:tcPr>
+            <w:tcW w:type="dxa" w:w="1814"/>
+            <w:vAlign w:val="center"/>
+          </w:tcPr>
+          <w:p>
+            <w:pPr>
+              <w:spacing w:before="0" w:after="20" w:line="240" w:lineRule="auto"/>
+              <w:jc w:val="left"/>
+            </w:pPr>
+            <w:r>
+              <w:rPr>
+                <w:rFonts w:ascii="Times New Roman" w:hAnsi="Times New Roman"/>
+                <w:b w:val="0"/>
+                <w:sz w:val="24"/>
+              </w:rPr>
+              <w:t>Промежуточная аттестация</w:t>
+            </w:r>
+          </w:p>
+        </w:tc>
+        <w:tc>
+          <w:tcPr>
+            <w:tcW w:type="dxa" w:w="1361"/>
+            <w:vAlign w:val="center"/>
+          </w:tcPr>
+          <w:p>
+            <w:pPr>
+              <w:spacing w:before="0" w:after="20" w:line="240" w:lineRule="auto"/>
+              <w:jc w:val="center"/>
+            </w:pPr>
+            <w:r>
+              <w:rPr>
+                <w:rFonts w:ascii="Times New Roman" w:hAnsi="Times New Roman"/>
+                <w:b w:val="0"/>
+                <w:sz w:val="24"/>
+              </w:rPr>
+              <w:t>зачёт с оценкой (ЗаО)</w:t>
+            </w:r>
+          </w:p>
+        </w:tc>
+        <w:tc>
+          <w:tcPr>
+            <w:tcW w:type="dxa" w:w="737"/>
+            <w:vAlign w:val="center"/>
+          </w:tcPr>
+          <w:p>
+            <w:pPr>
+              <w:spacing w:before="0" w:after="20" w:line="240" w:lineRule="auto"/>
+              <w:jc w:val="center"/>
+            </w:pPr>
+            <w:r>
+              <w:rPr>
+                <w:rFonts w:ascii="Times New Roman" w:hAnsi="Times New Roman"/>
+                <w:b w:val="0"/>
+                <w:sz w:val="24"/>
+              </w:rPr>
+              <w:t>—</w:t>
+            </w:r>
+          </w:p>
+        </w:tc>
+        <w:tc>
+          <w:tcPr>
+            <w:tcW w:type="dxa" w:w="1587"/>
+            <w:vAlign w:val="center"/>
+          </w:tcPr>
+          <w:p>
+            <w:pPr>
+              <w:spacing w:before="0" w:after="20" w:line="240" w:lineRule="auto"/>
+              <w:jc w:val="center"/>
+            </w:pPr>
+            <w:r>
+              <w:rPr>
+                <w:rFonts w:ascii="Times New Roman" w:hAnsi="Times New Roman"/>
+                <w:b w:val="0"/>
+                <w:sz w:val="24"/>
+              </w:rPr>
+              <w:t>—</w:t>
+            </w:r>
+          </w:p>
+        </w:tc>
+        <w:tc>
+          <w:tcPr>
+            <w:tcW w:type="dxa" w:w="3402"/>
+            <w:vAlign w:val="center"/>
+          </w:tcPr>
+          <w:p>
+            <w:pPr>
+              <w:spacing w:before="0" w:after="20" w:line="240" w:lineRule="auto"/>
+              <w:jc w:val="center"/>
+            </w:pPr>
+            <w:r>
+              <w:rPr>
+                <w:rFonts w:ascii="Times New Roman" w:hAnsi="Times New Roman"/>
+                <w:b w:val="0"/>
+                <w:sz w:val="24"/>
+              </w:rPr>
+              <w:t>—</w:t>
+            </w:r>
+          </w:p>
+        </w:tc>
+      </w:tr>
+      <w:tr>
+        <w:tc>
+          <w:tcPr>
+            <w:tcW w:type="dxa" w:w="454"/>
+            <w:vAlign w:val="center"/>
+          </w:tcPr>
+          <w:p>
+            <w:pPr>
+              <w:spacing w:before="0" w:after="20" w:line="240" w:lineRule="auto"/>
+              <w:jc w:val="center"/>
+            </w:pPr>
+            <w:r>
+              <w:rPr>
+                <w:rFonts w:ascii="Times New Roman" w:hAnsi="Times New Roman"/>
+                <w:b w:val="0"/>
+                <w:sz w:val="24"/>
+              </w:rPr>
+              <w:t>3</w:t>
+            </w:r>
+          </w:p>
+        </w:tc>
+        <w:tc>
+          <w:tcPr>
+            <w:tcW w:type="dxa" w:w="1814"/>
+            <w:vAlign w:val="center"/>
+          </w:tcPr>
+          <w:p>
+            <w:pPr>
+              <w:spacing w:before="0" w:after="20" w:line="240" w:lineRule="auto"/>
+              <w:jc w:val="left"/>
+            </w:pPr>
+            <w:r>
+              <w:rPr>
+                <w:rFonts w:ascii="Times New Roman" w:hAnsi="Times New Roman"/>
+                <w:b w:val="0"/>
+                <w:sz w:val="24"/>
+              </w:rPr>
+              <w:t>Промежуточная аттестация</w:t>
+            </w:r>
+          </w:p>
+        </w:tc>
+        <w:tc>
+          <w:tcPr>
+            <w:tcW w:type="dxa" w:w="1361"/>
+            <w:vAlign w:val="center"/>
+          </w:tcPr>
+          <w:p>
+            <w:pPr>
+              <w:spacing w:before="0" w:after="20" w:line="240" w:lineRule="auto"/>
+              <w:jc w:val="center"/>
+            </w:pPr>
+            <w:r>
+              <w:rPr>
+                <w:rFonts w:ascii="Times New Roman" w:hAnsi="Times New Roman"/>
+                <w:b w:val="0"/>
+                <w:sz w:val="24"/>
+              </w:rPr>
+              <w:t>экзамен (Э)</w:t>
+            </w:r>
+          </w:p>
+        </w:tc>
+        <w:tc>
+          <w:tcPr>
+            <w:tcW w:type="dxa" w:w="737"/>
+            <w:vAlign w:val="center"/>
+          </w:tcPr>
+          <w:p>
+            <w:pPr>
+              <w:spacing w:before="0" w:after="20" w:line="240" w:lineRule="auto"/>
+              <w:jc w:val="center"/>
+            </w:pPr>
+            <w:r>
+              <w:rPr>
+                <w:rFonts w:ascii="Times New Roman" w:hAnsi="Times New Roman"/>
+                <w:b w:val="0"/>
+                <w:sz w:val="24"/>
+              </w:rPr>
+              <w:t>—</w:t>
+            </w:r>
+          </w:p>
+        </w:tc>
+        <w:tc>
+          <w:tcPr>
+            <w:tcW w:type="dxa" w:w="1587"/>
+            <w:vAlign w:val="center"/>
+          </w:tcPr>
+          <w:p>
+            <w:pPr>
+              <w:spacing w:before="0" w:after="20" w:line="240" w:lineRule="auto"/>
+              <w:jc w:val="center"/>
+            </w:pPr>
+            <w:r>
+              <w:rPr>
+                <w:rFonts w:ascii="Times New Roman" w:hAnsi="Times New Roman"/>
+                <w:b w:val="0"/>
+                <w:sz w:val="24"/>
+              </w:rPr>
+              <w:t>—</w:t>
+            </w:r>
+          </w:p>
+        </w:tc>
+        <w:tc>
+          <w:tcPr>
+            <w:tcW w:type="dxa" w:w="3402"/>
+            <w:vAlign w:val="center"/>
+          </w:tcPr>
+          <w:p>
+            <w:pPr>
+              <w:spacing w:before="0" w:after="20" w:line="240" w:lineRule="auto"/>
+              <w:jc w:val="center"/>
+            </w:pPr>
+            <w:r>
+              <w:rPr>
+                <w:rFonts w:ascii="Times New Roman" w:hAnsi="Times New Roman"/>
+                <w:b w:val="0"/>
+                <w:sz w:val="24"/>
+              </w:rPr>
+              <w:t>—</w:t>
+            </w:r>
+          </w:p>
+        </w:tc>
+      </w:tr>
+      <w:tr>
+        <w:tc>
+          <w:tcPr>
+            <w:tcW w:type="dxa" w:w="454"/>
+            <w:vAlign w:val="center"/>
+          </w:tcPr>
+          <w:p>
+            <w:pPr>
+              <w:spacing w:before="0" w:after="20" w:line="240" w:lineRule="auto"/>
+              <w:jc w:val="center"/>
+            </w:pPr>
+            <w:r>
+              <w:rPr>
+                <w:rFonts w:ascii="Times New Roman" w:hAnsi="Times New Roman"/>
+                <w:b w:val="0"/>
+                <w:sz w:val="24"/>
+              </w:rPr>
+            </w:r>
+          </w:p>
+        </w:tc>
+        <w:tc>
+          <w:tcPr>
+            <w:tcW w:type="dxa" w:w="3175"/>
+            <w:gridSpan w:val="2"/>
+            <w:vAlign w:val="center"/>
+          </w:tcPr>
+          <w:p>
+            <w:pPr>
+              <w:spacing w:before="0" w:after="20" w:line="240" w:lineRule="auto"/>
+              <w:jc w:val="left"/>
+            </w:pPr>
+            <w:r>
+              <w:rPr>
+                <w:rFonts w:ascii="Times New Roman" w:hAnsi="Times New Roman"/>
+                <w:b w:val="0"/>
+                <w:sz w:val="24"/>
+              </w:rPr>
+            </w:r>
+          </w:p>
+        </w:tc>
+        <w:tc>
+          <w:tcPr>
+            <w:tcW w:type="dxa" w:w="737"/>
+          </w:tcPr>
+          <w:p/>
+        </w:tc>
+        <w:tc>
+          <w:tcPr>
+            <w:tcW w:type="dxa" w:w="1587"/>
+          </w:tcPr>
+          <w:p/>
+        </w:tc>
+        <w:tc>
+          <w:tcPr>
+            <w:tcW w:type="dxa" w:w="3402"/>
+          </w:tcPr>
+          <w:p/>
+        </w:tc>
+      </w:tr>
+      <w:tr>
+        <w:tc>
+          <w:tcPr>
+            <w:tcW w:type="dxa" w:w="454"/>
+            <w:vAlign w:val="center"/>
+          </w:tcPr>
+          <w:p>
+            <w:pPr>
+              <w:spacing w:before="0" w:after="20" w:line="240" w:lineRule="auto"/>
+              <w:jc w:val="center"/>
+            </w:pPr>
+            <w:r>
+              <w:rPr>
+                <w:rFonts w:ascii="Times New Roman" w:hAnsi="Times New Roman"/>
+                <w:b w:val="0"/>
+                <w:sz w:val="24"/>
+              </w:rPr>
+            </w:r>
+          </w:p>
+        </w:tc>
+        <w:tc>
+          <w:tcPr>
+            <w:tcW w:type="dxa" w:w="1814"/>
+            <w:vAlign w:val="center"/>
+          </w:tcPr>
+          <w:p>
+            <w:pPr>
+              <w:spacing w:before="0" w:after="20" w:line="240" w:lineRule="auto"/>
+              <w:jc w:val="left"/>
+            </w:pPr>
+            <w:r>
+              <w:rPr>
+                <w:rFonts w:ascii="Times New Roman" w:hAnsi="Times New Roman"/>
+                <w:b/>
+                <w:sz w:val="24"/>
+              </w:rPr>
+              <w:t>ИТОГО: общая трудоёмкость</w:t>
+            </w:r>
+          </w:p>
+        </w:tc>
+        <w:tc>
+          <w:tcPr>
+            <w:tcW w:type="dxa" w:w="1361"/>
+            <w:vAlign w:val="center"/>
+          </w:tcPr>
+          <w:p>
+            <w:pPr>
+              <w:spacing w:before="0" w:after="20" w:line="240" w:lineRule="auto"/>
+              <w:jc w:val="center"/>
+            </w:pPr>
+            <w:r>
+              <w:rPr>
+                <w:rFonts w:ascii="Times New Roman" w:hAnsi="Times New Roman"/>
+                <w:b w:val="0"/>
+                <w:sz w:val="24"/>
+              </w:rPr>
+              <w:t>часов</w:t>
+            </w:r>
+          </w:p>
+        </w:tc>
+        <w:tc>
+          <w:tcPr>
+            <w:tcW w:type="dxa" w:w="737"/>
+            <w:vAlign w:val="center"/>
+          </w:tcPr>
+          <w:p>
+            <w:pPr>
+              <w:spacing w:before="0" w:after="20" w:line="240" w:lineRule="auto"/>
+              <w:jc w:val="center"/>
+            </w:pPr>
+            <w:r>
+              <w:rPr>
+                <w:rFonts w:ascii="Times New Roman" w:hAnsi="Times New Roman"/>
+                <w:b/>
+                <w:sz w:val="24"/>
+              </w:rPr>
+              <w:t>108</w:t>
+            </w:r>
+          </w:p>
+        </w:tc>
+        <w:tc>
+          <w:tcPr>
+            <w:tcW w:type="dxa" w:w="1587"/>
+            <w:vAlign w:val="center"/>
+          </w:tcPr>
+          <w:p>
+            <w:pPr>
+              <w:spacing w:before="0" w:after="20" w:line="240" w:lineRule="auto"/>
+              <w:jc w:val="center"/>
+            </w:pPr>
+            <w:r>
+              <w:rPr>
+                <w:rFonts w:ascii="Times New Roman" w:hAnsi="Times New Roman"/>
+                <w:b w:val="0"/>
+                <w:sz w:val="24"/>
+              </w:rPr>
+              <w:t>0</w:t>
+            </w:r>
+          </w:p>
+        </w:tc>
+        <w:tc>
+          <w:tcPr>
+            <w:tcW w:type="dxa" w:w="3402"/>
+            <w:vAlign w:val="center"/>
+          </w:tcPr>
+          <w:p>
+            <w:pPr>
+              <w:spacing w:before="0" w:after="20" w:line="240" w:lineRule="auto"/>
+              <w:jc w:val="center"/>
+            </w:pPr>
+            <w:r>
+              <w:rPr>
+                <w:rFonts w:ascii="Times New Roman" w:hAnsi="Times New Roman"/>
+                <w:b/>
+                <w:sz w:val="24"/>
+              </w:rPr>
+              <w:t>108</w:t>
+            </w:r>
+          </w:p>
+        </w:tc>
+      </w:tr>
+      <w:tr>
+        <w:tc>
+          <w:tcPr>
+            <w:tcW w:type="dxa" w:w="454"/>
+            <w:vAlign w:val="center"/>
+          </w:tcPr>
+          <w:p>
+            <w:pPr>
+              <w:spacing w:before="0" w:after="20" w:line="240" w:lineRule="auto"/>
+              <w:jc w:val="center"/>
+            </w:pPr>
+            <w:r>
+              <w:rPr>
+                <w:rFonts w:ascii="Times New Roman" w:hAnsi="Times New Roman"/>
+                <w:b w:val="0"/>
+                <w:sz w:val="24"/>
+              </w:rPr>
+            </w:r>
+          </w:p>
+        </w:tc>
+        <w:tc>
+          <w:tcPr>
+            <w:tcW w:type="dxa" w:w="1814"/>
+            <w:vAlign w:val="center"/>
+          </w:tcPr>
+          <w:p>
+            <w:pPr>
+              <w:spacing w:before="0" w:after="20" w:line="240" w:lineRule="auto"/>
+              <w:jc w:val="left"/>
+            </w:pPr>
+            <w:r>
+              <w:rPr>
+                <w:rFonts w:ascii="Times New Roman" w:hAnsi="Times New Roman"/>
+                <w:b/>
+                <w:sz w:val="24"/>
+              </w:rPr>
+              <w:t>ИТОГО: общая трудоёмкость</w:t>
+            </w:r>
+          </w:p>
+        </w:tc>
+        <w:tc>
+          <w:tcPr>
+            <w:tcW w:type="dxa" w:w="1361"/>
+            <w:vAlign w:val="center"/>
+          </w:tcPr>
+          <w:p>
+            <w:pPr>
+              <w:spacing w:before="0" w:after="20" w:line="240" w:lineRule="auto"/>
+              <w:jc w:val="center"/>
+            </w:pPr>
+            <w:r>
+              <w:rPr>
+                <w:rFonts w:ascii="Times New Roman" w:hAnsi="Times New Roman"/>
+                <w:b w:val="0"/>
+                <w:sz w:val="24"/>
+              </w:rPr>
+              <w:t>з.е.</w:t>
+            </w:r>
+          </w:p>
+        </w:tc>
+        <w:tc>
+          <w:tcPr>
+            <w:tcW w:type="dxa" w:w="737"/>
+            <w:vAlign w:val="center"/>
+          </w:tcPr>
+          <w:p>
+            <w:pPr>
+              <w:spacing w:before="0" w:after="20" w:line="240" w:lineRule="auto"/>
+              <w:jc w:val="center"/>
+            </w:pPr>
+            <w:r>
+              <w:rPr>
+                <w:rFonts w:ascii="Times New Roman" w:hAnsi="Times New Roman"/>
+                <w:b/>
+                <w:sz w:val="24"/>
+              </w:rPr>
+              <w:t>3</w:t>
+            </w:r>
+          </w:p>
+        </w:tc>
+        <w:tc>
+          <w:tcPr>
+            <w:tcW w:type="dxa" w:w="1587"/>
+            <w:vAlign w:val="center"/>
+          </w:tcPr>
+          <w:p>
+            <w:pPr>
+              <w:spacing w:before="0" w:after="20" w:line="240" w:lineRule="auto"/>
+              <w:jc w:val="center"/>
+            </w:pPr>
+            <w:r>
+              <w:rPr>
+                <w:rFonts w:ascii="Times New Roman" w:hAnsi="Times New Roman"/>
+                <w:b w:val="0"/>
+                <w:sz w:val="24"/>
+              </w:rPr>
+              <w:t>—</w:t>
+            </w:r>
+          </w:p>
+        </w:tc>
+        <w:tc>
+          <w:tcPr>
+            <w:tcW w:type="dxa" w:w="3402"/>
+            <w:vAlign w:val="center"/>
+          </w:tcPr>
+          <w:p>
+            <w:pPr>
+              <w:spacing w:before="0" w:after="20" w:line="240" w:lineRule="auto"/>
+              <w:jc w:val="center"/>
+            </w:pPr>
+            <w:r>
+              <w:rPr>
+                <w:rFonts w:ascii="Times New Roman" w:hAnsi="Times New Roman"/>
+                <w:b/>
+                <w:sz w:val="24"/>
+              </w:rPr>
+              <w:t>3</w:t>
             </w:r>
           </w:p>
         </w:tc>
@@ -4420,6 +5154,7 @@
     </w:p>
     <w:p>
       <w:pPr>
+        <w:keepNext/>
         <w:suppressAutoHyphens w:val="0"/>
         <w:jc w:val="center"/>
         <w:rPr>
@@ -4427,17 +5162,18 @@
         </w:rPr>
       </w:pPr>
       <w:r>
-        <w:br w:type="page"/>
-      </w:r>
-      <w:r>
-        <w:rPr>
-          <w:b w:val="0"/>
-        </w:rPr>
-        <w:t>2. СОДЕРЖАНИЕ ДИСЦИПЛИНЫ</w:t>
+        <w:rPr>
+          <w:rFonts w:ascii="Times New Roman" w:hAnsi="Times New Roman"/>
+          <w:b/>
+          <w:color w:val="000000"/>
+          <w:sz w:val="28"/>
+        </w:rPr>
+        <w:t xml:space="preserve">2. СОДЕРЖАНИЕ ДИСЦИПЛИНЫ (МОДУЛЯ)</w:t>
       </w:r>
     </w:p>
     <w:p>
       <w:pPr>
+        <w:keepNext/>
         <w:suppressAutoHyphens w:val="0"/>
         <w:jc w:val="both"/>
         <w:rPr>
@@ -4446,9 +5182,12 @@
       </w:pPr>
       <w:r>
         <w:rPr>
-          <w:b w:val="0"/>
-        </w:rPr>
-        <w:t xml:space="preserve">2.1. Содержание разделов дисциплины </w:t>
+          <w:rFonts w:ascii="Times New Roman" w:hAnsi="Times New Roman"/>
+          <w:b/>
+          <w:color w:val="000000"/>
+          <w:sz w:val="28"/>
+        </w:rPr>
+        <w:t xml:space="preserve">2.1. Содержание разделов дисциплины (модуля)</w:t>
       </w:r>
     </w:p>
     <w:tbl>
@@ -4482,40 +5221,17 @@
           </w:tcPr>
           <w:p>
             <w:pPr>
-              <w:suppressAutoHyphens w:val="0"/>
+              <w:spacing w:before="0" w:after="20" w:line="240" w:lineRule="auto"/>
               <w:jc w:val="center"/>
-              <w:rPr>
-                <w:b w:val="0"/>
-                <w:sz w:val="24"/>
-                <w:szCs w:val="24"/>
-              </w:rPr>
-            </w:pPr>
-            <w:r>
-              <w:rPr>
-                <w:b w:val="0"/>
-                <w:sz w:val="24"/>
-                <w:szCs w:val="24"/>
-              </w:rPr>
-              <w:t>№ семе</w:t>
-            </w:r>
-            <w:r>
-              <w:rPr>
-                <w:b w:val="0"/>
-                <w:sz w:val="24"/>
-                <w:szCs w:val="24"/>
-              </w:rPr>
-              <w:t>-</w:t>
-            </w:r>
-            <w:proofErr w:type="spellStart"/>
-            <w:r>
-              <w:rPr>
-                <w:b w:val="0"/>
-                <w:sz w:val="24"/>
-                <w:szCs w:val="24"/>
-              </w:rPr>
-              <w:t>стра</w:t>
-            </w:r>
-            <w:proofErr w:type="spellEnd"/>
+            </w:pPr>
+            <w:r>
+              <w:rPr>
+                <w:rFonts w:ascii="Times New Roman" w:hAnsi="Times New Roman"/>
+                <w:b/>
+                <w:sz w:val="24"/>
+              </w:rPr>
+              <w:t>№ семестра/курса</w:t>
+            </w:r>
           </w:p>
         </w:tc>
         <w:tc>
@@ -5882,77 +6598,6 @@
     </w:p>
     <w:p>
       <w:pPr>
-        <w:pStyle w:val="aff1"/>
-        <w:widowControl w:val="0"/>
-        <w:numPr>
-          <w:ilvl w:val="1"/>
-          <w:numId w:val="37"/>
-        </w:numPr>
-        <w:autoSpaceDE w:val="0"/>
-        <w:autoSpaceDN w:val="0"/>
-        <w:contextualSpacing w:val="0"/>
-        <w:jc w:val="both"/>
-        <w:rPr>
-          <w:sz w:val="28"/>
-          <w:szCs w:val="28"/>
-        </w:rPr>
-      </w:pPr>
-      <w:r>
-        <w:rPr>
-          <w:sz w:val="28"/>
-          <w:szCs w:val="28"/>
-        </w:rPr>
-        <w:t>Перечень лабораторных работ (при наличии), примерная тематика курсовых работ (при наличии)</w:t>
-      </w:r>
-    </w:p>
-    <w:p>
-      <w:pPr>
-        <w:pStyle w:val="ae"/>
-        <w:widowControl w:val="0"/>
-        <w:suppressAutoHyphens w:val="0"/>
-        <w:spacing w:after="0"/>
-        <w:ind w:firstLine="567"/>
-        <w:jc w:val="both"/>
-        <w:rPr>
-          <w:i/>
-          <w:sz w:val="28"/>
-          <w:szCs w:val="28"/>
-        </w:rPr>
-      </w:pPr>
-      <w:r>
-        <w:rPr>
-          <w:i/>
-          <w:sz w:val="28"/>
-          <w:szCs w:val="28"/>
-        </w:rPr>
-        <w:t>Лабораторные работы не предусмотрены</w:t>
-      </w:r>
-    </w:p>
-    <w:p>
-      <w:pPr>
-        <w:pStyle w:val="ae"/>
-        <w:widowControl w:val="0"/>
-        <w:suppressAutoHyphens w:val="0"/>
-        <w:spacing w:after="0"/>
-        <w:ind w:firstLine="567"/>
-        <w:jc w:val="both"/>
-        <w:rPr>
-          <w:i/>
-          <w:sz w:val="28"/>
-          <w:szCs w:val="28"/>
-        </w:rPr>
-      </w:pPr>
-      <w:r>
-        <w:rPr>
-          <w:i/>
-          <w:sz w:val="28"/>
-          <w:szCs w:val="28"/>
-        </w:rPr>
-        <w:t>Курсовые работы не предусмотрены</w:t>
-      </w:r>
-    </w:p>
-    <w:p>
-      <w:pPr>
         <w:suppressAutoHyphens w:val="0"/>
         <w:autoSpaceDE/>
         <w:jc w:val="both"/>
@@ -5961,11 +6606,8 @@
     <w:p>
       <w:pPr>
         <w:pStyle w:val="ListParagraph"/>
+        <w:keepNext/>
         <w:widowControl w:val="0"/>
-        <w:numPr>
-          <w:ilvl w:val="0"/>
-          <w:numId w:val="4"/>
-        </w:numPr>
         <w:autoSpaceDE w:val="0"/>
         <w:autoSpaceDN w:val="0"/>
         <w:spacing w:after="0" w:line="240" w:lineRule="auto"/>
@@ -5978,9 +6620,11 @@
       <w:r>
         <w:rPr>
           <w:rFonts w:ascii="Times New Roman" w:hAnsi="Times New Roman"/>
+          <w:b/>
+          <w:color w:val="000000"/>
           <w:sz w:val="28"/>
         </w:rPr>
-        <w:t>САМОСТОЯТЕЛЬНАЯ РАБОТА СТУДЕНТА</w:t>
+        <w:t xml:space="preserve">3. САМОСТОЯТЕЛЬНАЯ РАБОТА ОБУЧАЮЩЕГОСЯ</w:t>
       </w:r>
     </w:p>
     <w:p>
@@ -6009,14 +6653,9 @@
       <w:r>
         <w:rPr>
           <w:b w:val="0"/>
-        </w:rPr>
-        <w:t>Видами СРС являются</w:t>
-      </w:r>
-      <w:r>
-        <w:rPr>
-          <w:b w:val="0"/>
-        </w:rPr>
-        <w:t>:</w:t>
+          <w:color w:val="000000"/>
+        </w:rPr>
+        <w:t xml:space="preserve">Видами самостоятельной работы обучающегося являются:</w:t>
       </w:r>
     </w:p>
     <w:p>
@@ -6124,321 +6763,68 @@
     </w:p>
     <w:p>
       <w:pPr>
-        <w:pStyle w:val="ListParagraph"/>
-        <w:widowControl w:val="0"/>
-        <w:numPr>
-          <w:ilvl w:val="0"/>
-          <w:numId w:val="11"/>
-        </w:numPr>
-        <w:autoSpaceDE w:val="0"/>
-        <w:autoSpaceDN w:val="0"/>
-        <w:spacing w:after="0" w:line="240" w:lineRule="auto"/>
-        <w:ind w:right="-2" w:hanging="568"/>
-        <w:contextualSpacing w:val="0"/>
-        <w:jc w:val="center"/>
+        <w:keepNext/>
+        <w:spacing w:after="160"/>
+      </w:pPr>
+      <w:r>
         <w:rPr>
           <w:rFonts w:ascii="Times New Roman" w:hAnsi="Times New Roman"/>
+          <w:b/>
           <w:sz w:val="28"/>
         </w:rPr>
-      </w:pPr>
-      <w:r>
-        <w:rPr>
-          <w:rFonts w:ascii="Times New Roman" w:hAnsi="Times New Roman"/>
-          <w:sz w:val="28"/>
-        </w:rPr>
-        <w:t xml:space="preserve">ОЦЕНОЧНЫЕ СРЕДСТВА ДЛЯ КОНТРОЛЯ УСПЕВАЕМОСТИ </w:t>
-      </w:r>
-      <w:r>
-        <w:rPr>
-          <w:rFonts w:ascii="Times New Roman" w:hAnsi="Times New Roman"/>
-          <w:sz w:val="28"/>
-        </w:rPr>
-        <w:br/>
-        <w:t>И РЕЗУЛЬТАТОВ ОСВОЕНИЯ ДИСЦИПЛИНЫ</w:t>
+        <w:t>4. ОЦЕНОЧНЫЕ СРЕДСТВА ДЛЯ ТЕКУЩЕГО КОНТРОЛЯ УСПЕВАЕМОСТИ И ПРОМЕЖУТОЧНОЙ АТТЕСТАЦИИ</w:t>
       </w:r>
     </w:p>
     <w:p>
       <w:pPr>
-        <w:pStyle w:val="ListParagraph"/>
-        <w:widowControl w:val="0"/>
-        <w:autoSpaceDE w:val="0"/>
-        <w:autoSpaceDN w:val="0"/>
-        <w:spacing w:after="0" w:line="240" w:lineRule="auto"/>
-        <w:ind w:left="284" w:right="-2"/>
-        <w:contextualSpacing w:val="0"/>
-        <w:jc w:val="both"/>
+        <w:spacing w:after="160"/>
+      </w:pPr>
+      <w:r>
         <w:rPr>
           <w:rFonts w:ascii="Times New Roman" w:hAnsi="Times New Roman"/>
+          <w:b w:val="0"/>
           <w:sz w:val="28"/>
         </w:rPr>
-      </w:pPr>
-      <w:r>
-        <w:rPr>
-          <w:rFonts w:ascii="Times New Roman" w:hAnsi="Times New Roman"/>
-          <w:sz w:val="28"/>
-        </w:rPr>
-        <w:t>(</w:t>
-      </w:r>
-      <w:r>
-        <w:rPr>
-          <w:rFonts w:ascii="Times New Roman" w:hAnsi="Times New Roman"/>
-          <w:i/>
-          <w:sz w:val="28"/>
-        </w:rPr>
-        <w:t>см</w:t>
-      </w:r>
-      <w:r>
-        <w:rPr>
-          <w:rFonts w:ascii="Times New Roman" w:hAnsi="Times New Roman"/>
-          <w:sz w:val="28"/>
-        </w:rPr>
-        <w:t xml:space="preserve">. </w:t>
-      </w:r>
-      <w:r>
-        <w:rPr>
-          <w:rFonts w:ascii="Times New Roman" w:hAnsi="Times New Roman"/>
-          <w:i/>
-          <w:sz w:val="28"/>
-        </w:rPr>
-        <w:t>Фонд оценочных средств</w:t>
-      </w:r>
-      <w:r>
-        <w:rPr>
-          <w:rFonts w:ascii="Times New Roman" w:hAnsi="Times New Roman"/>
-          <w:sz w:val="28"/>
-        </w:rPr>
-        <w:t>)</w:t>
+        <w:t>4.1. Формы текущего контроля успеваемости указаны в Оценочных средствах.</w:t>
       </w:r>
     </w:p>
     <w:p>
       <w:pPr>
-        <w:suppressAutoHyphens w:val="0"/>
-        <w:rPr>
-          <w:sz w:val="16"/>
-          <w:szCs w:val="16"/>
-        </w:rPr>
-      </w:pPr>
+        <w:spacing w:after="160"/>
+      </w:pPr>
+      <w:r>
+        <w:rPr>
+          <w:rFonts w:ascii="Times New Roman" w:hAnsi="Times New Roman"/>
+          <w:b w:val="0"/>
+          <w:sz w:val="28"/>
+        </w:rPr>
+        <w:t>4.2. Рейтинговая система оценки знаний обучающихся по дисциплине (модулю): нет.</w:t>
+      </w:r>
     </w:p>
     <w:p>
       <w:pPr>
-        <w:pStyle w:val="ListParagraph"/>
-        <w:widowControl w:val="0"/>
-        <w:numPr>
-          <w:ilvl w:val="1"/>
-          <w:numId w:val="11"/>
-        </w:numPr>
-        <w:autoSpaceDE w:val="0"/>
-        <w:autoSpaceDN w:val="0"/>
-        <w:spacing w:after="0" w:line="240" w:lineRule="auto"/>
-        <w:ind w:left="0" w:right="-2" w:firstLine="567"/>
-        <w:contextualSpacing w:val="0"/>
-        <w:jc w:val="both"/>
+        <w:spacing w:after="160"/>
+      </w:pPr>
+      <w:r>
         <w:rPr>
           <w:rFonts w:ascii="Times New Roman" w:hAnsi="Times New Roman"/>
-          <w:i/>
+          <w:b w:val="0"/>
           <w:sz w:val="28"/>
         </w:rPr>
-      </w:pPr>
-      <w:r>
-        <w:rPr>
-          <w:rFonts w:ascii="Times New Roman" w:hAnsi="Times New Roman"/>
-          <w:sz w:val="28"/>
-        </w:rPr>
-        <w:t>Рейтинговая система оценки знаний обучающихся по дисциплине</w:t>
-      </w:r>
-      <w:r>
-        <w:rPr>
-          <w:rFonts w:ascii="Times New Roman" w:hAnsi="Times New Roman"/>
-          <w:i/>
-          <w:sz w:val="28"/>
-        </w:rPr>
-        <w:t xml:space="preserve"> (при необходимости).</w:t>
-      </w:r>
-      <w:r>
-        <w:rPr>
-          <w:rFonts w:ascii="Times New Roman" w:hAnsi="Times New Roman"/>
-          <w:i/>
-          <w:sz w:val="28"/>
-        </w:rPr>
-        <w:t xml:space="preserve"> </w:t>
+        <w:t>4.3. Лабораторные работы: нет.</w:t>
       </w:r>
     </w:p>
     <w:p>
       <w:pPr>
-        <w:tabs>
-          <w:tab w:val="left" w:pos="0"/>
-        </w:tabs>
-        <w:suppressAutoHyphens w:val="0"/>
-        <w:jc w:val="both"/>
-        <w:rPr>
-          <w:b w:val="0"/>
-          <w:bCs/>
-          <w:i/>
-          <w:szCs w:val="22"/>
-          <w:lang w:eastAsia="en-US"/>
-        </w:rPr>
-      </w:pPr>
-      <w:r>
-        <w:rPr>
-          <w:b w:val="0"/>
-          <w:bCs/>
-          <w:i/>
-          <w:szCs w:val="22"/>
-          <w:lang w:eastAsia="en-US"/>
-        </w:rPr>
-        <w:t>Рейтинговая система не используется.</w:t>
-      </w:r>
-    </w:p>
-    <w:p>
-      <w:pPr>
-        <w:numPr>
-          <w:ilvl w:val="1"/>
-          <w:numId w:val="11"/>
-        </w:numPr>
-        <w:suppressAutoHyphens w:val="0"/>
-        <w:ind w:left="993"/>
-        <w:jc w:val="both"/>
-        <w:rPr>
-          <w:b w:val="0"/>
-          <w:bCs/>
-          <w:iCs/>
-          <w:szCs w:val="22"/>
-          <w:lang w:eastAsia="en-US"/>
-        </w:rPr>
-      </w:pPr>
-      <w:bookmarkStart w:id="1" w:name="_Hlk102325634"/>
-      <w:r>
-        <w:rPr>
-          <w:b w:val="0"/>
-          <w:bCs/>
-          <w:iCs/>
-          <w:szCs w:val="22"/>
-          <w:lang w:eastAsia="en-US"/>
-        </w:rPr>
-        <w:t>Формы текущего контроля успеваемости по дисциплине</w:t>
-      </w:r>
-      <w:bookmarkEnd w:id="1"/>
-      <w:r>
-        <w:rPr>
-          <w:b w:val="0"/>
-          <w:bCs/>
-          <w:iCs/>
-          <w:szCs w:val="22"/>
-          <w:lang w:eastAsia="en-US"/>
-        </w:rPr>
-        <w:t>:</w:t>
-      </w:r>
-    </w:p>
-    <w:p>
-      <w:pPr>
-        <w:numPr>
-          <w:ilvl w:val="0"/>
-          <w:numId w:val="46"/>
-        </w:numPr>
-        <w:tabs>
-          <w:tab w:val="left" w:pos="0"/>
-        </w:tabs>
-        <w:suppressAutoHyphens w:val="0"/>
-        <w:jc w:val="both"/>
-        <w:rPr>
-          <w:b w:val="0"/>
-          <w:bCs/>
-          <w:color w:val="000000"/>
-          <w:szCs w:val="28"/>
-        </w:rPr>
-      </w:pPr>
-      <w:r>
-        <w:rPr>
-          <w:b w:val="0"/>
-          <w:bCs/>
-          <w:color w:val="000000"/>
-          <w:szCs w:val="28"/>
-        </w:rPr>
-        <w:t xml:space="preserve">Собеседование, </w:t>
-      </w:r>
-    </w:p>
-    <w:p>
-      <w:pPr>
-        <w:numPr>
-          <w:ilvl w:val="0"/>
-          <w:numId w:val="46"/>
-        </w:numPr>
-        <w:tabs>
-          <w:tab w:val="left" w:pos="0"/>
-        </w:tabs>
-        <w:suppressAutoHyphens w:val="0"/>
-        <w:jc w:val="both"/>
-        <w:rPr>
-          <w:b w:val="0"/>
-          <w:bCs/>
-          <w:color w:val="000000"/>
-          <w:szCs w:val="28"/>
-        </w:rPr>
-      </w:pPr>
-      <w:r>
-        <w:rPr>
-          <w:b w:val="0"/>
-          <w:bCs/>
-          <w:color w:val="000000"/>
-          <w:szCs w:val="28"/>
-        </w:rPr>
-        <w:t xml:space="preserve">Выполнение расчетно-графических работ </w:t>
-      </w:r>
-    </w:p>
-    <w:p>
-      <w:pPr>
-        <w:numPr>
-          <w:ilvl w:val="0"/>
-          <w:numId w:val="46"/>
-        </w:numPr>
-        <w:tabs>
-          <w:tab w:val="left" w:pos="0"/>
-        </w:tabs>
-        <w:suppressAutoHyphens w:val="0"/>
-        <w:jc w:val="both"/>
-        <w:rPr>
-          <w:b w:val="0"/>
-          <w:bCs/>
-          <w:color w:val="000000"/>
-          <w:szCs w:val="28"/>
-        </w:rPr>
-      </w:pPr>
-      <w:r>
-        <w:rPr>
-          <w:b w:val="0"/>
-          <w:bCs/>
-          <w:color w:val="000000"/>
-          <w:szCs w:val="28"/>
-        </w:rPr>
-        <w:t xml:space="preserve">Тестирование, </w:t>
-      </w:r>
-    </w:p>
-    <w:p>
-      <w:pPr>
-        <w:numPr>
-          <w:ilvl w:val="0"/>
-          <w:numId w:val="46"/>
-        </w:numPr>
-        <w:tabs>
-          <w:tab w:val="left" w:pos="0"/>
-        </w:tabs>
-        <w:suppressAutoHyphens w:val="0"/>
-        <w:jc w:val="both"/>
-        <w:rPr>
-          <w:b w:val="0"/>
-          <w:bCs/>
-          <w:color w:val="000000"/>
-          <w:szCs w:val="28"/>
-        </w:rPr>
-      </w:pPr>
-      <w:r>
-        <w:rPr>
-          <w:b w:val="0"/>
-          <w:bCs/>
-          <w:color w:val="000000"/>
-          <w:szCs w:val="28"/>
-        </w:rPr>
-        <w:t>Рефераты.</w:t>
+        <w:spacing w:after="160"/>
+      </w:pPr>
+      <w:r>
+        <w:rPr>
+          <w:rFonts w:ascii="Times New Roman" w:hAnsi="Times New Roman"/>
+          <w:b w:val="0"/>
+          <w:sz w:val="28"/>
+        </w:rPr>
+        <w:t>4.4. Курсовая работа/курсовой проект: нет.</w:t>
       </w:r>
     </w:p>
     <w:p>
@@ -6588,71 +6974,6 @@
         </w:tc>
       </w:tr>
       <w:tr>
-        <w:tc>
-          <w:tcPr>
-            <w:tcW w:w="568" w:type="dxa"/>
-            <w:vAlign w:val="center"/>
-          </w:tcPr>
-          <w:p>
-            <w:pPr>
-              <w:tabs>
-                <w:tab w:val="left" w:pos="0"/>
-              </w:tabs>
-              <w:suppressAutoHyphens w:val="0"/>
-              <w:snapToGrid w:val="0"/>
-              <w:ind w:left="57"/>
-              <w:jc w:val="center"/>
-              <w:rPr>
-                <w:b w:val="0"/>
-                <w:color w:val="000000"/>
-                <w:sz w:val="24"/>
-                <w:szCs w:val="24"/>
-              </w:rPr>
-            </w:pPr>
-            <w:r>
-              <w:rPr>
-                <w:b w:val="0"/>
-                <w:color w:val="000000"/>
-                <w:sz w:val="24"/>
-                <w:szCs w:val="24"/>
-              </w:rPr>
-              <w:t>1</w:t>
-            </w:r>
-          </w:p>
-        </w:tc>
-        <w:tc>
-          <w:tcPr>
-            <w:tcW w:w="8963" w:type="dxa"/>
-            <w:vAlign w:val="center"/>
-          </w:tcPr>
-          <w:p>
-            <w:pPr>
-              <w:tabs>
-                <w:tab w:val="left" w:pos="0"/>
-              </w:tabs>
-              <w:suppressAutoHyphens w:val="0"/>
-              <w:snapToGrid w:val="0"/>
-              <w:jc w:val="center"/>
-              <w:rPr>
-                <w:b w:val="0"/>
-                <w:color w:val="000000"/>
-                <w:sz w:val="24"/>
-                <w:szCs w:val="24"/>
-              </w:rPr>
-            </w:pPr>
-            <w:r>
-              <w:rPr>
-                <w:b w:val="0"/>
-                <w:color w:val="000000"/>
-                <w:sz w:val="24"/>
-                <w:szCs w:val="24"/>
-              </w:rPr>
-              <w:t>2</w:t>
-            </w:r>
-          </w:p>
-        </w:tc>
-      </w:tr>
-      <w:tr>
         <w:trPr>
           <w:trHeight w:val="1329"/>
         </w:trPr>
@@ -6663,26 +6984,17 @@
           </w:tcPr>
           <w:p>
             <w:pPr>
-              <w:numPr>
-                <w:ilvl w:val="0"/>
-                <w:numId w:val="7"/>
-              </w:numPr>
-              <w:tabs>
-                <w:tab w:val="left" w:pos="147"/>
-                <w:tab w:val="left" w:pos="708"/>
-              </w:tabs>
-              <w:suppressAutoHyphens w:val="0"/>
-              <w:autoSpaceDE/>
-              <w:snapToGrid w:val="0"/>
-              <w:ind w:left="357" w:hanging="357"/>
+              <w:spacing w:before="0" w:after="20" w:line="240" w:lineRule="auto"/>
               <w:jc w:val="center"/>
-              <w:rPr>
-                <w:b w:val="0"/>
-                <w:color w:val="000000"/>
-                <w:sz w:val="24"/>
-                <w:szCs w:val="24"/>
-              </w:rPr>
-            </w:pPr>
+            </w:pPr>
+            <w:r>
+              <w:rPr>
+                <w:rFonts w:ascii="Times New Roman" w:hAnsi="Times New Roman"/>
+                <w:b w:val="0"/>
+                <w:sz w:val="24"/>
+              </w:rPr>
+              <w:t>1</w:t>
+            </w:r>
           </w:p>
         </w:tc>
         <w:tc>
@@ -6780,26 +7092,17 @@
           </w:tcPr>
           <w:p>
             <w:pPr>
-              <w:numPr>
-                <w:ilvl w:val="0"/>
-                <w:numId w:val="7"/>
-              </w:numPr>
-              <w:tabs>
-                <w:tab w:val="left" w:pos="147"/>
-                <w:tab w:val="left" w:pos="708"/>
-              </w:tabs>
-              <w:suppressAutoHyphens w:val="0"/>
-              <w:autoSpaceDE/>
-              <w:snapToGrid w:val="0"/>
-              <w:ind w:left="357" w:hanging="357"/>
+              <w:spacing w:before="0" w:after="20" w:line="240" w:lineRule="auto"/>
               <w:jc w:val="center"/>
-              <w:rPr>
-                <w:b w:val="0"/>
-                <w:color w:val="000000"/>
-                <w:sz w:val="24"/>
-                <w:szCs w:val="24"/>
-              </w:rPr>
-            </w:pPr>
+            </w:pPr>
+            <w:r>
+              <w:rPr>
+                <w:rFonts w:ascii="Times New Roman" w:hAnsi="Times New Roman"/>
+                <w:b w:val="0"/>
+                <w:sz w:val="24"/>
+              </w:rPr>
+              <w:t>2</w:t>
+            </w:r>
           </w:p>
         </w:tc>
         <w:tc>
@@ -6898,26 +7201,17 @@
           </w:tcPr>
           <w:p>
             <w:pPr>
-              <w:numPr>
-                <w:ilvl w:val="0"/>
-                <w:numId w:val="7"/>
-              </w:numPr>
-              <w:tabs>
-                <w:tab w:val="left" w:pos="147"/>
-                <w:tab w:val="left" w:pos="708"/>
-              </w:tabs>
-              <w:suppressAutoHyphens w:val="0"/>
-              <w:autoSpaceDE/>
-              <w:snapToGrid w:val="0"/>
-              <w:ind w:left="357" w:hanging="357"/>
+              <w:spacing w:before="0" w:after="20" w:line="240" w:lineRule="auto"/>
               <w:jc w:val="center"/>
-              <w:rPr>
-                <w:b w:val="0"/>
-                <w:color w:val="000000"/>
-                <w:sz w:val="24"/>
-                <w:szCs w:val="24"/>
-              </w:rPr>
-            </w:pPr>
+            </w:pPr>
+            <w:r>
+              <w:rPr>
+                <w:rFonts w:ascii="Times New Roman" w:hAnsi="Times New Roman"/>
+                <w:b w:val="0"/>
+                <w:sz w:val="24"/>
+              </w:rPr>
+              <w:t>3</w:t>
+            </w:r>
           </w:p>
         </w:tc>
         <w:tc>
@@ -7118,83 +7412,17 @@
           </w:tcPr>
           <w:p>
             <w:pPr>
-              <w:tabs>
-                <w:tab w:val="left" w:pos="0"/>
-              </w:tabs>
-              <w:suppressAutoHyphens w:val="0"/>
-              <w:snapToGrid w:val="0"/>
+              <w:spacing w:before="0" w:after="20" w:line="240" w:lineRule="auto"/>
               <w:jc w:val="center"/>
-              <w:rPr>
-                <w:b w:val="0"/>
-                <w:sz w:val="24"/>
-                <w:szCs w:val="24"/>
-              </w:rPr>
-            </w:pPr>
-            <w:r>
-              <w:rPr>
-                <w:b w:val="0"/>
-                <w:sz w:val="24"/>
-                <w:szCs w:val="24"/>
+            </w:pPr>
+            <w:r>
+              <w:rPr>
+                <w:rFonts w:ascii="Times New Roman" w:hAnsi="Times New Roman"/>
+                <w:b w:val="0"/>
+                <w:sz w:val="24"/>
               </w:rPr>
               <w:t>1</w:t>
             </w:r>
-          </w:p>
-        </w:tc>
-        <w:tc>
-          <w:tcPr>
-            <w:tcW w:w="8963" w:type="dxa"/>
-            <w:vAlign w:val="center"/>
-          </w:tcPr>
-          <w:p>
-            <w:pPr>
-              <w:tabs>
-                <w:tab w:val="left" w:pos="0"/>
-              </w:tabs>
-              <w:suppressAutoHyphens w:val="0"/>
-              <w:snapToGrid w:val="0"/>
-              <w:jc w:val="center"/>
-              <w:rPr>
-                <w:b w:val="0"/>
-                <w:sz w:val="24"/>
-                <w:szCs w:val="24"/>
-              </w:rPr>
-            </w:pPr>
-            <w:r>
-              <w:rPr>
-                <w:b w:val="0"/>
-                <w:sz w:val="24"/>
-                <w:szCs w:val="24"/>
-              </w:rPr>
-              <w:t>2</w:t>
-            </w:r>
-          </w:p>
-        </w:tc>
-      </w:tr>
-      <w:tr>
-        <w:tc>
-          <w:tcPr>
-            <w:tcW w:w="568" w:type="dxa"/>
-            <w:vAlign w:val="center"/>
-          </w:tcPr>
-          <w:p>
-            <w:pPr>
-              <w:numPr>
-                <w:ilvl w:val="0"/>
-                <w:numId w:val="8"/>
-              </w:numPr>
-              <w:tabs>
-                <w:tab w:val="left" w:pos="147"/>
-                <w:tab w:val="left" w:pos="708"/>
-              </w:tabs>
-              <w:suppressAutoHyphens w:val="0"/>
-              <w:autoSpaceDE/>
-              <w:snapToGrid w:val="0"/>
-              <w:rPr>
-                <w:b w:val="0"/>
-                <w:sz w:val="24"/>
-                <w:szCs w:val="24"/>
-              </w:rPr>
-            </w:pPr>
           </w:p>
         </w:tc>
         <w:tc>
@@ -7290,23 +7518,17 @@
           </w:tcPr>
           <w:p>
             <w:pPr>
-              <w:numPr>
-                <w:ilvl w:val="0"/>
-                <w:numId w:val="8"/>
-              </w:numPr>
-              <w:tabs>
-                <w:tab w:val="left" w:pos="147"/>
-                <w:tab w:val="left" w:pos="708"/>
-              </w:tabs>
-              <w:suppressAutoHyphens w:val="0"/>
-              <w:autoSpaceDE/>
-              <w:snapToGrid w:val="0"/>
-              <w:rPr>
-                <w:b w:val="0"/>
-                <w:sz w:val="24"/>
-                <w:szCs w:val="24"/>
-              </w:rPr>
-            </w:pPr>
+              <w:spacing w:before="0" w:after="20" w:line="240" w:lineRule="auto"/>
+              <w:jc w:val="center"/>
+            </w:pPr>
+            <w:r>
+              <w:rPr>
+                <w:rFonts w:ascii="Times New Roman" w:hAnsi="Times New Roman"/>
+                <w:b w:val="0"/>
+                <w:sz w:val="24"/>
+              </w:rPr>
+              <w:t>2</w:t>
+            </w:r>
           </w:p>
         </w:tc>
         <w:tc>
@@ -7402,23 +7624,17 @@
           </w:tcPr>
           <w:p>
             <w:pPr>
-              <w:numPr>
-                <w:ilvl w:val="0"/>
-                <w:numId w:val="8"/>
-              </w:numPr>
-              <w:tabs>
-                <w:tab w:val="left" w:pos="147"/>
-                <w:tab w:val="left" w:pos="708"/>
-              </w:tabs>
-              <w:suppressAutoHyphens w:val="0"/>
-              <w:autoSpaceDE/>
-              <w:snapToGrid w:val="0"/>
-              <w:rPr>
-                <w:b w:val="0"/>
-                <w:sz w:val="24"/>
-                <w:szCs w:val="24"/>
-              </w:rPr>
-            </w:pPr>
+              <w:spacing w:before="0" w:after="20" w:line="240" w:lineRule="auto"/>
+              <w:jc w:val="center"/>
+            </w:pPr>
+            <w:r>
+              <w:rPr>
+                <w:rFonts w:ascii="Times New Roman" w:hAnsi="Times New Roman"/>
+                <w:b w:val="0"/>
+                <w:sz w:val="24"/>
+              </w:rPr>
+              <w:t>3</w:t>
+            </w:r>
           </w:p>
         </w:tc>
         <w:tc>
@@ -7532,23 +7748,17 @@
           </w:tcPr>
           <w:p>
             <w:pPr>
-              <w:numPr>
-                <w:ilvl w:val="0"/>
-                <w:numId w:val="8"/>
-              </w:numPr>
-              <w:tabs>
-                <w:tab w:val="left" w:pos="147"/>
-                <w:tab w:val="left" w:pos="708"/>
-              </w:tabs>
-              <w:suppressAutoHyphens w:val="0"/>
-              <w:autoSpaceDE/>
-              <w:snapToGrid w:val="0"/>
-              <w:rPr>
-                <w:b w:val="0"/>
-                <w:sz w:val="24"/>
-                <w:szCs w:val="24"/>
-              </w:rPr>
-            </w:pPr>
+              <w:spacing w:before="0" w:after="20" w:line="240" w:lineRule="auto"/>
+              <w:jc w:val="center"/>
+            </w:pPr>
+            <w:r>
+              <w:rPr>
+                <w:rFonts w:ascii="Times New Roman" w:hAnsi="Times New Roman"/>
+                <w:b w:val="0"/>
+                <w:sz w:val="24"/>
+              </w:rPr>
+              <w:t>4</w:t>
+            </w:r>
           </w:p>
         </w:tc>
         <w:tc>
@@ -7618,23 +7828,17 @@
           </w:tcPr>
           <w:p>
             <w:pPr>
-              <w:numPr>
-                <w:ilvl w:val="0"/>
-                <w:numId w:val="8"/>
-              </w:numPr>
-              <w:tabs>
-                <w:tab w:val="left" w:pos="147"/>
-                <w:tab w:val="left" w:pos="708"/>
-              </w:tabs>
-              <w:suppressAutoHyphens w:val="0"/>
-              <w:autoSpaceDE/>
-              <w:snapToGrid w:val="0"/>
-              <w:rPr>
-                <w:b w:val="0"/>
-                <w:sz w:val="24"/>
-                <w:szCs w:val="24"/>
-              </w:rPr>
-            </w:pPr>
+              <w:spacing w:before="0" w:after="20" w:line="240" w:lineRule="auto"/>
+              <w:jc w:val="center"/>
+            </w:pPr>
+            <w:r>
+              <w:rPr>
+                <w:rFonts w:ascii="Times New Roman" w:hAnsi="Times New Roman"/>
+                <w:b w:val="0"/>
+                <w:sz w:val="24"/>
+              </w:rPr>
+              <w:t>5</w:t>
+            </w:r>
           </w:p>
         </w:tc>
         <w:tc>
@@ -7784,23 +7988,17 @@
           </w:tcPr>
           <w:p>
             <w:pPr>
-              <w:numPr>
-                <w:ilvl w:val="0"/>
-                <w:numId w:val="8"/>
-              </w:numPr>
-              <w:tabs>
-                <w:tab w:val="left" w:pos="147"/>
-                <w:tab w:val="left" w:pos="708"/>
-              </w:tabs>
-              <w:suppressAutoHyphens w:val="0"/>
-              <w:autoSpaceDE/>
-              <w:snapToGrid w:val="0"/>
-              <w:rPr>
-                <w:b w:val="0"/>
-                <w:sz w:val="24"/>
-                <w:szCs w:val="24"/>
-              </w:rPr>
-            </w:pPr>
+              <w:spacing w:before="0" w:after="20" w:line="240" w:lineRule="auto"/>
+              <w:jc w:val="center"/>
+            </w:pPr>
+            <w:r>
+              <w:rPr>
+                <w:rFonts w:ascii="Times New Roman" w:hAnsi="Times New Roman"/>
+                <w:b w:val="0"/>
+                <w:sz w:val="24"/>
+              </w:rPr>
+              <w:t>6</w:t>
+            </w:r>
           </w:p>
         </w:tc>
         <w:tc>
@@ -8442,57 +8640,11 @@
         <w:rPr>
           <w:rStyle w:val="FontStyle30"/>
           <w:rFonts w:eastAsia="MS Mincho"/>
+          <w:color w:val="000000"/>
           <w:sz w:val="28"/>
           <w:szCs w:val="28"/>
         </w:rPr>
-        <w:t xml:space="preserve">Электронный каталог НБ РГУ имени С. А. Есенина [Электронный ресурс] : база данных содержит сведения о всех видах литературы, поступающих в фонд НБ РГУ имени С. А. Есенина. – Рязань, [1990 -   ]. – Режим доступа: </w:t>
-      </w:r>
-      <w:hyperlink r:id="rId24" w:history="1">
-        <w:r>
-          <w:rPr>
-            <w:rStyle w:val="FontStyle30"/>
-            <w:rFonts w:eastAsia="MS Mincho"/>
-            <w:sz w:val="28"/>
-            <w:szCs w:val="28"/>
-          </w:rPr>
-          <w:t>http://library.rsu.edu.ru/marc</w:t>
-        </w:r>
-      </w:hyperlink>
-      <w:r>
-        <w:rPr>
-          <w:rStyle w:val="FontStyle30"/>
-          <w:rFonts w:eastAsia="MS Mincho"/>
-          <w:sz w:val="28"/>
-          <w:szCs w:val="28"/>
-        </w:rPr>
-        <w:t xml:space="preserve">, свободный (дата обращения: </w:t>
-      </w:r>
-      <w:r>
-        <w:rPr>
-          <w:rStyle w:val="FontStyle30"/>
-          <w:rFonts w:eastAsia="MS Mincho"/>
-          <w:sz w:val="28"/>
-          <w:szCs w:val="28"/>
-        </w:rPr>
-        <w:t>05.04.</w:t>
-      </w:r>
-      <w:r>
-        <w:rPr>
-          <w:rStyle w:val="FontStyle30"/>
-          <w:rFonts w:eastAsia="MS Mincho"/>
-          <w:sz w:val="28"/>
-          <w:szCs w:val="28"/>
-        </w:rPr>
-        <w:t>2023</w:t>
-      </w:r>
-      <w:r>
-        <w:rPr>
-          <w:rStyle w:val="FontStyle30"/>
-          <w:rFonts w:eastAsia="MS Mincho"/>
-          <w:sz w:val="28"/>
-          <w:szCs w:val="28"/>
-        </w:rPr>
-        <w:t>).</w:t>
+        <w:t xml:space="preserve">Электронный каталог НБ РГУ имени С. А. Есенина [Электронный ресурс] : база данных содержит сведения о всех видах литературы, поступающих в фонд НБ РГУ имени С. А. Есенина. – Рязань, [1990 -   ]. – Режим доступа: https://library.rsu-rzn.ru/marc/Default.aspmarc, свободный (дата обращения: 05.04.2023).</w:t>
       </w:r>
     </w:p>
     <w:p>
@@ -8515,57 +8667,11 @@
         <w:rPr>
           <w:rStyle w:val="FontStyle30"/>
           <w:rFonts w:eastAsia="MS Mincho"/>
+          <w:color w:val="000000"/>
           <w:sz w:val="28"/>
           <w:szCs w:val="28"/>
         </w:rPr>
-        <w:t xml:space="preserve">Юрайт [Электронный ресурс] : электронная библиотека. – Доступ к полным текстам по паролю. – Режим доступа: </w:t>
-      </w:r>
-      <w:hyperlink r:id="rId25" w:history="1">
-        <w:r>
-          <w:rPr>
-            <w:rStyle w:val="FontStyle30"/>
-            <w:rFonts w:eastAsia="MS Mincho"/>
-            <w:sz w:val="28"/>
-            <w:szCs w:val="28"/>
-          </w:rPr>
-          <w:t>https://www.biblio-online.ru</w:t>
-        </w:r>
-      </w:hyperlink>
-      <w:r>
-        <w:rPr>
-          <w:rStyle w:val="FontStyle30"/>
-          <w:rFonts w:eastAsia="MS Mincho"/>
-          <w:sz w:val="28"/>
-          <w:szCs w:val="28"/>
-        </w:rPr>
-        <w:t xml:space="preserve"> (дата обращения: </w:t>
-      </w:r>
-      <w:r>
-        <w:rPr>
-          <w:rStyle w:val="FontStyle30"/>
-          <w:rFonts w:eastAsia="MS Mincho"/>
-          <w:sz w:val="28"/>
-          <w:szCs w:val="28"/>
-        </w:rPr>
-        <w:t>05.04.</w:t>
-      </w:r>
-      <w:r>
-        <w:rPr>
-          <w:rStyle w:val="FontStyle30"/>
-          <w:rFonts w:eastAsia="MS Mincho"/>
-          <w:sz w:val="28"/>
-          <w:szCs w:val="28"/>
-        </w:rPr>
-        <w:t>2023</w:t>
-      </w:r>
-      <w:r>
-        <w:rPr>
-          <w:rStyle w:val="FontStyle30"/>
-          <w:rFonts w:eastAsia="MS Mincho"/>
-          <w:sz w:val="28"/>
-          <w:szCs w:val="28"/>
-        </w:rPr>
-        <w:t>).</w:t>
+        <w:t xml:space="preserve">Юрайт [Электронный ресурс] : электронная библиотека. – Доступ к полным текстам по паролю. – Режим доступа: https://urait.ru/ (дата обращения: 05.04.2023).</w:t>
       </w:r>
     </w:p>
     <w:p>
@@ -10708,6 +10814,51 @@
         <w:gridCol w:w="5352"/>
       </w:tblGrid>
       <w:tr>
+        <w:trPr>
+          <w:tblHeader/>
+        </w:trPr>
+        <w:tc>
+          <w:tcPr>
+            <w:tcW w:type="dxa" w:w="4219"/>
+            <w:vAlign w:val="center"/>
+          </w:tcPr>
+          <w:p>
+            <w:pPr>
+              <w:spacing w:before="0" w:after="20" w:line="240" w:lineRule="auto"/>
+              <w:jc w:val="center"/>
+            </w:pPr>
+            <w:r>
+              <w:rPr>
+                <w:rFonts w:ascii="Times New Roman" w:hAnsi="Times New Roman"/>
+                <w:b/>
+                <w:sz w:val="24"/>
+              </w:rPr>
+              <w:t>Название ПО</w:t>
+            </w:r>
+          </w:p>
+        </w:tc>
+        <w:tc>
+          <w:tcPr>
+            <w:tcW w:type="dxa" w:w="5352"/>
+            <w:vAlign w:val="center"/>
+          </w:tcPr>
+          <w:p>
+            <w:pPr>
+              <w:spacing w:before="0" w:after="20" w:line="240" w:lineRule="auto"/>
+              <w:jc w:val="center"/>
+            </w:pPr>
+            <w:r>
+              <w:rPr>
+                <w:rFonts w:ascii="Times New Roman" w:hAnsi="Times New Roman"/>
+                <w:b/>
+                <w:sz w:val="24"/>
+              </w:rPr>
+              <w:t>Основание</w:t>
+            </w:r>
+          </w:p>
+        </w:tc>
+      </w:tr>
+      <w:tr>
         <w:tc>
           <w:tcPr>
             <w:tcW w:w="4219" w:type="dxa"/>
@@ -11819,6 +11970,51 @@
         <w:gridCol w:w="4219"/>
         <w:gridCol w:w="5352"/>
       </w:tblGrid>
+      <w:tr>
+        <w:trPr>
+          <w:tblHeader/>
+        </w:trPr>
+        <w:tc>
+          <w:tcPr>
+            <w:tcW w:type="dxa" w:w="4219"/>
+            <w:vAlign w:val="center"/>
+          </w:tcPr>
+          <w:p>
+            <w:pPr>
+              <w:spacing w:before="0" w:after="20" w:line="240" w:lineRule="auto"/>
+              <w:jc w:val="center"/>
+            </w:pPr>
+            <w:r>
+              <w:rPr>
+                <w:rFonts w:ascii="Times New Roman" w:hAnsi="Times New Roman"/>
+                <w:b/>
+                <w:sz w:val="24"/>
+              </w:rPr>
+              <w:t>Название ПО</w:t>
+            </w:r>
+          </w:p>
+        </w:tc>
+        <w:tc>
+          <w:tcPr>
+            <w:tcW w:type="dxa" w:w="5352"/>
+            <w:vAlign w:val="center"/>
+          </w:tcPr>
+          <w:p>
+            <w:pPr>
+              <w:spacing w:before="0" w:after="20" w:line="240" w:lineRule="auto"/>
+              <w:jc w:val="center"/>
+            </w:pPr>
+            <w:r>
+              <w:rPr>
+                <w:rFonts w:ascii="Times New Roman" w:hAnsi="Times New Roman"/>
+                <w:b/>
+                <w:sz w:val="24"/>
+              </w:rPr>
+              <w:t>Основание</w:t>
+            </w:r>
+          </w:p>
+        </w:tc>
+      </w:tr>
       <w:tr>
         <w:tc>
           <w:tcPr>

--- a/МатМодиИИ/rpd__doc_docx/Б1.О.01.02_Экономика.docx
+++ b/МатМодиИИ/rpd__doc_docx/Б1.О.01.02_Экономика.docx
@@ -4189,6 +4189,7 @@
           <w:tcPr>
             <w:tcW w:type="dxa" w:w="454"/>
             <w:vAlign w:val="center"/>
+            <w:vMerge w:val="restart"/>
           </w:tcPr>
           <w:p>
             <w:pPr>
@@ -4209,6 +4210,7 @@
           <w:tcPr>
             <w:tcW w:type="dxa" w:w="1814"/>
             <w:vAlign w:val="center"/>
+            <w:vMerge w:val="restart"/>
           </w:tcPr>
           <w:p>
             <w:pPr>
@@ -4311,6 +4313,22 @@
           <w:tcPr>
             <w:tcW w:type="dxa" w:w="454"/>
             <w:vAlign w:val="center"/>
+            <w:vMerge w:val="continue"/>
+          </w:tcPr>
+          <w:p/>
+        </w:tc>
+        <w:tc>
+          <w:tcPr>
+            <w:tcW w:type="dxa" w:w="1814"/>
+            <w:vAlign w:val="center"/>
+            <w:vMerge w:val="continue"/>
+          </w:tcPr>
+          <w:p/>
+        </w:tc>
+        <w:tc>
+          <w:tcPr>
+            <w:tcW w:type="dxa" w:w="1361"/>
+            <w:vAlign w:val="center"/>
           </w:tcPr>
           <w:p>
             <w:pPr>
@@ -4323,7 +4341,90 @@
                 <w:b w:val="0"/>
                 <w:sz w:val="24"/>
               </w:rPr>
-              <w:t>2.1</w:t>
+              <w:t>КП</w:t>
+            </w:r>
+          </w:p>
+        </w:tc>
+        <w:tc>
+          <w:tcPr>
+            <w:tcW w:type="dxa" w:w="737"/>
+            <w:vAlign w:val="center"/>
+          </w:tcPr>
+          <w:p>
+            <w:pPr>
+              <w:spacing w:before="0" w:after="20" w:line="240" w:lineRule="auto"/>
+              <w:jc w:val="center"/>
+            </w:pPr>
+            <w:r>
+              <w:rPr>
+                <w:rFonts w:ascii="Times New Roman" w:hAnsi="Times New Roman"/>
+                <w:b w:val="0"/>
+                <w:sz w:val="24"/>
+              </w:rPr>
+              <w:t>—</w:t>
+            </w:r>
+          </w:p>
+        </w:tc>
+        <w:tc>
+          <w:tcPr>
+            <w:tcW w:type="dxa" w:w="1587"/>
+            <w:vAlign w:val="center"/>
+          </w:tcPr>
+          <w:p>
+            <w:pPr>
+              <w:spacing w:before="0" w:after="20" w:line="240" w:lineRule="auto"/>
+              <w:jc w:val="center"/>
+            </w:pPr>
+            <w:r>
+              <w:rPr>
+                <w:rFonts w:ascii="Times New Roman" w:hAnsi="Times New Roman"/>
+                <w:b w:val="0"/>
+                <w:sz w:val="24"/>
+              </w:rPr>
+              <w:t>—</w:t>
+            </w:r>
+          </w:p>
+        </w:tc>
+        <w:tc>
+          <w:tcPr>
+            <w:tcW w:type="dxa" w:w="3402"/>
+            <w:vAlign w:val="center"/>
+          </w:tcPr>
+          <w:p>
+            <w:pPr>
+              <w:spacing w:before="0" w:after="20" w:line="240" w:lineRule="auto"/>
+              <w:jc w:val="center"/>
+            </w:pPr>
+            <w:r>
+              <w:rPr>
+                <w:rFonts w:ascii="Times New Roman" w:hAnsi="Times New Roman"/>
+                <w:b w:val="0"/>
+                <w:sz w:val="24"/>
+              </w:rPr>
+              <w:t>—</w:t>
+            </w:r>
+          </w:p>
+        </w:tc>
+      </w:tr>
+      <w:tr>
+        <w:tc>
+          <w:tcPr>
+            <w:tcW w:type="dxa" w:w="454"/>
+            <w:vAlign w:val="center"/>
+            <w:vMerge w:val="restart"/>
+          </w:tcPr>
+          <w:p>
+            <w:pPr>
+              <w:spacing w:before="0" w:after="20" w:line="240" w:lineRule="auto"/>
+              <w:jc w:val="center"/>
+            </w:pPr>
+            <w:r>
+              <w:rPr>
+                <w:rFonts w:ascii="Times New Roman" w:hAnsi="Times New Roman"/>
+                <w:b w:val="0"/>
+                <w:sz w:val="24"/>
+              </w:rPr>
+              <w:t>3</w:t>
             </w:r>
           </w:p>
         </w:tc>
@@ -4331,6 +4432,7 @@
           <w:tcPr>
             <w:tcW w:type="dxa" w:w="1814"/>
             <w:vAlign w:val="center"/>
+            <w:vMerge w:val="restart"/>
           </w:tcPr>
           <w:p>
             <w:pPr>
@@ -4343,7 +4445,7 @@
                 <w:b w:val="0"/>
                 <w:sz w:val="24"/>
               </w:rPr>
-              <w:t>Курсовая работа/проект (при наличии)</w:t>
+              <w:t>Промежуточная аттестация</w:t>
             </w:r>
           </w:p>
         </w:tc>
@@ -4363,7 +4465,7 @@
                 <w:b w:val="0"/>
                 <w:sz w:val="24"/>
               </w:rPr>
-              <w:t>КП</w:t>
+              <w:t>зачёт (З)</w:t>
             </w:r>
           </w:p>
         </w:tc>
@@ -4383,7 +4485,7 @@
                 <w:b w:val="0"/>
                 <w:sz w:val="24"/>
               </w:rPr>
-              <w:t>—</w:t>
+              <w:t>0</w:t>
             </w:r>
           </w:p>
         </w:tc>
@@ -4403,7 +4505,7 @@
                 <w:b w:val="0"/>
                 <w:sz w:val="24"/>
               </w:rPr>
-              <w:t>—</w:t>
+              <w:t>0</w:t>
             </w:r>
           </w:p>
         </w:tc>
@@ -4423,7 +4525,7 @@
                 <w:b w:val="0"/>
                 <w:sz w:val="24"/>
               </w:rPr>
-              <w:t>—</w:t>
+              <w:t>0</w:t>
             </w:r>
           </w:p>
         </w:tc>
@@ -4433,6 +4535,22 @@
           <w:tcPr>
             <w:tcW w:type="dxa" w:w="454"/>
             <w:vAlign w:val="center"/>
+            <w:vMerge w:val="continue"/>
+          </w:tcPr>
+          <w:p/>
+        </w:tc>
+        <w:tc>
+          <w:tcPr>
+            <w:tcW w:type="dxa" w:w="1814"/>
+            <w:vAlign w:val="center"/>
+            <w:vMerge w:val="continue"/>
+          </w:tcPr>
+          <w:p/>
+        </w:tc>
+        <w:tc>
+          <w:tcPr>
+            <w:tcW w:type="dxa" w:w="1361"/>
+            <w:vAlign w:val="center"/>
           </w:tcPr>
           <w:p>
             <w:pPr>
@@ -4445,273 +4563,87 @@
                 <w:b w:val="0"/>
                 <w:sz w:val="24"/>
               </w:rPr>
-              <w:t>3</w:t>
-            </w:r>
-          </w:p>
+              <w:t>зачёт с оценкой (ЗаО)</w:t>
+            </w:r>
+          </w:p>
+        </w:tc>
+        <w:tc>
+          <w:tcPr>
+            <w:tcW w:type="dxa" w:w="737"/>
+            <w:vAlign w:val="center"/>
+          </w:tcPr>
+          <w:p>
+            <w:pPr>
+              <w:spacing w:before="0" w:after="20" w:line="240" w:lineRule="auto"/>
+              <w:jc w:val="center"/>
+            </w:pPr>
+            <w:r>
+              <w:rPr>
+                <w:rFonts w:ascii="Times New Roman" w:hAnsi="Times New Roman"/>
+                <w:b w:val="0"/>
+                <w:sz w:val="24"/>
+              </w:rPr>
+              <w:t>—</w:t>
+            </w:r>
+          </w:p>
+        </w:tc>
+        <w:tc>
+          <w:tcPr>
+            <w:tcW w:type="dxa" w:w="1587"/>
+            <w:vAlign w:val="center"/>
+          </w:tcPr>
+          <w:p>
+            <w:pPr>
+              <w:spacing w:before="0" w:after="20" w:line="240" w:lineRule="auto"/>
+              <w:jc w:val="center"/>
+            </w:pPr>
+            <w:r>
+              <w:rPr>
+                <w:rFonts w:ascii="Times New Roman" w:hAnsi="Times New Roman"/>
+                <w:b w:val="0"/>
+                <w:sz w:val="24"/>
+              </w:rPr>
+              <w:t>—</w:t>
+            </w:r>
+          </w:p>
+        </w:tc>
+        <w:tc>
+          <w:tcPr>
+            <w:tcW w:type="dxa" w:w="3402"/>
+            <w:vAlign w:val="center"/>
+          </w:tcPr>
+          <w:p>
+            <w:pPr>
+              <w:spacing w:before="0" w:after="20" w:line="240" w:lineRule="auto"/>
+              <w:jc w:val="center"/>
+            </w:pPr>
+            <w:r>
+              <w:rPr>
+                <w:rFonts w:ascii="Times New Roman" w:hAnsi="Times New Roman"/>
+                <w:b w:val="0"/>
+                <w:sz w:val="24"/>
+              </w:rPr>
+              <w:t>—</w:t>
+            </w:r>
+          </w:p>
+        </w:tc>
+      </w:tr>
+      <w:tr>
+        <w:tc>
+          <w:tcPr>
+            <w:tcW w:type="dxa" w:w="454"/>
+            <w:vAlign w:val="center"/>
+            <w:vMerge w:val="continue"/>
+          </w:tcPr>
+          <w:p/>
         </w:tc>
         <w:tc>
           <w:tcPr>
             <w:tcW w:type="dxa" w:w="1814"/>
             <w:vAlign w:val="center"/>
-          </w:tcPr>
-          <w:p>
-            <w:pPr>
-              <w:spacing w:before="0" w:after="20" w:line="240" w:lineRule="auto"/>
-              <w:jc w:val="left"/>
-            </w:pPr>
-            <w:r>
-              <w:rPr>
-                <w:rFonts w:ascii="Times New Roman" w:hAnsi="Times New Roman"/>
-                <w:b w:val="0"/>
-                <w:sz w:val="24"/>
-              </w:rPr>
-              <w:t>Промежуточная аттестация</w:t>
-            </w:r>
-          </w:p>
-        </w:tc>
-        <w:tc>
-          <w:tcPr>
-            <w:tcW w:type="dxa" w:w="1361"/>
-            <w:vAlign w:val="center"/>
-          </w:tcPr>
-          <w:p>
-            <w:pPr>
-              <w:spacing w:before="0" w:after="20" w:line="240" w:lineRule="auto"/>
-              <w:jc w:val="center"/>
-            </w:pPr>
-            <w:r>
-              <w:rPr>
-                <w:rFonts w:ascii="Times New Roman" w:hAnsi="Times New Roman"/>
-                <w:b w:val="0"/>
-                <w:sz w:val="24"/>
-              </w:rPr>
-              <w:t>зачёт (З)</w:t>
-            </w:r>
-          </w:p>
-        </w:tc>
-        <w:tc>
-          <w:tcPr>
-            <w:tcW w:type="dxa" w:w="737"/>
-            <w:vAlign w:val="center"/>
-          </w:tcPr>
-          <w:p>
-            <w:pPr>
-              <w:spacing w:before="0" w:after="20" w:line="240" w:lineRule="auto"/>
-              <w:jc w:val="center"/>
-            </w:pPr>
-            <w:r>
-              <w:rPr>
-                <w:rFonts w:ascii="Times New Roman" w:hAnsi="Times New Roman"/>
-                <w:b w:val="0"/>
-                <w:sz w:val="24"/>
-              </w:rPr>
-              <w:t>0</w:t>
-            </w:r>
-          </w:p>
-        </w:tc>
-        <w:tc>
-          <w:tcPr>
-            <w:tcW w:type="dxa" w:w="1587"/>
-            <w:vAlign w:val="center"/>
-          </w:tcPr>
-          <w:p>
-            <w:pPr>
-              <w:spacing w:before="0" w:after="20" w:line="240" w:lineRule="auto"/>
-              <w:jc w:val="center"/>
-            </w:pPr>
-            <w:r>
-              <w:rPr>
-                <w:rFonts w:ascii="Times New Roman" w:hAnsi="Times New Roman"/>
-                <w:b w:val="0"/>
-                <w:sz w:val="24"/>
-              </w:rPr>
-              <w:t>0</w:t>
-            </w:r>
-          </w:p>
-        </w:tc>
-        <w:tc>
-          <w:tcPr>
-            <w:tcW w:type="dxa" w:w="3402"/>
-            <w:vAlign w:val="center"/>
-          </w:tcPr>
-          <w:p>
-            <w:pPr>
-              <w:spacing w:before="0" w:after="20" w:line="240" w:lineRule="auto"/>
-              <w:jc w:val="center"/>
-            </w:pPr>
-            <w:r>
-              <w:rPr>
-                <w:rFonts w:ascii="Times New Roman" w:hAnsi="Times New Roman"/>
-                <w:b w:val="0"/>
-                <w:sz w:val="24"/>
-              </w:rPr>
-              <w:t>0</w:t>
-            </w:r>
-          </w:p>
-        </w:tc>
-      </w:tr>
-      <w:tr>
-        <w:tc>
-          <w:tcPr>
-            <w:tcW w:type="dxa" w:w="454"/>
-            <w:vAlign w:val="center"/>
-          </w:tcPr>
-          <w:p>
-            <w:pPr>
-              <w:spacing w:before="0" w:after="20" w:line="240" w:lineRule="auto"/>
-              <w:jc w:val="center"/>
-            </w:pPr>
-            <w:r>
-              <w:rPr>
-                <w:rFonts w:ascii="Times New Roman" w:hAnsi="Times New Roman"/>
-                <w:b w:val="0"/>
-                <w:sz w:val="24"/>
-              </w:rPr>
-              <w:t>3</w:t>
-            </w:r>
-          </w:p>
-        </w:tc>
-        <w:tc>
-          <w:tcPr>
-            <w:tcW w:type="dxa" w:w="1814"/>
-            <w:vAlign w:val="center"/>
-          </w:tcPr>
-          <w:p>
-            <w:pPr>
-              <w:spacing w:before="0" w:after="20" w:line="240" w:lineRule="auto"/>
-              <w:jc w:val="left"/>
-            </w:pPr>
-            <w:r>
-              <w:rPr>
-                <w:rFonts w:ascii="Times New Roman" w:hAnsi="Times New Roman"/>
-                <w:b w:val="0"/>
-                <w:sz w:val="24"/>
-              </w:rPr>
-              <w:t>Промежуточная аттестация</w:t>
-            </w:r>
-          </w:p>
-        </w:tc>
-        <w:tc>
-          <w:tcPr>
-            <w:tcW w:type="dxa" w:w="1361"/>
-            <w:vAlign w:val="center"/>
-          </w:tcPr>
-          <w:p>
-            <w:pPr>
-              <w:spacing w:before="0" w:after="20" w:line="240" w:lineRule="auto"/>
-              <w:jc w:val="center"/>
-            </w:pPr>
-            <w:r>
-              <w:rPr>
-                <w:rFonts w:ascii="Times New Roman" w:hAnsi="Times New Roman"/>
-                <w:b w:val="0"/>
-                <w:sz w:val="24"/>
-              </w:rPr>
-              <w:t>зачёт с оценкой (ЗаО)</w:t>
-            </w:r>
-          </w:p>
-        </w:tc>
-        <w:tc>
-          <w:tcPr>
-            <w:tcW w:type="dxa" w:w="737"/>
-            <w:vAlign w:val="center"/>
-          </w:tcPr>
-          <w:p>
-            <w:pPr>
-              <w:spacing w:before="0" w:after="20" w:line="240" w:lineRule="auto"/>
-              <w:jc w:val="center"/>
-            </w:pPr>
-            <w:r>
-              <w:rPr>
-                <w:rFonts w:ascii="Times New Roman" w:hAnsi="Times New Roman"/>
-                <w:b w:val="0"/>
-                <w:sz w:val="24"/>
-              </w:rPr>
-              <w:t>—</w:t>
-            </w:r>
-          </w:p>
-        </w:tc>
-        <w:tc>
-          <w:tcPr>
-            <w:tcW w:type="dxa" w:w="1587"/>
-            <w:vAlign w:val="center"/>
-          </w:tcPr>
-          <w:p>
-            <w:pPr>
-              <w:spacing w:before="0" w:after="20" w:line="240" w:lineRule="auto"/>
-              <w:jc w:val="center"/>
-            </w:pPr>
-            <w:r>
-              <w:rPr>
-                <w:rFonts w:ascii="Times New Roman" w:hAnsi="Times New Roman"/>
-                <w:b w:val="0"/>
-                <w:sz w:val="24"/>
-              </w:rPr>
-              <w:t>—</w:t>
-            </w:r>
-          </w:p>
-        </w:tc>
-        <w:tc>
-          <w:tcPr>
-            <w:tcW w:type="dxa" w:w="3402"/>
-            <w:vAlign w:val="center"/>
-          </w:tcPr>
-          <w:p>
-            <w:pPr>
-              <w:spacing w:before="0" w:after="20" w:line="240" w:lineRule="auto"/>
-              <w:jc w:val="center"/>
-            </w:pPr>
-            <w:r>
-              <w:rPr>
-                <w:rFonts w:ascii="Times New Roman" w:hAnsi="Times New Roman"/>
-                <w:b w:val="0"/>
-                <w:sz w:val="24"/>
-              </w:rPr>
-              <w:t>—</w:t>
-            </w:r>
-          </w:p>
-        </w:tc>
-      </w:tr>
-      <w:tr>
-        <w:tc>
-          <w:tcPr>
-            <w:tcW w:type="dxa" w:w="454"/>
-            <w:vAlign w:val="center"/>
-          </w:tcPr>
-          <w:p>
-            <w:pPr>
-              <w:spacing w:before="0" w:after="20" w:line="240" w:lineRule="auto"/>
-              <w:jc w:val="center"/>
-            </w:pPr>
-            <w:r>
-              <w:rPr>
-                <w:rFonts w:ascii="Times New Roman" w:hAnsi="Times New Roman"/>
-                <w:b w:val="0"/>
-                <w:sz w:val="24"/>
-              </w:rPr>
-              <w:t>3</w:t>
-            </w:r>
-          </w:p>
-        </w:tc>
-        <w:tc>
-          <w:tcPr>
-            <w:tcW w:type="dxa" w:w="1814"/>
-            <w:vAlign w:val="center"/>
-          </w:tcPr>
-          <w:p>
-            <w:pPr>
-              <w:spacing w:before="0" w:after="20" w:line="240" w:lineRule="auto"/>
-              <w:jc w:val="left"/>
-            </w:pPr>
-            <w:r>
-              <w:rPr>
-                <w:rFonts w:ascii="Times New Roman" w:hAnsi="Times New Roman"/>
-                <w:b w:val="0"/>
-                <w:sz w:val="24"/>
-              </w:rPr>
-              <w:t>Промежуточная аттестация</w:t>
-            </w:r>
-          </w:p>
+            <w:vMerge w:val="continue"/>
+          </w:tcPr>
+          <w:p/>
         </w:tc>
         <w:tc>
           <w:tcPr>

--- a/МатМодиИИ/rpd__doc_docx/Б1.О.01.02_Экономика.docx
+++ b/МатМодиИИ/rpd__doc_docx/Б1.О.01.02_Экономика.docx
@@ -8424,59 +8424,29 @@
       </w:pPr>
       <w:r>
         <w:rPr>
-          <w:rStyle w:val="FontStyle30"/>
-          <w:rFonts w:eastAsia="MS Mincho"/>
-          <w:sz w:val="28"/>
-          <w:szCs w:val="28"/>
+          <w:rFonts w:ascii="Times New Roman" w:hAnsi="Times New Roman"/>
+          <w:sz w:val="24"/>
+          <w:color w:val="000000"/>
         </w:rPr>
         <w:t xml:space="preserve">Научная библиотека РГУ имени С. А. Есенина [Электронный ресурс] : сайт. – Режим доступа: </w:t>
       </w:r>
-      <w:hyperlink r:id="rId22" w:history="1">
+      <w:hyperlink r:id="rIdResource1">
         <w:r>
           <w:rPr>
-            <w:rStyle w:val="FontStyle30"/>
-            <w:rFonts w:eastAsia="MS Mincho"/>
-            <w:sz w:val="28"/>
-            <w:szCs w:val="28"/>
+            <w:rFonts w:ascii="Times New Roman" w:hAnsi="Times New Roman"/>
+            <w:sz w:val="24"/>
+            <w:color w:val="000000"/>
           </w:rPr>
-          <w:t>http://library.rsu.edu.ru</w:t>
+          <w:t xml:space="preserve">https://library.rsu-rzn.ru/</w:t>
         </w:r>
       </w:hyperlink>
       <w:r>
         <w:rPr>
-          <w:rStyle w:val="FontStyle30"/>
-          <w:rFonts w:eastAsia="MS Mincho"/>
-          <w:sz w:val="28"/>
-          <w:szCs w:val="28"/>
-        </w:rPr>
-        <w:t xml:space="preserve">, свободный (дата обращения: </w:t>
-      </w:r>
-      <w:r>
-        <w:rPr>
-          <w:rStyle w:val="FontStyle30"/>
-          <w:rFonts w:eastAsia="MS Mincho"/>
-          <w:sz w:val="28"/>
-          <w:szCs w:val="28"/>
-        </w:rPr>
-        <w:t>05.04.</w:t>
-      </w:r>
-      <w:r>
-        <w:rPr>
-          <w:rStyle w:val="FontStyle30"/>
-          <w:rFonts w:eastAsia="MS Mincho"/>
-          <w:sz w:val="28"/>
-          <w:szCs w:val="28"/>
-        </w:rPr>
-        <w:t>2023</w:t>
-      </w:r>
-      <w:r>
-        <w:rPr>
-          <w:rStyle w:val="FontStyle30"/>
-          <w:rFonts w:eastAsia="MS Mincho"/>
-          <w:sz w:val="28"/>
-          <w:szCs w:val="28"/>
-        </w:rPr>
-        <w:t>).</w:t>
+          <w:rFonts w:ascii="Times New Roman" w:hAnsi="Times New Roman"/>
+          <w:sz w:val="24"/>
+          <w:color w:val="000000"/>
+        </w:rPr>
+        <w:t xml:space="preserve">, свободный (дата обращения: 27.10.2026).</w:t>
       </w:r>
     </w:p>
     <w:p>
@@ -8570,13 +8540,29 @@
       </w:pPr>
       <w:r>
         <w:rPr>
-          <w:rStyle w:val="FontStyle30"/>
-          <w:rFonts w:eastAsia="MS Mincho"/>
+          <w:rFonts w:ascii="Times New Roman" w:hAnsi="Times New Roman"/>
+          <w:sz w:val="24"/>
           <w:color w:val="000000"/>
-          <w:sz w:val="28"/>
-          <w:szCs w:val="28"/>
-        </w:rPr>
-        <w:t xml:space="preserve">Электронный каталог НБ РГУ имени С. А. Есенина [Электронный ресурс] : база данных содержит сведения о всех видах литературы, поступающих в фонд НБ РГУ имени С. А. Есенина. – Рязань, [1990 -   ]. – Режим доступа: https://library.rsu-rzn.ru/marc/Default.aspmarc, свободный (дата обращения: 05.04.2023).</w:t>
+        </w:rPr>
+        <w:t xml:space="preserve">Электронный каталог НБ РГУ имени С. А. Есенина [Электронный ресурс] : база данных содержит сведения о всех видах литературы, поступающих в фонд НБ РГУ имени С. А. Есенина. – Рязань, [1990 -   ]. – Режим доступа: </w:t>
+      </w:r>
+      <w:hyperlink r:id="rIdResource2">
+        <w:r>
+          <w:rPr>
+            <w:rFonts w:ascii="Times New Roman" w:hAnsi="Times New Roman"/>
+            <w:sz w:val="24"/>
+            <w:color w:val="000000"/>
+          </w:rPr>
+          <w:t xml:space="preserve">https://library.rsu-rzn.ru/marc/Default.asp</w:t>
+        </w:r>
+      </w:hyperlink>
+      <w:r>
+        <w:rPr>
+          <w:rFonts w:ascii="Times New Roman" w:hAnsi="Times New Roman"/>
+          <w:sz w:val="24"/>
+          <w:color w:val="000000"/>
+        </w:rPr>
+        <w:t xml:space="preserve">, свободный (дата обращения: 27.10.2026).</w:t>
       </w:r>
     </w:p>
     <w:p>
@@ -10711,7 +10697,8 @@
         <w:t>УЧЕБНОГО ПРОЦЕССА</w:t>
       </w:r>
     </w:p>
-    <w:p>
+    <w:bookmarkEnd xmlns:w="http://schemas.openxmlformats.org/wordprocessingml/2006/main" xmlns:wpc="http://schemas.microsoft.com/office/word/2010/wordprocessingCanvas" xmlns:cx="http://schemas.microsoft.com/office/drawing/2014/chartex" xmlns:cx1="http://schemas.microsoft.com/office/drawing/2015/9/8/chartex" xmlns:cx2="http://schemas.microsoft.com/office/drawing/2015/10/21/chartex" xmlns:cx3="http://schemas.microsoft.com/office/drawing/2016/5/9/chartex" xmlns:cx4="http://schemas.microsoft.com/office/drawing/2016/5/10/chartex" xmlns:cx5="http://schemas.microsoft.com/office/drawing/2016/5/11/chartex" xmlns:cx6="http://schemas.microsoft.com/office/drawing/2016/5/12/chartex" xmlns:cx7="http://schemas.microsoft.com/office/drawing/2016/5/13/chartex" xmlns:cx8="http://schemas.microsoft.com/office/drawing/2016/5/14/chartex" xmlns:mc="http://schemas.openxmlformats.org/markup-compatibility/2006" xmlns:aink="http://schemas.microsoft.com/office/drawing/2016/ink" xmlns:am3d="http://schemas.microsoft.com/office/drawing/2017/model3d" xmlns:o="urn:schemas-microsoft-com:office:office" xmlns:oel="http://schemas.microsoft.com/office/2019/extlst" xmlns:r="http://schemas.openxmlformats.org/officeDocument/2006/relationships" xmlns:m="http://schemas.openxmlformats.org/officeDocument/2006/math" xmlns:v="urn:schemas-microsoft-com:vml" xmlns:wp14="http://schemas.microsoft.com/office/word/2010/wordprocessingDrawing" xmlns:wp="http://schemas.openxmlformats.org/drawingml/2006/wordprocessingDrawing" xmlns:w10="urn:schemas-microsoft-com:office:word" xmlns:w14="http://schemas.microsoft.com/office/word/2010/wordml" xmlns:w15="http://schemas.microsoft.com/office/word/2012/wordml" xmlns:w16cex="http://schemas.microsoft.com/office/word/2018/wordml/cex" xmlns:w16cid="http://schemas.microsoft.com/office/word/2016/wordml/cid" xmlns:w16="http://schemas.microsoft.com/office/word/2018/wordml" xmlns:w16sdtdh="http://schemas.microsoft.com/office/word/2020/wordml/sdtdatahash" xmlns:w16se="http://schemas.microsoft.com/office/word/2015/wordml/symex" xmlns:wpg="http://schemas.microsoft.com/office/word/2010/wordprocessingGroup" xmlns:wpi="http://schemas.microsoft.com/office/word/2010/wordprocessingInk" xmlns:wne="http://schemas.microsoft.com/office/word/2006/wordml" xmlns:wps="http://schemas.microsoft.com/office/word/2010/wordprocessingShape" w:id="3"/>
+    <w:p xmlns:w="http://schemas.openxmlformats.org/wordprocessingml/2006/main" xmlns:w14="http://schemas.microsoft.com/office/word/2010/wordml">
       <w:pPr>
         <w:jc w:val="both"/>
         <w:rPr>
@@ -10724,10 +10711,10 @@
           <w:bCs/>
           <w:szCs w:val="28"/>
         </w:rPr>
-        <w:t>Стандартный набор ПО (в компьютерных классах):</w:t>
+        <w:t xml:space="preserve">Стандартный набор ПО:</w:t>
       </w:r>
     </w:p>
-    <w:tbl>
+    <w:tbl xmlns:w="http://schemas.openxmlformats.org/wordprocessingml/2006/main" xmlns:w14="http://schemas.microsoft.com/office/word/2010/wordml" xmlns:r="http://schemas.openxmlformats.org/officeDocument/2006/relationships">
       <w:tblPr>
         <w:tblW w:w="0" w:type="auto"/>
         <w:tblBorders>
@@ -10765,7 +10752,7 @@
                 <w:b/>
                 <w:sz w:val="24"/>
               </w:rPr>
-              <w:t>Название ПО</w:t>
+              <w:t xml:space="preserve">Название ПО</w:t>
             </w:r>
           </w:p>
         </w:tc>
@@ -10785,7 +10772,7 @@
                 <w:b/>
                 <w:sz w:val="24"/>
               </w:rPr>
-              <w:t>Основание</w:t>
+              <w:t xml:space="preserve">Основание</w:t>
             </w:r>
           </w:p>
         </w:tc>
@@ -10814,30 +10801,9 @@
                 <w:szCs w:val="24"/>
               </w:rPr>
               <w:t xml:space="preserve">Операционная система </w:t>
-            </w:r>
-            <w:proofErr w:type="spellStart"/>
-            <w:r>
-              <w:rPr>
-                <w:b w:val="0"/>
-                <w:bCs/>
-                <w:sz w:val="24"/>
-                <w:szCs w:val="24"/>
-                <w:lang w:val="en-US"/>
-              </w:rPr>
-              <w:t>WindowsPro</w:t>
-            </w:r>
-            <w:proofErr w:type="spellEnd"/>
-          </w:p>
-          <w:p>
-            <w:pPr>
-              <w:jc w:val="both"/>
-              <w:rPr>
-                <w:b w:val="0"/>
-                <w:bCs/>
-                <w:sz w:val="24"/>
-                <w:szCs w:val="24"/>
-              </w:rPr>
-            </w:pPr>
+              <w:br/>
+              <w:t xml:space="preserve">РЕД ОС 8.0 «Рабочая станция»</w:t>
+            </w:r>
           </w:p>
         </w:tc>
         <w:tc>
@@ -10862,255 +10828,7 @@
                 <w:sz w:val="24"/>
                 <w:szCs w:val="24"/>
               </w:rPr>
-              <w:t>Д</w:t>
-            </w:r>
-            <w:r>
-              <w:rPr>
-                <w:b w:val="0"/>
-                <w:bCs/>
-                <w:color w:val="000000"/>
-                <w:sz w:val="24"/>
-                <w:szCs w:val="24"/>
-                <w:shd w:val="clear" w:color="auto" w:fill="FFFFFF"/>
-              </w:rPr>
-              <w:t xml:space="preserve">оговор №65/2019 от 02.10.2019, </w:t>
-            </w:r>
-            <w:r>
-              <w:rPr>
-                <w:b w:val="0"/>
-                <w:bCs/>
-                <w:sz w:val="24"/>
-                <w:szCs w:val="24"/>
-              </w:rPr>
-              <w:t xml:space="preserve">подписка </w:t>
-            </w:r>
-            <w:r>
-              <w:rPr>
-                <w:b w:val="0"/>
-                <w:bCs/>
-                <w:sz w:val="24"/>
-                <w:szCs w:val="24"/>
-                <w:lang w:val="en-US"/>
-              </w:rPr>
-              <w:t>Azure</w:t>
-            </w:r>
-            <w:r>
-              <w:rPr>
-                <w:b w:val="0"/>
-                <w:bCs/>
-                <w:sz w:val="24"/>
-                <w:szCs w:val="24"/>
-              </w:rPr>
-              <w:t xml:space="preserve"> </w:t>
-            </w:r>
-            <w:r>
-              <w:rPr>
-                <w:b w:val="0"/>
-                <w:bCs/>
-                <w:sz w:val="24"/>
-                <w:szCs w:val="24"/>
-                <w:lang w:val="en-US"/>
-              </w:rPr>
-              <w:t>Dev</w:t>
-            </w:r>
-            <w:r>
-              <w:rPr>
-                <w:b w:val="0"/>
-                <w:bCs/>
-                <w:sz w:val="24"/>
-                <w:szCs w:val="24"/>
-              </w:rPr>
-              <w:t xml:space="preserve"> </w:t>
-            </w:r>
-            <w:r>
-              <w:rPr>
-                <w:b w:val="0"/>
-                <w:bCs/>
-                <w:sz w:val="24"/>
-                <w:szCs w:val="24"/>
-                <w:lang w:val="en-US"/>
-              </w:rPr>
-              <w:t>Tools</w:t>
-            </w:r>
-            <w:r>
-              <w:rPr>
-                <w:b w:val="0"/>
-                <w:bCs/>
-                <w:sz w:val="24"/>
-                <w:szCs w:val="24"/>
-              </w:rPr>
-              <w:t xml:space="preserve"> </w:t>
-            </w:r>
-            <w:r>
-              <w:rPr>
-                <w:b w:val="0"/>
-                <w:bCs/>
-                <w:sz w:val="24"/>
-                <w:szCs w:val="24"/>
-                <w:lang w:val="en-US"/>
-              </w:rPr>
-              <w:t>for</w:t>
-            </w:r>
-            <w:r>
-              <w:rPr>
-                <w:b w:val="0"/>
-                <w:bCs/>
-                <w:sz w:val="24"/>
-                <w:szCs w:val="24"/>
-              </w:rPr>
-              <w:t xml:space="preserve"> </w:t>
-            </w:r>
-            <w:r>
-              <w:rPr>
-                <w:b w:val="0"/>
-                <w:bCs/>
-                <w:sz w:val="24"/>
-                <w:szCs w:val="24"/>
-                <w:lang w:val="en-US"/>
-              </w:rPr>
-              <w:t>Teaching</w:t>
-            </w:r>
-            <w:r>
-              <w:rPr>
-                <w:b w:val="0"/>
-                <w:bCs/>
-                <w:sz w:val="24"/>
-                <w:szCs w:val="24"/>
-              </w:rPr>
-              <w:t xml:space="preserve">, идентификатор подписки: </w:t>
-            </w:r>
-            <w:r>
-              <w:rPr>
-                <w:b w:val="0"/>
-                <w:bCs/>
-                <w:sz w:val="24"/>
-                <w:szCs w:val="24"/>
-                <w:lang w:val="en-US"/>
-              </w:rPr>
-              <w:t>e</w:t>
-            </w:r>
-            <w:r>
-              <w:rPr>
-                <w:b w:val="0"/>
-                <w:bCs/>
-                <w:sz w:val="24"/>
-                <w:szCs w:val="24"/>
-              </w:rPr>
-              <w:t>2</w:t>
-            </w:r>
-            <w:r>
-              <w:rPr>
-                <w:b w:val="0"/>
-                <w:bCs/>
-                <w:sz w:val="24"/>
-                <w:szCs w:val="24"/>
-                <w:lang w:val="en-US"/>
-              </w:rPr>
-              <w:t>bcc</w:t>
-            </w:r>
-            <w:r>
-              <w:rPr>
-                <w:b w:val="0"/>
-                <w:bCs/>
-                <w:sz w:val="24"/>
-                <w:szCs w:val="24"/>
-              </w:rPr>
-              <w:t>668-3</w:t>
-            </w:r>
-            <w:r>
-              <w:rPr>
-                <w:b w:val="0"/>
-                <w:bCs/>
-                <w:sz w:val="24"/>
-                <w:szCs w:val="24"/>
-                <w:lang w:val="en-US"/>
-              </w:rPr>
-              <w:t>a</w:t>
-            </w:r>
-            <w:r>
-              <w:rPr>
-                <w:b w:val="0"/>
-                <w:bCs/>
-                <w:sz w:val="24"/>
-                <w:szCs w:val="24"/>
-              </w:rPr>
-              <w:t>81-4</w:t>
-            </w:r>
-            <w:r>
-              <w:rPr>
-                <w:b w:val="0"/>
-                <w:bCs/>
-                <w:sz w:val="24"/>
-                <w:szCs w:val="24"/>
-                <w:lang w:val="en-US"/>
-              </w:rPr>
-              <w:t>cc</w:t>
-            </w:r>
-            <w:r>
-              <w:rPr>
-                <w:b w:val="0"/>
-                <w:bCs/>
-                <w:sz w:val="24"/>
-                <w:szCs w:val="24"/>
-              </w:rPr>
-              <w:t>8-9201-</w:t>
-            </w:r>
-            <w:r>
-              <w:rPr>
-                <w:b w:val="0"/>
-                <w:bCs/>
-                <w:sz w:val="24"/>
-                <w:szCs w:val="24"/>
-                <w:lang w:val="en-US"/>
-              </w:rPr>
-              <w:t>c</w:t>
-            </w:r>
-            <w:r>
-              <w:rPr>
-                <w:b w:val="0"/>
-                <w:bCs/>
-                <w:sz w:val="24"/>
-                <w:szCs w:val="24"/>
-              </w:rPr>
-              <w:t>0</w:t>
-            </w:r>
-            <w:r>
-              <w:rPr>
-                <w:b w:val="0"/>
-                <w:bCs/>
-                <w:sz w:val="24"/>
-                <w:szCs w:val="24"/>
-                <w:lang w:val="en-US"/>
-              </w:rPr>
-              <w:t>c</w:t>
-            </w:r>
-            <w:r>
-              <w:rPr>
-                <w:b w:val="0"/>
-                <w:bCs/>
-                <w:sz w:val="24"/>
-                <w:szCs w:val="24"/>
-              </w:rPr>
-              <w:t>5</w:t>
-            </w:r>
-            <w:r>
-              <w:rPr>
-                <w:b w:val="0"/>
-                <w:bCs/>
-                <w:sz w:val="24"/>
-                <w:szCs w:val="24"/>
-                <w:lang w:val="en-US"/>
-              </w:rPr>
-              <w:t>ab</w:t>
-            </w:r>
-            <w:r>
-              <w:rPr>
-                <w:b w:val="0"/>
-                <w:bCs/>
-                <w:sz w:val="24"/>
-                <w:szCs w:val="24"/>
-              </w:rPr>
-              <w:t>849928</w:t>
+              <w:t xml:space="preserve">Соглашение №93/03-22У от 11.03.2022</w:t>
             </w:r>
           </w:p>
         </w:tc>
@@ -11138,27 +10856,7 @@
                 <w:sz w:val="24"/>
                 <w:szCs w:val="24"/>
               </w:rPr>
-              <w:t xml:space="preserve">PDF ридер </w:t>
-            </w:r>
-            <w:proofErr w:type="spellStart"/>
-            <w:r>
-              <w:rPr>
-                <w:b w:val="0"/>
-                <w:bCs/>
-                <w:sz w:val="24"/>
-                <w:szCs w:val="24"/>
-              </w:rPr>
-              <w:t>Foxit</w:t>
-            </w:r>
-            <w:proofErr w:type="spellEnd"/>
-            <w:r>
-              <w:rPr>
-                <w:b w:val="0"/>
-                <w:bCs/>
-                <w:sz w:val="24"/>
-                <w:szCs w:val="24"/>
-              </w:rPr>
-              <w:t xml:space="preserve"> Reader</w:t>
+              <w:t xml:space="preserve">Офисный пакет Р7-Офис</w:t>
             </w:r>
           </w:p>
         </w:tc>
@@ -11184,7 +10882,7 @@
                 <w:sz w:val="24"/>
                 <w:szCs w:val="24"/>
               </w:rPr>
-              <w:t>Свободно распространяемое ПО</w:t>
+              <w:t xml:space="preserve">Соглашение б/н от 19.01.2026</w:t>
             </w:r>
           </w:p>
         </w:tc>
@@ -11212,27 +10910,7 @@
                 <w:sz w:val="24"/>
                 <w:szCs w:val="24"/>
               </w:rPr>
-              <w:t xml:space="preserve">Офисное приложение </w:t>
-            </w:r>
-            <w:proofErr w:type="spellStart"/>
-            <w:r>
-              <w:rPr>
-                <w:b w:val="0"/>
-                <w:bCs/>
-                <w:sz w:val="24"/>
-                <w:szCs w:val="24"/>
-              </w:rPr>
-              <w:t>Libre</w:t>
-            </w:r>
-            <w:proofErr w:type="spellEnd"/>
-            <w:r>
-              <w:rPr>
-                <w:b w:val="0"/>
-                <w:bCs/>
-                <w:sz w:val="24"/>
-                <w:szCs w:val="24"/>
-              </w:rPr>
-              <w:t xml:space="preserve"> Office </w:t>
+              <w:t xml:space="preserve">Офисный пакет Libre Office </w:t>
             </w:r>
           </w:p>
         </w:tc>
@@ -11258,7 +10936,7 @@
                 <w:sz w:val="24"/>
                 <w:szCs w:val="24"/>
               </w:rPr>
-              <w:t>Свободно распространяемое ПО</w:t>
+              <w:t xml:space="preserve">Свободно распространяемое ПО</w:t>
             </w:r>
           </w:p>
         </w:tc>
@@ -11286,47 +10964,9 @@
                 <w:sz w:val="24"/>
                 <w:szCs w:val="24"/>
               </w:rPr>
-              <w:t xml:space="preserve">Приложение для распознавания текста </w:t>
-            </w:r>
-            <w:proofErr w:type="spellStart"/>
-            <w:r>
-              <w:rPr>
-                <w:b w:val="0"/>
-                <w:bCs/>
-                <w:sz w:val="24"/>
-                <w:szCs w:val="24"/>
-                <w:lang w:val="en-US"/>
-              </w:rPr>
-              <w:t>Abbyy</w:t>
-            </w:r>
-            <w:proofErr w:type="spellEnd"/>
-            <w:r>
-              <w:rPr>
-                <w:b w:val="0"/>
-                <w:bCs/>
-                <w:sz w:val="24"/>
-                <w:szCs w:val="24"/>
-              </w:rPr>
-              <w:t xml:space="preserve"> </w:t>
-            </w:r>
-            <w:r>
-              <w:rPr>
-                <w:b w:val="0"/>
-                <w:bCs/>
-                <w:sz w:val="24"/>
-                <w:szCs w:val="24"/>
-                <w:lang w:val="en-US"/>
-              </w:rPr>
-              <w:t>FineReader</w:t>
-            </w:r>
-            <w:r>
-              <w:rPr>
-                <w:b w:val="0"/>
-                <w:bCs/>
-                <w:sz w:val="24"/>
-                <w:szCs w:val="24"/>
-              </w:rPr>
-              <w:t xml:space="preserve"> </w:t>
+              <w:t xml:space="preserve">Архиватор: </w:t>
+              <w:br/>
+              <w:t xml:space="preserve">Engrampa – Archive Manager </w:t>
             </w:r>
           </w:p>
         </w:tc>
@@ -11352,19 +10992,8 @@
                 <w:sz w:val="24"/>
                 <w:szCs w:val="24"/>
               </w:rPr>
-              <w:t>Договор №22-ЗК-2021 от 23.08.2021г.</w:t>
-            </w:r>
-          </w:p>
-          <w:p>
-            <w:pPr>
-              <w:jc w:val="both"/>
-              <w:rPr>
-                <w:b w:val="0"/>
-                <w:bCs/>
-                <w:sz w:val="24"/>
-                <w:szCs w:val="24"/>
-              </w:rPr>
-            </w:pPr>
+              <w:t xml:space="preserve">Свободно распространяемое ПО</w:t>
+            </w:r>
           </w:p>
         </w:tc>
       </w:tr>
@@ -11391,7 +11020,9 @@
                 <w:sz w:val="24"/>
                 <w:szCs w:val="24"/>
               </w:rPr>
-              <w:t xml:space="preserve">Архиватор 7-zip </w:t>
+              <w:t xml:space="preserve">Файловые менеджеры:</w:t>
+              <w:br/>
+              <w:t xml:space="preserve">Midnight Commander, Double Commander</w:t>
             </w:r>
           </w:p>
         </w:tc>
@@ -11417,7 +11048,7 @@
                 <w:sz w:val="24"/>
                 <w:szCs w:val="24"/>
               </w:rPr>
-              <w:t>Свободно распространяемое ПО</w:t>
+              <w:t xml:space="preserve">Свободно распространяемое ПО</w:t>
             </w:r>
           </w:p>
         </w:tc>
@@ -11436,7 +11067,6 @@
                 <w:bCs/>
                 <w:sz w:val="24"/>
                 <w:szCs w:val="24"/>
-                <w:lang w:val="en-US"/>
               </w:rPr>
             </w:pPr>
             <w:r>
@@ -11446,58 +11076,9 @@
                 <w:sz w:val="24"/>
                 <w:szCs w:val="24"/>
               </w:rPr>
-              <w:t>Браузер</w:t>
-            </w:r>
-            <w:r>
-              <w:rPr>
-                <w:b w:val="0"/>
-                <w:bCs/>
-                <w:sz w:val="24"/>
-                <w:szCs w:val="24"/>
-                <w:lang w:val="en-US"/>
-              </w:rPr>
-              <w:t xml:space="preserve"> </w:t>
-            </w:r>
-            <w:r>
-              <w:rPr>
-                <w:b w:val="0"/>
-                <w:bCs/>
-                <w:sz w:val="24"/>
-                <w:szCs w:val="24"/>
-              </w:rPr>
-              <w:t>изображений</w:t>
-            </w:r>
-            <w:r>
-              <w:rPr>
-                <w:b w:val="0"/>
-                <w:bCs/>
-                <w:sz w:val="24"/>
-                <w:szCs w:val="24"/>
-                <w:lang w:val="en-US"/>
-              </w:rPr>
-              <w:t xml:space="preserve"> Fast Stone </w:t>
-            </w:r>
-            <w:proofErr w:type="spellStart"/>
-            <w:r>
-              <w:rPr>
-                <w:b w:val="0"/>
-                <w:bCs/>
-                <w:sz w:val="24"/>
-                <w:szCs w:val="24"/>
-                <w:lang w:val="en-US"/>
-              </w:rPr>
-              <w:t>ImageViewer</w:t>
-            </w:r>
-            <w:proofErr w:type="spellEnd"/>
-            <w:r>
-              <w:rPr>
-                <w:b w:val="0"/>
-                <w:bCs/>
-                <w:sz w:val="24"/>
-                <w:szCs w:val="24"/>
-                <w:lang w:val="en-US"/>
-              </w:rPr>
-              <w:t xml:space="preserve"> </w:t>
+              <w:t xml:space="preserve">Интернет-браузеры:</w:t>
+              <w:br/>
+              <w:t xml:space="preserve">Chromium, Firefox</w:t>
             </w:r>
           </w:p>
         </w:tc>
@@ -11523,7 +11104,7 @@
                 <w:sz w:val="24"/>
                 <w:szCs w:val="24"/>
               </w:rPr>
-              <w:t>Свободно распространяемое ПО</w:t>
+              <w:t xml:space="preserve">Свободно распространяемое ПО</w:t>
             </w:r>
           </w:p>
         </w:tc>
@@ -11551,27 +11132,7 @@
                 <w:sz w:val="24"/>
                 <w:szCs w:val="24"/>
               </w:rPr>
-              <w:t xml:space="preserve">Медиа проигрыватель VLC </w:t>
-            </w:r>
-            <w:proofErr w:type="spellStart"/>
-            <w:r>
-              <w:rPr>
-                <w:b w:val="0"/>
-                <w:bCs/>
-                <w:sz w:val="24"/>
-                <w:szCs w:val="24"/>
-              </w:rPr>
-              <w:t>mediaplayer</w:t>
-            </w:r>
-            <w:proofErr w:type="spellEnd"/>
-            <w:r>
-              <w:rPr>
-                <w:b w:val="0"/>
-                <w:bCs/>
-                <w:sz w:val="24"/>
-                <w:szCs w:val="24"/>
-              </w:rPr>
-              <w:t xml:space="preserve"> </w:t>
+              <w:t xml:space="preserve">Программа для просмотра и редактирования графических файлов Pix</w:t>
             </w:r>
           </w:p>
         </w:tc>
@@ -11597,7 +11158,7 @@
                 <w:sz w:val="24"/>
                 <w:szCs w:val="24"/>
               </w:rPr>
-              <w:t>Свободно распространяемое ПО</w:t>
+              <w:t xml:space="preserve">Свободно распространяемое ПО</w:t>
             </w:r>
           </w:p>
         </w:tc>
@@ -11616,7 +11177,6 @@
                 <w:bCs/>
                 <w:sz w:val="24"/>
                 <w:szCs w:val="24"/>
-                <w:lang w:val="en-US"/>
               </w:rPr>
             </w:pPr>
             <w:r>
@@ -11625,50 +11185,10 @@
                 <w:bCs/>
                 <w:sz w:val="24"/>
                 <w:szCs w:val="24"/>
-                <w:lang w:val="en-US"/>
-              </w:rPr>
-              <w:t xml:space="preserve">DJVU </w:t>
-            </w:r>
-            <w:r>
-              <w:rPr>
-                <w:b w:val="0"/>
-                <w:bCs/>
-                <w:sz w:val="24"/>
-                <w:szCs w:val="24"/>
-              </w:rPr>
-              <w:t>браузер</w:t>
-            </w:r>
-            <w:r>
-              <w:rPr>
-                <w:b w:val="0"/>
-                <w:bCs/>
-                <w:sz w:val="24"/>
-                <w:szCs w:val="24"/>
-                <w:lang w:val="en-US"/>
-              </w:rPr>
-              <w:t xml:space="preserve"> </w:t>
-            </w:r>
-            <w:proofErr w:type="spellStart"/>
-            <w:r>
-              <w:rPr>
-                <w:b w:val="0"/>
-                <w:bCs/>
-                <w:sz w:val="24"/>
-                <w:szCs w:val="24"/>
-                <w:lang w:val="en-US"/>
-              </w:rPr>
-              <w:t>DjVuBrowser</w:t>
-            </w:r>
-            <w:proofErr w:type="spellEnd"/>
-            <w:r>
-              <w:rPr>
-                <w:b w:val="0"/>
-                <w:bCs/>
-                <w:sz w:val="24"/>
-                <w:szCs w:val="24"/>
-                <w:lang w:val="en-US"/>
-              </w:rPr>
-              <w:t xml:space="preserve"> Plug-in </w:t>
+              </w:rPr>
+              <w:t xml:space="preserve">Программа для просмотра и редактирования </w:t>
+              <w:br/>
+              <w:t xml:space="preserve">Atril – Document Viewer</w:t>
             </w:r>
           </w:p>
         </w:tc>
@@ -11694,7 +11214,7 @@
                 <w:sz w:val="24"/>
                 <w:szCs w:val="24"/>
               </w:rPr>
-              <w:t>Свободно распространяемое ПО</w:t>
+              <w:t xml:space="preserve">Свободно распространяемое ПО</w:t>
             </w:r>
           </w:p>
         </w:tc>
@@ -11722,7 +11242,7 @@
                 <w:sz w:val="24"/>
                 <w:szCs w:val="24"/>
               </w:rPr>
-              <w:t xml:space="preserve">Веб-сервисы MS office365⃰ </w:t>
+              <w:t xml:space="preserve">Медиа-плеер VLC media player </w:t>
             </w:r>
           </w:p>
         </w:tc>
@@ -11748,1041 +11268,28 @@
                 <w:sz w:val="24"/>
                 <w:szCs w:val="24"/>
               </w:rPr>
-              <w:t xml:space="preserve">Бесплатное ПО для учебных заведений </w:t>
-            </w:r>
-            <w:hyperlink r:id="rId41" w:history="1">
-              <w:r>
-                <w:rPr>
-                  <w:rStyle w:val="a4"/>
-                  <w:b w:val="0"/>
-                  <w:bCs/>
-                  <w:sz w:val="24"/>
-                  <w:szCs w:val="24"/>
-                </w:rPr>
-                <w:t>https://www.microsoft.com/ruru/education/products/office</w:t>
-              </w:r>
-            </w:hyperlink>
-            <w:r>
-              <w:rPr>
-                <w:b w:val="0"/>
-                <w:bCs/>
-                <w:sz w:val="24"/>
-                <w:szCs w:val="24"/>
-              </w:rPr>
-              <w:t xml:space="preserve"> </w:t>
-            </w:r>
-          </w:p>
-        </w:tc>
-      </w:tr>
-      <w:tr>
-        <w:tc>
-          <w:tcPr>
-            <w:tcW w:w="4219" w:type="dxa"/>
-            <w:shd w:val="clear" w:color="auto" w:fill="auto"/>
-          </w:tcPr>
-          <w:p>
-            <w:pPr>
-              <w:jc w:val="both"/>
-              <w:rPr>
-                <w:b w:val="0"/>
-                <w:bCs/>
-                <w:sz w:val="24"/>
-                <w:szCs w:val="24"/>
-              </w:rPr>
-            </w:pPr>
-            <w:r>
-              <w:rPr>
-                <w:b w:val="0"/>
-                <w:bCs/>
-                <w:sz w:val="24"/>
-                <w:szCs w:val="24"/>
-              </w:rPr>
-              <w:t>Система электронного обучения Moodle⃰</w:t>
-            </w:r>
-          </w:p>
-        </w:tc>
-        <w:tc>
-          <w:tcPr>
-            <w:tcW w:w="5352" w:type="dxa"/>
-            <w:shd w:val="clear" w:color="auto" w:fill="auto"/>
-          </w:tcPr>
-          <w:p>
-            <w:pPr>
-              <w:jc w:val="both"/>
-              <w:rPr>
-                <w:b w:val="0"/>
-                <w:bCs/>
-                <w:sz w:val="24"/>
-                <w:szCs w:val="24"/>
-              </w:rPr>
-            </w:pPr>
-            <w:r>
-              <w:rPr>
-                <w:b w:val="0"/>
-                <w:bCs/>
-                <w:sz w:val="24"/>
-                <w:szCs w:val="24"/>
-              </w:rPr>
-              <w:t>Свободно распространяемое ПО</w:t>
+              <w:t xml:space="preserve">Свободно распространяемое ПО</w:t>
             </w:r>
           </w:p>
         </w:tc>
       </w:tr>
     </w:tbl>
-    <w:p>
+    <w:p xmlns:w="http://schemas.openxmlformats.org/wordprocessingml/2006/main" xmlns:w14="http://schemas.microsoft.com/office/word/2010/wordml">
       <w:pPr>
         <w:jc w:val="both"/>
         <w:rPr>
-          <w:b w:val="0"/>
           <w:bCs/>
-          <w:i/>
-          <w:sz w:val="24"/>
-          <w:szCs w:val="24"/>
-        </w:rPr>
-      </w:pPr>
-      <w:r>
-        <w:rPr>
-          <w:b w:val="0"/>
+          <w:szCs w:val="28"/>
+        </w:rPr>
+        <w:spacing w:before="0" w:after="0" w:line="20" w:lineRule="exact"/>
+      </w:pPr>
+      <w:r>
+        <w:rPr>
           <w:bCs/>
-          <w:i/>
-          <w:sz w:val="24"/>
-          <w:szCs w:val="24"/>
-        </w:rPr>
-        <w:t xml:space="preserve">⃰ </w:t>
-      </w:r>
-      <w:r>
-        <w:rPr>
-          <w:b w:val="0"/>
-          <w:bCs/>
-          <w:sz w:val="24"/>
-          <w:szCs w:val="24"/>
-        </w:rPr>
-        <w:t>При реализации дисциплины с частичным применением дистанционных образовательных технологий</w:t>
-      </w:r>
-    </w:p>
-    <w:p>
-      <w:pPr>
-        <w:jc w:val="both"/>
-        <w:rPr>
-          <w:szCs w:val="28"/>
-        </w:rPr>
-      </w:pPr>
-    </w:p>
-    <w:p>
-      <w:pPr>
-        <w:jc w:val="both"/>
-        <w:rPr>
-          <w:bCs/>
-          <w:szCs w:val="28"/>
-        </w:rPr>
-      </w:pPr>
-      <w:r>
-        <w:rPr>
-          <w:bCs/>
-          <w:szCs w:val="28"/>
-        </w:rPr>
-        <w:t>Стандартный набор ПО (для кафедральных ноутбуков):</w:t>
-      </w:r>
-    </w:p>
-    <w:tbl>
-      <w:tblPr>
-        <w:tblW w:w="0" w:type="auto"/>
-        <w:tblBorders>
-          <w:top w:val="single" w:sz="4" w:space="0" w:color="auto"/>
-          <w:left w:val="single" w:sz="4" w:space="0" w:color="auto"/>
-          <w:bottom w:val="single" w:sz="4" w:space="0" w:color="auto"/>
-          <w:right w:val="single" w:sz="4" w:space="0" w:color="auto"/>
-          <w:insideH w:val="single" w:sz="4" w:space="0" w:color="auto"/>
-          <w:insideV w:val="single" w:sz="4" w:space="0" w:color="auto"/>
-        </w:tblBorders>
-        <w:tblLayout w:type="fixed"/>
-        <w:tblLook w:val="04A0" w:firstRow="1" w:lastRow="0" w:firstColumn="1" w:lastColumn="0" w:noHBand="0" w:noVBand="1"/>
-      </w:tblPr>
-      <w:tblGrid>
-        <w:gridCol w:w="4219"/>
-        <w:gridCol w:w="5352"/>
-      </w:tblGrid>
-      <w:tr>
-        <w:trPr>
-          <w:tblHeader/>
-        </w:trPr>
-        <w:tc>
-          <w:tcPr>
-            <w:tcW w:type="dxa" w:w="4219"/>
-            <w:vAlign w:val="center"/>
-          </w:tcPr>
-          <w:p>
-            <w:pPr>
-              <w:spacing w:before="0" w:after="20" w:line="240" w:lineRule="auto"/>
-              <w:jc w:val="center"/>
-            </w:pPr>
-            <w:r>
-              <w:rPr>
-                <w:rFonts w:ascii="Times New Roman" w:hAnsi="Times New Roman"/>
-                <w:b/>
-                <w:sz w:val="24"/>
-              </w:rPr>
-              <w:t>Название ПО</w:t>
-            </w:r>
-          </w:p>
-        </w:tc>
-        <w:tc>
-          <w:tcPr>
-            <w:tcW w:type="dxa" w:w="5352"/>
-            <w:vAlign w:val="center"/>
-          </w:tcPr>
-          <w:p>
-            <w:pPr>
-              <w:spacing w:before="0" w:after="20" w:line="240" w:lineRule="auto"/>
-              <w:jc w:val="center"/>
-            </w:pPr>
-            <w:r>
-              <w:rPr>
-                <w:rFonts w:ascii="Times New Roman" w:hAnsi="Times New Roman"/>
-                <w:b/>
-                <w:sz w:val="24"/>
-              </w:rPr>
-              <w:t>Основание</w:t>
-            </w:r>
-          </w:p>
-        </w:tc>
-      </w:tr>
-      <w:tr>
-        <w:tc>
-          <w:tcPr>
-            <w:tcW w:w="4219" w:type="dxa"/>
-            <w:shd w:val="clear" w:color="auto" w:fill="auto"/>
-          </w:tcPr>
-          <w:p>
-            <w:pPr>
-              <w:jc w:val="both"/>
-              <w:rPr>
-                <w:b w:val="0"/>
-                <w:bCs/>
-                <w:sz w:val="24"/>
-                <w:szCs w:val="24"/>
-              </w:rPr>
-            </w:pPr>
-            <w:r>
-              <w:rPr>
-                <w:b w:val="0"/>
-                <w:bCs/>
-                <w:sz w:val="24"/>
-                <w:szCs w:val="24"/>
-              </w:rPr>
-              <w:t xml:space="preserve">PDF ридер </w:t>
-            </w:r>
-            <w:proofErr w:type="spellStart"/>
-            <w:r>
-              <w:rPr>
-                <w:b w:val="0"/>
-                <w:bCs/>
-                <w:sz w:val="24"/>
-                <w:szCs w:val="24"/>
-              </w:rPr>
-              <w:t>Foxit</w:t>
-            </w:r>
-            <w:proofErr w:type="spellEnd"/>
-            <w:r>
-              <w:rPr>
-                <w:b w:val="0"/>
-                <w:bCs/>
-                <w:sz w:val="24"/>
-                <w:szCs w:val="24"/>
-              </w:rPr>
-              <w:t xml:space="preserve"> Reader</w:t>
-            </w:r>
-          </w:p>
-        </w:tc>
-        <w:tc>
-          <w:tcPr>
-            <w:tcW w:w="5352" w:type="dxa"/>
-            <w:shd w:val="clear" w:color="auto" w:fill="auto"/>
-          </w:tcPr>
-          <w:p>
-            <w:pPr>
-              <w:jc w:val="both"/>
-              <w:rPr>
-                <w:b w:val="0"/>
-                <w:bCs/>
-                <w:sz w:val="24"/>
-                <w:szCs w:val="24"/>
-              </w:rPr>
-            </w:pPr>
-            <w:r>
-              <w:rPr>
-                <w:b w:val="0"/>
-                <w:bCs/>
-                <w:sz w:val="24"/>
-                <w:szCs w:val="24"/>
-              </w:rPr>
-              <w:t>Свободно распространяемое ПО</w:t>
-            </w:r>
-          </w:p>
-        </w:tc>
-      </w:tr>
-      <w:tr>
-        <w:tc>
-          <w:tcPr>
-            <w:tcW w:w="4219" w:type="dxa"/>
-            <w:shd w:val="clear" w:color="auto" w:fill="auto"/>
-          </w:tcPr>
-          <w:p>
-            <w:pPr>
-              <w:jc w:val="both"/>
-              <w:rPr>
-                <w:b w:val="0"/>
-                <w:bCs/>
-                <w:sz w:val="24"/>
-                <w:szCs w:val="24"/>
-              </w:rPr>
-            </w:pPr>
-            <w:r>
-              <w:rPr>
-                <w:b w:val="0"/>
-                <w:bCs/>
-                <w:sz w:val="24"/>
-                <w:szCs w:val="24"/>
-              </w:rPr>
-              <w:t xml:space="preserve">Офисное приложение </w:t>
-            </w:r>
-            <w:proofErr w:type="spellStart"/>
-            <w:r>
-              <w:rPr>
-                <w:b w:val="0"/>
-                <w:bCs/>
-                <w:sz w:val="24"/>
-                <w:szCs w:val="24"/>
-              </w:rPr>
-              <w:t>Libre</w:t>
-            </w:r>
-            <w:proofErr w:type="spellEnd"/>
-            <w:r>
-              <w:rPr>
-                <w:b w:val="0"/>
-                <w:bCs/>
-                <w:sz w:val="24"/>
-                <w:szCs w:val="24"/>
-              </w:rPr>
-              <w:t xml:space="preserve"> Office </w:t>
-            </w:r>
-          </w:p>
-        </w:tc>
-        <w:tc>
-          <w:tcPr>
-            <w:tcW w:w="5352" w:type="dxa"/>
-            <w:shd w:val="clear" w:color="auto" w:fill="auto"/>
-          </w:tcPr>
-          <w:p>
-            <w:pPr>
-              <w:jc w:val="both"/>
-              <w:rPr>
-                <w:b w:val="0"/>
-                <w:bCs/>
-                <w:sz w:val="24"/>
-                <w:szCs w:val="24"/>
-              </w:rPr>
-            </w:pPr>
-            <w:r>
-              <w:rPr>
-                <w:b w:val="0"/>
-                <w:bCs/>
-                <w:sz w:val="24"/>
-                <w:szCs w:val="24"/>
-              </w:rPr>
-              <w:t>Свободно распространяемое ПО</w:t>
-            </w:r>
-          </w:p>
-        </w:tc>
-      </w:tr>
-      <w:tr>
-        <w:tc>
-          <w:tcPr>
-            <w:tcW w:w="4219" w:type="dxa"/>
-            <w:shd w:val="clear" w:color="auto" w:fill="auto"/>
-          </w:tcPr>
-          <w:p>
-            <w:pPr>
-              <w:jc w:val="both"/>
-              <w:rPr>
-                <w:b w:val="0"/>
-                <w:bCs/>
-                <w:sz w:val="24"/>
-                <w:szCs w:val="24"/>
-              </w:rPr>
-            </w:pPr>
-            <w:r>
-              <w:rPr>
-                <w:b w:val="0"/>
-                <w:bCs/>
-                <w:sz w:val="24"/>
-                <w:szCs w:val="24"/>
-              </w:rPr>
-              <w:t xml:space="preserve">Архиватор 7-zip </w:t>
-            </w:r>
-          </w:p>
-        </w:tc>
-        <w:tc>
-          <w:tcPr>
-            <w:tcW w:w="5352" w:type="dxa"/>
-            <w:shd w:val="clear" w:color="auto" w:fill="auto"/>
-          </w:tcPr>
-          <w:p>
-            <w:pPr>
-              <w:jc w:val="both"/>
-              <w:rPr>
-                <w:b w:val="0"/>
-                <w:bCs/>
-                <w:sz w:val="24"/>
-                <w:szCs w:val="24"/>
-              </w:rPr>
-            </w:pPr>
-            <w:r>
-              <w:rPr>
-                <w:b w:val="0"/>
-                <w:bCs/>
-                <w:sz w:val="24"/>
-                <w:szCs w:val="24"/>
-              </w:rPr>
-              <w:t>Свободно распространяемое ПО</w:t>
-            </w:r>
-          </w:p>
-        </w:tc>
-      </w:tr>
-      <w:tr>
-        <w:tc>
-          <w:tcPr>
-            <w:tcW w:w="4219" w:type="dxa"/>
-            <w:shd w:val="clear" w:color="auto" w:fill="auto"/>
-          </w:tcPr>
-          <w:p>
-            <w:pPr>
-              <w:jc w:val="both"/>
-              <w:rPr>
-                <w:b w:val="0"/>
-                <w:bCs/>
-                <w:sz w:val="24"/>
-                <w:szCs w:val="24"/>
-                <w:lang w:val="en-US"/>
-              </w:rPr>
-            </w:pPr>
-            <w:r>
-              <w:rPr>
-                <w:b w:val="0"/>
-                <w:bCs/>
-                <w:sz w:val="24"/>
-                <w:szCs w:val="24"/>
-              </w:rPr>
-              <w:t>Браузер</w:t>
-            </w:r>
-            <w:r>
-              <w:rPr>
-                <w:b w:val="0"/>
-                <w:bCs/>
-                <w:sz w:val="24"/>
-                <w:szCs w:val="24"/>
-                <w:lang w:val="en-US"/>
-              </w:rPr>
-              <w:t xml:space="preserve"> </w:t>
-            </w:r>
-            <w:r>
-              <w:rPr>
-                <w:b w:val="0"/>
-                <w:bCs/>
-                <w:sz w:val="24"/>
-                <w:szCs w:val="24"/>
-              </w:rPr>
-              <w:t>изображений</w:t>
-            </w:r>
-            <w:r>
-              <w:rPr>
-                <w:b w:val="0"/>
-                <w:bCs/>
-                <w:sz w:val="24"/>
-                <w:szCs w:val="24"/>
-                <w:lang w:val="en-US"/>
-              </w:rPr>
-              <w:t xml:space="preserve"> Fast Stone </w:t>
-            </w:r>
-            <w:proofErr w:type="spellStart"/>
-            <w:r>
-              <w:rPr>
-                <w:b w:val="0"/>
-                <w:bCs/>
-                <w:sz w:val="24"/>
-                <w:szCs w:val="24"/>
-                <w:lang w:val="en-US"/>
-              </w:rPr>
-              <w:t>ImageViewer</w:t>
-            </w:r>
-            <w:proofErr w:type="spellEnd"/>
-            <w:r>
-              <w:rPr>
-                <w:b w:val="0"/>
-                <w:bCs/>
-                <w:sz w:val="24"/>
-                <w:szCs w:val="24"/>
-                <w:lang w:val="en-US"/>
-              </w:rPr>
-              <w:t xml:space="preserve"> </w:t>
-            </w:r>
-          </w:p>
-        </w:tc>
-        <w:tc>
-          <w:tcPr>
-            <w:tcW w:w="5352" w:type="dxa"/>
-            <w:shd w:val="clear" w:color="auto" w:fill="auto"/>
-          </w:tcPr>
-          <w:p>
-            <w:pPr>
-              <w:jc w:val="both"/>
-              <w:rPr>
-                <w:b w:val="0"/>
-                <w:bCs/>
-                <w:sz w:val="24"/>
-                <w:szCs w:val="24"/>
-              </w:rPr>
-            </w:pPr>
-            <w:r>
-              <w:rPr>
-                <w:b w:val="0"/>
-                <w:bCs/>
-                <w:sz w:val="24"/>
-                <w:szCs w:val="24"/>
-              </w:rPr>
-              <w:t>Свободно распространяемое ПО</w:t>
-            </w:r>
-          </w:p>
-        </w:tc>
-      </w:tr>
-      <w:tr>
-        <w:tc>
-          <w:tcPr>
-            <w:tcW w:w="4219" w:type="dxa"/>
-            <w:shd w:val="clear" w:color="auto" w:fill="auto"/>
-          </w:tcPr>
-          <w:p>
-            <w:pPr>
-              <w:jc w:val="both"/>
-              <w:rPr>
-                <w:b w:val="0"/>
-                <w:bCs/>
-                <w:sz w:val="24"/>
-                <w:szCs w:val="24"/>
-              </w:rPr>
-            </w:pPr>
-            <w:r>
-              <w:rPr>
-                <w:b w:val="0"/>
-                <w:bCs/>
-                <w:sz w:val="24"/>
-                <w:szCs w:val="24"/>
-              </w:rPr>
-              <w:t xml:space="preserve">Медиа проигрыватель VLC </w:t>
-            </w:r>
-            <w:proofErr w:type="spellStart"/>
-            <w:r>
-              <w:rPr>
-                <w:b w:val="0"/>
-                <w:bCs/>
-                <w:sz w:val="24"/>
-                <w:szCs w:val="24"/>
-              </w:rPr>
-              <w:t>mediaplayer</w:t>
-            </w:r>
-            <w:proofErr w:type="spellEnd"/>
-            <w:r>
-              <w:rPr>
-                <w:b w:val="0"/>
-                <w:bCs/>
-                <w:sz w:val="24"/>
-                <w:szCs w:val="24"/>
-              </w:rPr>
-              <w:t xml:space="preserve"> </w:t>
-            </w:r>
-          </w:p>
-        </w:tc>
-        <w:tc>
-          <w:tcPr>
-            <w:tcW w:w="5352" w:type="dxa"/>
-            <w:shd w:val="clear" w:color="auto" w:fill="auto"/>
-          </w:tcPr>
-          <w:p>
-            <w:pPr>
-              <w:jc w:val="both"/>
-              <w:rPr>
-                <w:b w:val="0"/>
-                <w:bCs/>
-                <w:sz w:val="24"/>
-                <w:szCs w:val="24"/>
-              </w:rPr>
-            </w:pPr>
-            <w:r>
-              <w:rPr>
-                <w:b w:val="0"/>
-                <w:bCs/>
-                <w:sz w:val="24"/>
-                <w:szCs w:val="24"/>
-              </w:rPr>
-              <w:t>Свободно распространяемое ПО</w:t>
-            </w:r>
-          </w:p>
-        </w:tc>
-      </w:tr>
-      <w:tr>
-        <w:tc>
-          <w:tcPr>
-            <w:tcW w:w="4219" w:type="dxa"/>
-            <w:shd w:val="clear" w:color="auto" w:fill="auto"/>
-          </w:tcPr>
-          <w:p>
-            <w:pPr>
-              <w:jc w:val="both"/>
-              <w:rPr>
-                <w:b w:val="0"/>
-                <w:bCs/>
-                <w:sz w:val="24"/>
-                <w:szCs w:val="24"/>
-                <w:lang w:val="en-US"/>
-              </w:rPr>
-            </w:pPr>
-            <w:r>
-              <w:rPr>
-                <w:b w:val="0"/>
-                <w:bCs/>
-                <w:sz w:val="24"/>
-                <w:szCs w:val="24"/>
-                <w:lang w:val="en-US"/>
-              </w:rPr>
-              <w:t xml:space="preserve">DJVU </w:t>
-            </w:r>
-            <w:r>
-              <w:rPr>
-                <w:b w:val="0"/>
-                <w:bCs/>
-                <w:sz w:val="24"/>
-                <w:szCs w:val="24"/>
-              </w:rPr>
-              <w:t>браузер</w:t>
-            </w:r>
-            <w:r>
-              <w:rPr>
-                <w:b w:val="0"/>
-                <w:bCs/>
-                <w:sz w:val="24"/>
-                <w:szCs w:val="24"/>
-                <w:lang w:val="en-US"/>
-              </w:rPr>
-              <w:t xml:space="preserve"> </w:t>
-            </w:r>
-            <w:proofErr w:type="spellStart"/>
-            <w:r>
-              <w:rPr>
-                <w:b w:val="0"/>
-                <w:bCs/>
-                <w:sz w:val="24"/>
-                <w:szCs w:val="24"/>
-                <w:lang w:val="en-US"/>
-              </w:rPr>
-              <w:t>DjVuBrowser</w:t>
-            </w:r>
-            <w:proofErr w:type="spellEnd"/>
-            <w:r>
-              <w:rPr>
-                <w:b w:val="0"/>
-                <w:bCs/>
-                <w:sz w:val="24"/>
-                <w:szCs w:val="24"/>
-                <w:lang w:val="en-US"/>
-              </w:rPr>
-              <w:t xml:space="preserve"> Plug-in </w:t>
-            </w:r>
-          </w:p>
-        </w:tc>
-        <w:tc>
-          <w:tcPr>
-            <w:tcW w:w="5352" w:type="dxa"/>
-            <w:shd w:val="clear" w:color="auto" w:fill="auto"/>
-          </w:tcPr>
-          <w:p>
-            <w:pPr>
-              <w:jc w:val="both"/>
-              <w:rPr>
-                <w:b w:val="0"/>
-                <w:bCs/>
-                <w:sz w:val="24"/>
-                <w:szCs w:val="24"/>
-              </w:rPr>
-            </w:pPr>
-            <w:r>
-              <w:rPr>
-                <w:b w:val="0"/>
-                <w:bCs/>
-                <w:sz w:val="24"/>
-                <w:szCs w:val="24"/>
-              </w:rPr>
-              <w:t>Свободно распространяемое ПО</w:t>
-            </w:r>
-          </w:p>
-        </w:tc>
-      </w:tr>
-      <w:tr>
-        <w:tc>
-          <w:tcPr>
-            <w:tcW w:w="4219" w:type="dxa"/>
-            <w:shd w:val="clear" w:color="auto" w:fill="auto"/>
-          </w:tcPr>
-          <w:p>
-            <w:pPr>
-              <w:jc w:val="both"/>
-              <w:rPr>
-                <w:b w:val="0"/>
-                <w:bCs/>
-                <w:sz w:val="24"/>
-                <w:szCs w:val="24"/>
-              </w:rPr>
-            </w:pPr>
-            <w:r>
-              <w:rPr>
-                <w:b w:val="0"/>
-                <w:bCs/>
-                <w:sz w:val="24"/>
-                <w:szCs w:val="24"/>
-              </w:rPr>
-              <w:t xml:space="preserve">Веб-сервисы MS office365⃰ </w:t>
-            </w:r>
-          </w:p>
-        </w:tc>
-        <w:tc>
-          <w:tcPr>
-            <w:tcW w:w="5352" w:type="dxa"/>
-            <w:shd w:val="clear" w:color="auto" w:fill="auto"/>
-          </w:tcPr>
-          <w:p>
-            <w:pPr>
-              <w:jc w:val="both"/>
-              <w:rPr>
-                <w:b w:val="0"/>
-                <w:bCs/>
-                <w:sz w:val="24"/>
-                <w:szCs w:val="24"/>
-              </w:rPr>
-            </w:pPr>
-            <w:r>
-              <w:rPr>
-                <w:b w:val="0"/>
-                <w:bCs/>
-                <w:sz w:val="24"/>
-                <w:szCs w:val="24"/>
-              </w:rPr>
-              <w:t xml:space="preserve">Бесплатное ПО для учебных заведений </w:t>
-            </w:r>
-            <w:hyperlink r:id="rId42" w:history="1">
-              <w:r>
-                <w:rPr>
-                  <w:rStyle w:val="a4"/>
-                  <w:b w:val="0"/>
-                  <w:bCs/>
-                  <w:sz w:val="24"/>
-                  <w:szCs w:val="24"/>
-                </w:rPr>
-                <w:t>https://www.microsoft.com/ruru/education/products/office</w:t>
-              </w:r>
-            </w:hyperlink>
-            <w:r>
-              <w:rPr>
-                <w:b w:val="0"/>
-                <w:bCs/>
-                <w:sz w:val="24"/>
-                <w:szCs w:val="24"/>
-              </w:rPr>
-              <w:t xml:space="preserve"> </w:t>
-            </w:r>
-          </w:p>
-        </w:tc>
-      </w:tr>
-      <w:tr>
-        <w:tc>
-          <w:tcPr>
-            <w:tcW w:w="4219" w:type="dxa"/>
-            <w:shd w:val="clear" w:color="auto" w:fill="auto"/>
-          </w:tcPr>
-          <w:p>
-            <w:pPr>
-              <w:jc w:val="both"/>
-              <w:rPr>
-                <w:b w:val="0"/>
-                <w:bCs/>
-                <w:sz w:val="24"/>
-                <w:szCs w:val="24"/>
-              </w:rPr>
-            </w:pPr>
-            <w:r>
-              <w:rPr>
-                <w:b w:val="0"/>
-                <w:bCs/>
-                <w:sz w:val="24"/>
-                <w:szCs w:val="24"/>
-              </w:rPr>
-              <w:t>Система электронного обучения Moodle⃰</w:t>
-            </w:r>
-          </w:p>
-        </w:tc>
-        <w:tc>
-          <w:tcPr>
-            <w:tcW w:w="5352" w:type="dxa"/>
-            <w:shd w:val="clear" w:color="auto" w:fill="auto"/>
-          </w:tcPr>
-          <w:p>
-            <w:pPr>
-              <w:jc w:val="both"/>
-              <w:rPr>
-                <w:b w:val="0"/>
-                <w:bCs/>
-                <w:sz w:val="24"/>
-                <w:szCs w:val="24"/>
-              </w:rPr>
-            </w:pPr>
-            <w:r>
-              <w:rPr>
-                <w:b w:val="0"/>
-                <w:bCs/>
-                <w:sz w:val="24"/>
-                <w:szCs w:val="24"/>
-              </w:rPr>
-              <w:t>Свободно распространяемое ПО</w:t>
-            </w:r>
-          </w:p>
-        </w:tc>
-      </w:tr>
-    </w:tbl>
-    <w:p>
-      <w:pPr>
-        <w:jc w:val="both"/>
-        <w:rPr>
-          <w:b w:val="0"/>
-          <w:bCs/>
-          <w:i/>
-          <w:sz w:val="24"/>
-          <w:szCs w:val="24"/>
-        </w:rPr>
-      </w:pPr>
-      <w:r>
-        <w:rPr>
-          <w:b w:val="0"/>
-          <w:bCs/>
-          <w:i/>
-          <w:sz w:val="24"/>
-          <w:szCs w:val="24"/>
-        </w:rPr>
-        <w:t xml:space="preserve">⃰ </w:t>
-      </w:r>
-      <w:r>
-        <w:rPr>
-          <w:b w:val="0"/>
-          <w:bCs/>
-          <w:sz w:val="24"/>
-          <w:szCs w:val="24"/>
-        </w:rPr>
-        <w:t>При реализации дисциплины с частичным применением дистанционных образовательных технологий</w:t>
-      </w:r>
-    </w:p>
-    <w:p>
-      <w:pPr>
-        <w:widowControl/>
-        <w:suppressAutoHyphens w:val="0"/>
-        <w:autoSpaceDE/>
-        <w:jc w:val="both"/>
-        <w:rPr>
-          <w:b w:val="0"/>
-          <w:szCs w:val="28"/>
-          <w:lang w:eastAsia="ru-RU"/>
-        </w:rPr>
-      </w:pPr>
-    </w:p>
-    <w:p>
-      <w:pPr>
-        <w:widowControl/>
-        <w:suppressAutoHyphens w:val="0"/>
-        <w:autoSpaceDE/>
-        <w:jc w:val="both"/>
-        <w:rPr>
-          <w:b w:val="0"/>
-          <w:szCs w:val="28"/>
-          <w:lang w:eastAsia="en-US"/>
-        </w:rPr>
-      </w:pPr>
-      <w:r>
-        <w:rPr>
-          <w:b w:val="0"/>
-          <w:szCs w:val="28"/>
-          <w:lang w:eastAsia="en-US"/>
-        </w:rPr>
-        <w:t>При реализации дисциплины с частичным применением дистанционных образовательных технологий используется:</w:t>
-      </w:r>
-    </w:p>
-    <w:p>
-      <w:pPr>
-        <w:widowControl/>
-        <w:numPr>
-          <w:ilvl w:val="0"/>
-          <w:numId w:val="44"/>
-        </w:numPr>
-        <w:suppressAutoHyphens w:val="0"/>
-        <w:autoSpaceDE/>
-        <w:jc w:val="both"/>
-        <w:rPr>
-          <w:b w:val="0"/>
-          <w:szCs w:val="28"/>
-          <w:lang w:eastAsia="en-US"/>
-        </w:rPr>
-      </w:pPr>
-      <w:r>
-        <w:rPr>
-          <w:b w:val="0"/>
-          <w:szCs w:val="28"/>
-          <w:lang w:eastAsia="en-US"/>
-        </w:rPr>
-        <w:t xml:space="preserve">Веб-сервисы MS </w:t>
-      </w:r>
-      <w:r>
-        <w:rPr>
-          <w:b w:val="0"/>
-          <w:szCs w:val="28"/>
-          <w:lang w:val="en-US" w:eastAsia="en-US"/>
-        </w:rPr>
-        <w:t>O</w:t>
-      </w:r>
-      <w:r>
-        <w:rPr>
-          <w:b w:val="0"/>
-          <w:szCs w:val="28"/>
-          <w:lang w:eastAsia="en-US"/>
-        </w:rPr>
-        <w:t xml:space="preserve">ffice365 (бесплатное ПО для учебных заведений </w:t>
-      </w:r>
-      <w:hyperlink r:id="rId43" w:history="1">
-        <w:r>
-          <w:rPr>
-            <w:b w:val="0"/>
-            <w:color w:val="0000FF"/>
-            <w:szCs w:val="28"/>
-            <w:u w:val="single"/>
-            <w:lang w:eastAsia="en-US"/>
-          </w:rPr>
-          <w:t>https://www.microsoft.com/ruru/education/products/office</w:t>
-        </w:r>
-      </w:hyperlink>
-      <w:r>
-        <w:rPr>
-          <w:b w:val="0"/>
-          <w:szCs w:val="28"/>
-          <w:lang w:eastAsia="en-US"/>
-        </w:rPr>
-        <w:t xml:space="preserve"> )</w:t>
-      </w:r>
-    </w:p>
-    <w:p>
-      <w:pPr>
-        <w:widowControl/>
-        <w:numPr>
-          <w:ilvl w:val="0"/>
-          <w:numId w:val="44"/>
-        </w:numPr>
-        <w:suppressAutoHyphens w:val="0"/>
-        <w:autoSpaceDE/>
-        <w:jc w:val="both"/>
-        <w:rPr>
-          <w:b w:val="0"/>
-          <w:szCs w:val="28"/>
-          <w:lang w:eastAsia="en-US"/>
-        </w:rPr>
-      </w:pPr>
-      <w:r>
-        <w:rPr>
-          <w:b w:val="0"/>
-          <w:szCs w:val="28"/>
-          <w:lang w:eastAsia="en-US"/>
-        </w:rPr>
-        <w:t>Система электронного обучения Moodle (свободно распространяемое ПО)</w:t>
-      </w:r>
-    </w:p>
-    <w:p>
-      <w:pPr>
-        <w:widowControl/>
-        <w:numPr>
-          <w:ilvl w:val="0"/>
-          <w:numId w:val="44"/>
-        </w:numPr>
-        <w:suppressAutoHyphens w:val="0"/>
-        <w:autoSpaceDE/>
-        <w:jc w:val="both"/>
-        <w:rPr>
-          <w:b w:val="0"/>
-          <w:szCs w:val="28"/>
-          <w:lang w:eastAsia="en-US"/>
-        </w:rPr>
-      </w:pPr>
-      <w:proofErr w:type="spellStart"/>
-      <w:r>
-        <w:rPr>
-          <w:b w:val="0"/>
-          <w:color w:val="201F1E"/>
-          <w:szCs w:val="28"/>
-          <w:bdr w:val="none" w:sz="0" w:space="0" w:color="auto" w:frame="1"/>
-          <w:lang w:eastAsia="en-US"/>
-        </w:rPr>
-        <w:t>Вебинарная</w:t>
-      </w:r>
-      <w:proofErr w:type="spellEnd"/>
-      <w:r>
-        <w:rPr>
-          <w:b w:val="0"/>
-          <w:color w:val="201F1E"/>
-          <w:szCs w:val="28"/>
-          <w:bdr w:val="none" w:sz="0" w:space="0" w:color="auto" w:frame="1"/>
-          <w:lang w:eastAsia="en-US"/>
-        </w:rPr>
-        <w:t xml:space="preserve"> платформа </w:t>
-      </w:r>
-      <w:r>
-        <w:rPr>
-          <w:b w:val="0"/>
-          <w:color w:val="201F1E"/>
-          <w:szCs w:val="28"/>
-          <w:bdr w:val="none" w:sz="0" w:space="0" w:color="auto" w:frame="1"/>
-          <w:lang w:val="en-US" w:eastAsia="en-US"/>
-        </w:rPr>
-        <w:t>Zoom</w:t>
-      </w:r>
-      <w:r>
-        <w:rPr>
-          <w:b w:val="0"/>
-          <w:color w:val="201F1E"/>
-          <w:szCs w:val="28"/>
-          <w:bdr w:val="none" w:sz="0" w:space="0" w:color="auto" w:frame="1"/>
-          <w:lang w:eastAsia="en-US"/>
-        </w:rPr>
-        <w:t>  (базовый бесплатный тарифный план)</w:t>
-      </w:r>
-    </w:p>
-    <w:bookmarkEnd w:id="3"/>
-    <w:p>
-      <w:pPr>
-        <w:shd w:val="clear" w:color="auto" w:fill="FFFFFF"/>
-        <w:tabs>
-          <w:tab w:val="left" w:pos="851"/>
-        </w:tabs>
-        <w:suppressAutoHyphens w:val="0"/>
-        <w:autoSpaceDE/>
-        <w:ind w:left="567" w:right="527"/>
-        <w:jc w:val="both"/>
-        <w:rPr>
-          <w:b w:val="0"/>
-          <w:sz w:val="24"/>
-          <w:szCs w:val="24"/>
-        </w:rPr>
-      </w:pPr>
+          <w:szCs w:val="28"/>
+        </w:rPr>
+        <w:t xml:space="preserve"/>
+      </w:r>
     </w:p>
     <w:sectPr>
       <w:headerReference w:type="default" r:id="rId44"/>
